--- a/Документы/220812_Б1-ИФСТ-42_2026_1.docx
+++ b/Документы/220812_Б1-ИФСТ-42_2026_1.docx
@@ -77,9 +77,8 @@
       <w:r>
         <w:t>Кафедра «Прикладные информационные технологии»</w:t>
       </w:r>
-      <w:r>
-        <w:t xml:space="preserve"> </w:t>
-      </w:r>
+      <w:bookmarkStart w:id="0" w:name="_GoBack"/>
+      <w:bookmarkEnd w:id="0"/>
     </w:p>
     <w:p>
       <w:pPr>
@@ -1182,6 +1181,7 @@
           <w:docPartUnique/>
         </w:docPartObj>
       </w:sdtPr>
+      <w:sdtEndPr/>
       <w:sdtContent>
         <w:p>
           <w:pPr>
@@ -2744,8 +2744,8 @@
           <w:lang w:val="ru-RU"/>
         </w:rPr>
       </w:pPr>
-      <w:bookmarkStart w:id="0" w:name="_Toc231062503"/>
-      <w:bookmarkStart w:id="1" w:name="_Toc231928851"/>
+      <w:bookmarkStart w:id="1" w:name="_Toc231062503"/>
+      <w:bookmarkStart w:id="2" w:name="_Toc231928851"/>
       <w:r>
         <w:rPr>
           <w:lang w:val="ru-RU"/>
@@ -2753,8 +2753,8 @@
         <w:lastRenderedPageBreak/>
         <w:t>ВВЕДЕНИЕ</w:t>
       </w:r>
-      <w:bookmarkEnd w:id="0"/>
       <w:bookmarkEnd w:id="1"/>
+      <w:bookmarkEnd w:id="2"/>
     </w:p>
     <w:p>
       <w:r>
@@ -3183,21 +3183,21 @@
           <w:numId w:val="20"/>
         </w:numPr>
       </w:pPr>
-      <w:bookmarkStart w:id="2" w:name="_Toc231062504"/>
-      <w:bookmarkStart w:id="3" w:name="_Toc231928852"/>
+      <w:bookmarkStart w:id="3" w:name="_Toc231062504"/>
+      <w:bookmarkStart w:id="4" w:name="_Toc231928852"/>
       <w:r>
         <w:lastRenderedPageBreak/>
         <w:t>АНАЛИЗ ПРЕДМЕТНОЙ ОБЛАСТИ</w:t>
       </w:r>
-      <w:bookmarkEnd w:id="2"/>
       <w:bookmarkEnd w:id="3"/>
+      <w:bookmarkEnd w:id="4"/>
     </w:p>
     <w:p>
       <w:pPr>
         <w:pStyle w:val="2"/>
       </w:pPr>
-      <w:bookmarkStart w:id="4" w:name="_Toc231062505"/>
-      <w:bookmarkStart w:id="5" w:name="_Toc231928853"/>
+      <w:bookmarkStart w:id="5" w:name="_Toc231062505"/>
+      <w:bookmarkStart w:id="6" w:name="_Toc231928853"/>
       <w:proofErr w:type="spellStart"/>
       <w:r>
         <w:t>Описание</w:t>
@@ -3218,8 +3218,8 @@
       <w:r>
         <w:t>области</w:t>
       </w:r>
-      <w:bookmarkEnd w:id="4"/>
       <w:bookmarkEnd w:id="5"/>
+      <w:bookmarkEnd w:id="6"/>
       <w:proofErr w:type="spellEnd"/>
     </w:p>
     <w:p>
@@ -3439,22 +3439,22 @@
           <w:lang w:val="ru-RU"/>
         </w:rPr>
       </w:pPr>
-      <w:bookmarkStart w:id="6" w:name="_Toc231062506"/>
-      <w:bookmarkStart w:id="7" w:name="_Toc231928854"/>
+      <w:bookmarkStart w:id="7" w:name="_Toc231062506"/>
+      <w:bookmarkStart w:id="8" w:name="_Toc231928854"/>
       <w:r>
         <w:rPr>
           <w:lang w:val="ru-RU"/>
         </w:rPr>
         <w:t xml:space="preserve">Обзор существующих </w:t>
       </w:r>
-      <w:bookmarkEnd w:id="6"/>
+      <w:bookmarkEnd w:id="7"/>
       <w:r>
         <w:rPr>
           <w:lang w:val="ru-RU"/>
         </w:rPr>
         <w:t>решений</w:t>
       </w:r>
-      <w:bookmarkEnd w:id="7"/>
+      <w:bookmarkEnd w:id="8"/>
     </w:p>
     <w:p>
       <w:pPr>
@@ -3962,16 +3962,16 @@
           <w:lang w:val="ru-RU"/>
         </w:rPr>
       </w:pPr>
-      <w:bookmarkStart w:id="8" w:name="_Toc230290901"/>
-      <w:bookmarkStart w:id="9" w:name="_Toc231062509"/>
+      <w:bookmarkStart w:id="9" w:name="_Toc230290901"/>
+      <w:bookmarkStart w:id="10" w:name="_Toc231062509"/>
       <w:r>
         <w:rPr>
           <w:lang w:val="ru-RU"/>
         </w:rPr>
         <w:t>Комплексные</w:t>
       </w:r>
-      <w:bookmarkEnd w:id="8"/>
       <w:bookmarkEnd w:id="9"/>
+      <w:bookmarkEnd w:id="10"/>
       <w:r>
         <w:rPr>
           <w:lang w:val="ru-RU"/>
@@ -4138,8 +4138,8 @@
       <w:pPr>
         <w:pStyle w:val="2"/>
       </w:pPr>
-      <w:bookmarkStart w:id="10" w:name="_Toc231062510"/>
-      <w:bookmarkStart w:id="11" w:name="_Toc231928855"/>
+      <w:bookmarkStart w:id="11" w:name="_Toc231062510"/>
+      <w:bookmarkStart w:id="12" w:name="_Toc231928855"/>
       <w:proofErr w:type="spellStart"/>
       <w:r>
         <w:t>Сравнительный</w:t>
@@ -4168,17 +4168,48 @@
       <w:r>
         <w:t>решений</w:t>
       </w:r>
-      <w:bookmarkEnd w:id="10"/>
       <w:bookmarkEnd w:id="11"/>
+      <w:bookmarkEnd w:id="12"/>
       <w:proofErr w:type="spellEnd"/>
     </w:p>
     <w:p>
       <w:r>
         <w:t>Для объективного обоснования необходимости разработки собственной информационной системы был проведён сравнительный анализ рассмотренных аналогов по ключевым функциональным и организационным критериям, непосредственно соответствующим требованиям к разрабатываемой системе. Результаты анализа представлены в таблице 1.</w:t>
       </w:r>
-    </w:p>
-    <w:p>
-      <w:r>
+      <w:r>
+        <w:t xml:space="preserve"> </w:t>
+      </w:r>
+    </w:p>
+    <w:p>
+      <w:r>
+        <w:t xml:space="preserve">Как следует из приведённого </w:t>
+      </w:r>
+      <w:r>
+        <w:t xml:space="preserve">ниже </w:t>
+      </w:r>
+      <w:r>
+        <w:t>анализа, ни одно из рассмотренных решений не удовлетворяет в полной мере совокупности требований к разрабатываемой системе.</w:t>
+      </w:r>
+      <w:r>
+        <w:t xml:space="preserve"> </w:t>
+      </w:r>
+      <w:r>
+        <w:t xml:space="preserve">Дополнительным ограничивающим фактором для всех зарубежных платформ является наличие санкционных рисков, делающих их применение в инфраструктуре </w:t>
+      </w:r>
+      <w:proofErr w:type="spellStart"/>
+      <w:r>
+        <w:t>Норникеля</w:t>
+      </w:r>
+      <w:proofErr w:type="spellEnd"/>
+      <w:r>
+        <w:t xml:space="preserve"> потенциально невозможным.</w:t>
+      </w:r>
+    </w:p>
+    <w:p/>
+    <w:p/>
+    <w:p>
+      <w:r>
+        <w:lastRenderedPageBreak/>
         <w:t>Таблица 1 – Сравнительный анализ существующих систем управления качеством металла</w:t>
       </w:r>
     </w:p>
@@ -4828,7 +4859,6 @@
                 <w:szCs w:val="24"/>
                 <w:lang w:bidi="ar-SA"/>
               </w:rPr>
-              <w:lastRenderedPageBreak/>
               <w:t>Мониторинг отклонений в реальном времени</w:t>
             </w:r>
           </w:p>
@@ -5878,7 +5908,7 @@
     </w:tbl>
     <w:p>
       <w:r>
-        <w:t xml:space="preserve">Как следует из приведённого анализа, ни одно из рассмотренных решений не удовлетворяет в полной мере совокупности требований к разрабатываемой системе. Платформы AVEVA PI </w:t>
+        <w:t xml:space="preserve">Платформы AVEVA PI </w:t>
       </w:r>
       <w:proofErr w:type="spellStart"/>
       <w:r>
@@ -5946,32 +5976,24 @@
         <w:t>–</w:t>
       </w:r>
       <w:r>
-        <w:t xml:space="preserve"> требует значительных инвестиций в лицензирование и внедрение, не адаптировано к специфике производства цветных металлов и не предоставляет готовых персонализированных витрин для различных категорий производственного персонала. Дополнительным ограничивающим фактором для всех зарубежных платформ является наличие санкционных рисков, делающих их применение в инфраструктуре </w:t>
-      </w:r>
-      <w:proofErr w:type="spellStart"/>
-      <w:r>
-        <w:t>Норникеля</w:t>
-      </w:r>
-      <w:proofErr w:type="spellEnd"/>
-      <w:r>
-        <w:t xml:space="preserve"> потенциально невозможным.</w:t>
-      </w:r>
-    </w:p>
-    <w:p>
-      <w:r>
-        <w:t xml:space="preserve">Таким образом, ни одно из существующих решений не обеспечивает одновременно интеграцию MES, SCADA и LIMS в едином интерфейсе, персонализированные ролевые витрины данных, управление реестром инцидентов с уведомлениями и генерацию отчётов по партиям, </w:t>
+        <w:t xml:space="preserve"> требует значительных инвестиций в лицензирование и внедрение, не адаптировано к специфике производства цветных металлов и не предоставляет готовых персонализированных витрин для различных категорий производственного персонала.</w:t>
+      </w:r>
+    </w:p>
+    <w:p>
+      <w:r>
+        <w:t xml:space="preserve">Таким образом, ни одно из существующих решений не обеспечивает одновременно интеграцию MES, SCADA и LIMS в едином интерфейсе, </w:t>
       </w:r>
       <w:r>
         <w:lastRenderedPageBreak/>
-        <w:t>адаптированных к специфике производства цветных металлов. Именно этим определяется необходимость разработки специализированной информационной системы витрины качества металла.</w:t>
+        <w:t>персонализированные ролевые витрины данных, управление реестром инцидентов с уведомлениями и генерацию отчётов по партиям, адаптированных к специфике производства цветных металлов. Именно этим определяется необходимость разработки специализированной информационной системы витрины качества металла.</w:t>
       </w:r>
     </w:p>
     <w:p>
       <w:pPr>
         <w:pStyle w:val="2"/>
       </w:pPr>
-      <w:bookmarkStart w:id="12" w:name="_Toc231062511"/>
-      <w:bookmarkStart w:id="13" w:name="_Toc231928856"/>
+      <w:bookmarkStart w:id="13" w:name="_Toc231062511"/>
+      <w:bookmarkStart w:id="14" w:name="_Toc231928856"/>
       <w:proofErr w:type="spellStart"/>
       <w:r>
         <w:t>Постановка</w:t>
@@ -6000,8 +6022,8 @@
       <w:r>
         <w:t>разработку</w:t>
       </w:r>
-      <w:bookmarkEnd w:id="12"/>
       <w:bookmarkEnd w:id="13"/>
+      <w:bookmarkEnd w:id="14"/>
       <w:proofErr w:type="spellEnd"/>
     </w:p>
     <w:p>
@@ -6028,7 +6050,11 @@
         <w:t>производства</w:t>
       </w:r>
       <w:r>
-        <w:t>, руководства и администратора, каждая из которых получает доступ к специализированной витрине данных, соответствующ</w:t>
+        <w:t xml:space="preserve">, руководства и администратора, каждая из которых получает доступ к специализированной витрине данных, </w:t>
+      </w:r>
+      <w:r>
+        <w:lastRenderedPageBreak/>
+        <w:t>соответствующ</w:t>
       </w:r>
       <w:r>
         <w:t>ей</w:t>
@@ -6040,11 +6066,7 @@
         <w:t>интересам</w:t>
       </w:r>
       <w:r>
-        <w:t xml:space="preserve"> конкретной категории пользователей. Сотрудники лаборатории должны иметь доступ преимущественно к </w:t>
-      </w:r>
-      <w:r>
-        <w:lastRenderedPageBreak/>
-        <w:t xml:space="preserve">результатам исследований LIMS, производственный персонал </w:t>
+        <w:t xml:space="preserve"> конкретной категории пользователей. Сотрудники лаборатории должны иметь доступ преимущественно к результатам исследований LIMS, производственный персонал </w:t>
       </w:r>
       <w:r>
         <w:t>–</w:t>
@@ -6110,23 +6132,23 @@
       <w:pPr>
         <w:pStyle w:val="1"/>
       </w:pPr>
-      <w:bookmarkStart w:id="14" w:name="_Toc231062512"/>
-      <w:bookmarkStart w:id="15" w:name="_Toc231928857"/>
+      <w:bookmarkStart w:id="15" w:name="_Toc231062512"/>
+      <w:bookmarkStart w:id="16" w:name="_Toc231928857"/>
       <w:r>
         <w:lastRenderedPageBreak/>
         <w:t>ПРОЕКТИРОВАНИЕ ИНФОРМАЦИОННОЙ СИСТЕМЫ</w:t>
       </w:r>
-      <w:bookmarkEnd w:id="14"/>
       <w:bookmarkEnd w:id="15"/>
+      <w:bookmarkEnd w:id="16"/>
     </w:p>
     <w:p>
       <w:pPr>
         <w:pStyle w:val="2"/>
       </w:pPr>
-      <w:bookmarkStart w:id="16" w:name="_Toc198227623"/>
-      <w:bookmarkStart w:id="17" w:name="_Toc198201797"/>
-      <w:bookmarkStart w:id="18" w:name="_Toc231062513"/>
-      <w:bookmarkStart w:id="19" w:name="_Toc231928858"/>
+      <w:bookmarkStart w:id="17" w:name="_Toc198227623"/>
+      <w:bookmarkStart w:id="18" w:name="_Toc198201797"/>
+      <w:bookmarkStart w:id="19" w:name="_Toc231062513"/>
+      <w:bookmarkStart w:id="20" w:name="_Toc231928858"/>
       <w:proofErr w:type="spellStart"/>
       <w:r>
         <w:t>Функциональные</w:t>
@@ -6143,14 +6165,14 @@
       <w:r>
         <w:t xml:space="preserve"> </w:t>
       </w:r>
-      <w:bookmarkEnd w:id="16"/>
       <w:bookmarkEnd w:id="17"/>
+      <w:bookmarkEnd w:id="18"/>
       <w:proofErr w:type="spellStart"/>
       <w:r>
         <w:t>системы</w:t>
       </w:r>
-      <w:bookmarkEnd w:id="18"/>
       <w:bookmarkEnd w:id="19"/>
+      <w:bookmarkEnd w:id="20"/>
       <w:proofErr w:type="spellEnd"/>
     </w:p>
     <w:p>
@@ -6159,7 +6181,7 @@
           <w:lang w:bidi="ar-SA"/>
         </w:rPr>
       </w:pPr>
-      <w:bookmarkStart w:id="20" w:name="_Toc231062514"/>
+      <w:bookmarkStart w:id="21" w:name="_Toc231062514"/>
       <w:r>
         <w:rPr>
           <w:lang w:bidi="ar-SA"/>
@@ -6458,7 +6480,7 @@
           <w:lang w:val="ru-RU"/>
         </w:rPr>
       </w:pPr>
-      <w:bookmarkStart w:id="21" w:name="_Toc231928859"/>
+      <w:bookmarkStart w:id="22" w:name="_Toc231928859"/>
       <w:r>
         <w:rPr>
           <w:lang w:val="ru-RU"/>
@@ -6483,8 +6505,8 @@
         </w:rPr>
         <w:t>системы</w:t>
       </w:r>
-      <w:bookmarkEnd w:id="20"/>
       <w:bookmarkEnd w:id="21"/>
+      <w:bookmarkEnd w:id="22"/>
     </w:p>
     <w:p>
       <w:r>
@@ -6502,8 +6524,8 @@
       <w:pPr>
         <w:pStyle w:val="3"/>
       </w:pPr>
-      <w:bookmarkStart w:id="22" w:name="_Toc230290908"/>
-      <w:bookmarkStart w:id="23" w:name="_Toc231062515"/>
+      <w:bookmarkStart w:id="23" w:name="_Toc230290908"/>
+      <w:bookmarkStart w:id="24" w:name="_Toc231062515"/>
       <w:proofErr w:type="spellStart"/>
       <w:r>
         <w:t>Входные</w:t>
@@ -6516,8 +6538,8 @@
       <w:r>
         <w:t>данные</w:t>
       </w:r>
-      <w:bookmarkEnd w:id="22"/>
       <w:bookmarkEnd w:id="23"/>
+      <w:bookmarkEnd w:id="24"/>
       <w:proofErr w:type="spellEnd"/>
     </w:p>
     <w:p>
@@ -6879,22 +6901,13 @@
         <w:t>оборудования</w:t>
       </w:r>
       <w:r>
-        <w:t xml:space="preserve"> и оператора, </w:t>
-      </w:r>
-      <w:r>
-        <w:t>на каком этапе производства находится партия</w:t>
-      </w:r>
-      <w:r>
-        <w:t>,</w:t>
+        <w:t xml:space="preserve"> и оператора, на каком этапе производства находится партия,</w:t>
       </w:r>
       <w:r>
         <w:t xml:space="preserve"> </w:t>
       </w:r>
       <w:r>
-        <w:t>временные отметки смены статусов</w:t>
-      </w:r>
-      <w:r>
-        <w:t xml:space="preserve">, </w:t>
+        <w:t xml:space="preserve">временные отметки смены статусов, </w:t>
       </w:r>
       <w:r>
         <w:t xml:space="preserve">продолжительность </w:t>
@@ -7018,8 +7031,8 @@
       <w:pPr>
         <w:pStyle w:val="3"/>
       </w:pPr>
-      <w:bookmarkStart w:id="24" w:name="_Toc230290909"/>
-      <w:bookmarkStart w:id="25" w:name="_Toc231062516"/>
+      <w:bookmarkStart w:id="25" w:name="_Toc230290909"/>
+      <w:bookmarkStart w:id="26" w:name="_Toc231062516"/>
       <w:proofErr w:type="spellStart"/>
       <w:r>
         <w:t>Выходные</w:t>
@@ -7032,8 +7045,8 @@
       <w:r>
         <w:t>данные</w:t>
       </w:r>
-      <w:bookmarkEnd w:id="24"/>
       <w:bookmarkEnd w:id="25"/>
+      <w:bookmarkEnd w:id="26"/>
       <w:proofErr w:type="spellEnd"/>
     </w:p>
     <w:p>
@@ -7356,8 +7369,8 @@
           <w:lang w:val="ru-RU"/>
         </w:rPr>
       </w:pPr>
-      <w:bookmarkStart w:id="26" w:name="_Toc231062517"/>
-      <w:bookmarkStart w:id="27" w:name="_Toc231928860"/>
+      <w:bookmarkStart w:id="27" w:name="_Toc231062517"/>
+      <w:bookmarkStart w:id="28" w:name="_Toc231928860"/>
       <w:r>
         <w:rPr>
           <w:lang w:val="ru-RU"/>
@@ -7370,8 +7383,8 @@
         </w:rPr>
         <w:t>и потоков системы</w:t>
       </w:r>
-      <w:bookmarkEnd w:id="26"/>
       <w:bookmarkEnd w:id="27"/>
+      <w:bookmarkEnd w:id="28"/>
     </w:p>
     <w:p>
       <w:r>
@@ -7391,11 +7404,11 @@
           <w:lang w:val="ru-RU"/>
         </w:rPr>
       </w:pPr>
-      <w:bookmarkStart w:id="28" w:name="_Toc231062518"/>
+      <w:bookmarkStart w:id="29" w:name="_Toc231062518"/>
       <w:r>
         <w:t>IDEF0</w:t>
       </w:r>
-      <w:bookmarkEnd w:id="28"/>
+      <w:bookmarkEnd w:id="29"/>
     </w:p>
     <w:p>
       <w:pPr>
@@ -7852,11 +7865,11 @@
       <w:pPr>
         <w:pStyle w:val="3"/>
       </w:pPr>
-      <w:bookmarkStart w:id="29" w:name="_Toc231062519"/>
+      <w:bookmarkStart w:id="30" w:name="_Toc231062519"/>
       <w:r>
         <w:t>IDEF3</w:t>
       </w:r>
-      <w:bookmarkEnd w:id="29"/>
+      <w:bookmarkEnd w:id="30"/>
     </w:p>
     <w:p>
       <w:r>
@@ -7968,9 +7981,6 @@
     <w:p>
       <w:pPr>
         <w:pStyle w:val="af1"/>
-        <w:rPr>
-          <w:lang w:val="en-US"/>
-        </w:rPr>
       </w:pPr>
       <w:r>
         <w:t xml:space="preserve">Рисунок </w:t>
@@ -7985,7 +7995,10 @@
         <w:rPr>
           <w:lang w:val="en-US"/>
         </w:rPr>
-        <w:t>IDEF3</w:t>
+        <w:t>IDEF</w:t>
+      </w:r>
+      <w:r>
+        <w:t>3</w:t>
       </w:r>
     </w:p>
     <w:p>
@@ -8073,11 +8086,11 @@
       <w:pPr>
         <w:pStyle w:val="3"/>
       </w:pPr>
-      <w:bookmarkStart w:id="30" w:name="_Toc231062521"/>
+      <w:bookmarkStart w:id="31" w:name="_Toc231062521"/>
       <w:r>
         <w:t>UML</w:t>
       </w:r>
-      <w:bookmarkEnd w:id="30"/>
+      <w:bookmarkEnd w:id="31"/>
     </w:p>
     <w:p>
       <w:r>
@@ -8291,10 +8304,7 @@
         <w:t>Диаграмма активности</w:t>
       </w:r>
       <w:r>
-        <w:t xml:space="preserve"> </w:t>
-      </w:r>
-      <w:r>
-        <w:t>(</w:t>
+        <w:t xml:space="preserve"> (</w:t>
       </w:r>
       <w:proofErr w:type="spellStart"/>
       <w:r>
@@ -8399,22 +8409,13 @@
     </w:p>
     <w:p>
       <w:r>
-        <w:t>Процесс инициируется нажатием пользователем кнопки «Создать отчёт» на детальной странице партии, после чего клиентское приложение отправляет запрос на сервер.</w:t>
-      </w:r>
-      <w:r>
-        <w:t xml:space="preserve"> </w:t>
+        <w:t xml:space="preserve">Процесс инициируется нажатием пользователем кнопки «Создать отчёт» на детальной странице партии, после чего клиентское приложение отправляет запрос на сервер. </w:t>
       </w:r>
       <w:r>
         <w:t>Серверное приложение проверяет подлинность токена</w:t>
       </w:r>
       <w:r>
-        <w:t xml:space="preserve"> в </w:t>
-      </w:r>
-      <w:r>
-        <w:t>запрос</w:t>
-      </w:r>
-      <w:r>
-        <w:t>е</w:t>
+        <w:t xml:space="preserve"> в запросе</w:t>
       </w:r>
       <w:r>
         <w:t xml:space="preserve">, после чего запрашивает из БД </w:t>
@@ -8590,8 +8591,8 @@
       <w:pPr>
         <w:pStyle w:val="2"/>
       </w:pPr>
-      <w:bookmarkStart w:id="31" w:name="_Toc231062522"/>
-      <w:bookmarkStart w:id="32" w:name="_Toc231928861"/>
+      <w:bookmarkStart w:id="32" w:name="_Toc231062522"/>
+      <w:bookmarkStart w:id="33" w:name="_Toc231928861"/>
       <w:proofErr w:type="spellStart"/>
       <w:r>
         <w:t>Архитектура</w:t>
@@ -8604,8 +8605,8 @@
       <w:r>
         <w:t>системы</w:t>
       </w:r>
-      <w:bookmarkEnd w:id="31"/>
       <w:bookmarkEnd w:id="32"/>
+      <w:bookmarkEnd w:id="33"/>
       <w:proofErr w:type="spellEnd"/>
     </w:p>
     <w:p>
@@ -8770,8 +8771,8 @@
       <w:pPr>
         <w:pStyle w:val="1"/>
       </w:pPr>
-      <w:bookmarkStart w:id="33" w:name="_Toc231062523"/>
-      <w:bookmarkStart w:id="34" w:name="_Toc231928862"/>
+      <w:bookmarkStart w:id="34" w:name="_Toc231062523"/>
+      <w:bookmarkStart w:id="35" w:name="_Toc231928862"/>
       <w:r>
         <w:lastRenderedPageBreak/>
         <w:t>ОПИСАНИЕ ПРАКТИЧЕСКО</w:t>
@@ -8785,8 +8786,8 @@
       <w:r>
         <w:t xml:space="preserve"> РЕАЛИЗАЦИИ СИСТЕМЫ</w:t>
       </w:r>
-      <w:bookmarkEnd w:id="33"/>
       <w:bookmarkEnd w:id="34"/>
+      <w:bookmarkEnd w:id="35"/>
     </w:p>
     <w:p>
       <w:pPr>
@@ -8797,8 +8798,8 @@
         </w:numPr>
         <w:ind w:left="709"/>
       </w:pPr>
-      <w:bookmarkStart w:id="35" w:name="_Toc231062524"/>
-      <w:bookmarkStart w:id="36" w:name="_Toc231928863"/>
+      <w:bookmarkStart w:id="36" w:name="_Toc231062524"/>
+      <w:bookmarkStart w:id="37" w:name="_Toc231928863"/>
       <w:proofErr w:type="spellStart"/>
       <w:r>
         <w:t>Выбор</w:t>
@@ -8819,8 +8820,8 @@
       <w:r>
         <w:t>реализации</w:t>
       </w:r>
-      <w:bookmarkEnd w:id="35"/>
       <w:bookmarkEnd w:id="36"/>
+      <w:bookmarkEnd w:id="37"/>
       <w:proofErr w:type="spellEnd"/>
     </w:p>
     <w:p>
@@ -9442,11 +9443,6 @@
       </w:r>
     </w:p>
     <w:p>
-      <w:pPr>
-        <w:rPr>
-          <w:lang w:val="en-US"/>
-        </w:rPr>
-      </w:pPr>
       <w:proofErr w:type="spellStart"/>
       <w:r>
         <w:t>Apache</w:t>
@@ -9612,8 +9608,8 @@
       <w:pPr>
         <w:pStyle w:val="2"/>
       </w:pPr>
-      <w:bookmarkStart w:id="37" w:name="_Toc231062525"/>
-      <w:bookmarkStart w:id="38" w:name="_Toc231928864"/>
+      <w:bookmarkStart w:id="38" w:name="_Toc231062525"/>
+      <w:bookmarkStart w:id="39" w:name="_Toc231928864"/>
       <w:proofErr w:type="spellStart"/>
       <w:r>
         <w:t>Реализация</w:t>
@@ -9634,8 +9630,8 @@
       <w:r>
         <w:t>данных</w:t>
       </w:r>
-      <w:bookmarkEnd w:id="37"/>
       <w:bookmarkEnd w:id="38"/>
+      <w:bookmarkEnd w:id="39"/>
       <w:proofErr w:type="spellEnd"/>
     </w:p>
     <w:p>
@@ -11218,13 +11214,7 @@
         <w:t xml:space="preserve"> </w:t>
       </w:r>
       <w:r>
-        <w:t xml:space="preserve">Ее структура отражена в таблице </w:t>
-      </w:r>
-      <w:r>
-        <w:t>5</w:t>
-      </w:r>
-      <w:r>
-        <w:t>.</w:t>
+        <w:t>Ее структура отражена в таблице 5.</w:t>
       </w:r>
     </w:p>
     <w:p>
@@ -11236,13 +11226,7 @@
         </w:rPr>
       </w:pPr>
       <w:r>
-        <w:t xml:space="preserve">Таблица </w:t>
-      </w:r>
-      <w:r>
-        <w:t>5</w:t>
-      </w:r>
-      <w:r>
-        <w:t xml:space="preserve"> – Структура таблицы </w:t>
+        <w:t xml:space="preserve">Таблица 5 – Структура таблицы </w:t>
       </w:r>
       <w:proofErr w:type="spellStart"/>
       <w:r>
@@ -17816,25 +17800,7 @@
                 <w:szCs w:val="24"/>
                 <w:lang w:bidi="ar-SA"/>
               </w:rPr>
-              <w:t xml:space="preserve">DEFAULT </w:t>
-            </w:r>
-            <w:proofErr w:type="gramStart"/>
-            <w:r>
-              <w:rPr>
-                <w:sz w:val="24"/>
-                <w:szCs w:val="24"/>
-                <w:lang w:bidi="ar-SA"/>
-              </w:rPr>
-              <w:t>NOW(</w:t>
-            </w:r>
-            <w:proofErr w:type="gramEnd"/>
-            <w:r>
-              <w:rPr>
-                <w:sz w:val="24"/>
-                <w:szCs w:val="24"/>
-                <w:lang w:bidi="ar-SA"/>
-              </w:rPr>
-              <w:t>)</w:t>
+              <w:t>DEFAULT NOW()</w:t>
             </w:r>
           </w:p>
         </w:tc>
@@ -18511,34 +18477,16 @@
                 <w:szCs w:val="24"/>
                 <w:lang w:val="en-US" w:bidi="ar-SA"/>
               </w:rPr>
-              <w:t>gen_random_</w:t>
-            </w:r>
-            <w:proofErr w:type="gramStart"/>
+              <w:t>gen_random_uuid</w:t>
+            </w:r>
+            <w:proofErr w:type="spellEnd"/>
             <w:r>
               <w:rPr>
                 <w:sz w:val="24"/>
                 <w:szCs w:val="24"/>
                 <w:lang w:val="en-US" w:bidi="ar-SA"/>
               </w:rPr>
-              <w:t>uuid</w:t>
-            </w:r>
-            <w:proofErr w:type="spellEnd"/>
-            <w:r>
-              <w:rPr>
-                <w:sz w:val="24"/>
-                <w:szCs w:val="24"/>
-                <w:lang w:val="en-US" w:bidi="ar-SA"/>
-              </w:rPr>
-              <w:t>(</w:t>
-            </w:r>
-            <w:proofErr w:type="gramEnd"/>
-            <w:r>
-              <w:rPr>
-                <w:sz w:val="24"/>
-                <w:szCs w:val="24"/>
-                <w:lang w:val="en-US" w:bidi="ar-SA"/>
-              </w:rPr>
-              <w:t>)</w:t>
+              <w:t>()</w:t>
             </w:r>
           </w:p>
         </w:tc>
@@ -19690,25 +19638,7 @@
                 <w:szCs w:val="24"/>
                 <w:lang w:bidi="ar-SA"/>
               </w:rPr>
-              <w:t xml:space="preserve">DEFAULT </w:t>
-            </w:r>
-            <w:proofErr w:type="gramStart"/>
-            <w:r>
-              <w:rPr>
-                <w:sz w:val="24"/>
-                <w:szCs w:val="24"/>
-                <w:lang w:bidi="ar-SA"/>
-              </w:rPr>
-              <w:t>NOW(</w:t>
-            </w:r>
-            <w:proofErr w:type="gramEnd"/>
-            <w:r>
-              <w:rPr>
-                <w:sz w:val="24"/>
-                <w:szCs w:val="24"/>
-                <w:lang w:bidi="ar-SA"/>
-              </w:rPr>
-              <w:t>)</w:t>
+              <w:t>DEFAULT NOW()</w:t>
             </w:r>
           </w:p>
         </w:tc>
@@ -20239,8 +20169,8 @@
       <w:pPr>
         <w:pStyle w:val="2"/>
       </w:pPr>
-      <w:bookmarkStart w:id="39" w:name="_Toc231062526"/>
-      <w:bookmarkStart w:id="40" w:name="_Toc231928865"/>
+      <w:bookmarkStart w:id="40" w:name="_Toc231062526"/>
+      <w:bookmarkStart w:id="41" w:name="_Toc231928865"/>
       <w:proofErr w:type="spellStart"/>
       <w:r>
         <w:t>Реализация</w:t>
@@ -20269,8 +20199,8 @@
       <w:r>
         <w:t>системы</w:t>
       </w:r>
-      <w:bookmarkEnd w:id="39"/>
       <w:bookmarkEnd w:id="40"/>
+      <w:bookmarkEnd w:id="41"/>
       <w:proofErr w:type="spellEnd"/>
     </w:p>
     <w:p>
@@ -21611,8 +21541,8 @@
       <w:pPr>
         <w:pStyle w:val="2"/>
       </w:pPr>
-      <w:bookmarkStart w:id="41" w:name="_Toc231062527"/>
-      <w:bookmarkStart w:id="42" w:name="_Toc231928866"/>
+      <w:bookmarkStart w:id="42" w:name="_Toc231062527"/>
+      <w:bookmarkStart w:id="43" w:name="_Toc231928866"/>
       <w:proofErr w:type="spellStart"/>
       <w:r>
         <w:t>Реализация</w:t>
@@ -21633,8 +21563,8 @@
       <w:r>
         <w:t>части</w:t>
       </w:r>
-      <w:bookmarkEnd w:id="41"/>
       <w:bookmarkEnd w:id="42"/>
+      <w:bookmarkEnd w:id="43"/>
       <w:proofErr w:type="spellEnd"/>
     </w:p>
     <w:p>
@@ -23985,11 +23915,7 @@
       </w:r>
       <w:proofErr w:type="spellEnd"/>
       <w:r>
-        <w:t>(</w:t>
-      </w:r>
-      <w:proofErr w:type="gramStart"/>
-      <w:r>
-        <w:t>).</w:t>
+        <w:t>().</w:t>
       </w:r>
       <w:proofErr w:type="spellStart"/>
       <w:r>
@@ -23999,7 +23925,6 @@
         <w:t>getAuthentication</w:t>
       </w:r>
       <w:proofErr w:type="spellEnd"/>
-      <w:proofErr w:type="gramEnd"/>
       <w:r>
         <w:t>().</w:t>
       </w:r>
@@ -24075,7 +24000,6 @@
       <w:r>
         <w:t xml:space="preserve">). Метод валидации проверяет целостность подписи, соответствие алгоритма и срок действия токена. Секретный ключ подписи хранится в конфигурационном файле </w:t>
       </w:r>
-      <w:proofErr w:type="gramStart"/>
       <w:r>
         <w:rPr>
           <w:lang w:val="en-US"/>
@@ -24091,7 +24015,6 @@
         </w:rPr>
         <w:t>properties</w:t>
       </w:r>
-      <w:proofErr w:type="gramEnd"/>
       <w:r>
         <w:t xml:space="preserve"> и передаётся в </w:t>
       </w:r>
@@ -24265,8 +24188,8 @@
       <w:pPr>
         <w:pStyle w:val="2"/>
       </w:pPr>
-      <w:bookmarkStart w:id="43" w:name="_Toc231062528"/>
-      <w:bookmarkStart w:id="44" w:name="_Toc231928867"/>
+      <w:bookmarkStart w:id="44" w:name="_Toc231062528"/>
+      <w:bookmarkStart w:id="45" w:name="_Toc231928867"/>
       <w:proofErr w:type="spellStart"/>
       <w:r>
         <w:t>Реализация</w:t>
@@ -24287,8 +24210,8 @@
       <w:r>
         <w:t>части</w:t>
       </w:r>
-      <w:bookmarkEnd w:id="43"/>
       <w:bookmarkEnd w:id="44"/>
+      <w:bookmarkEnd w:id="45"/>
       <w:proofErr w:type="spellEnd"/>
     </w:p>
     <w:p>
@@ -24410,15 +24333,7 @@
       </w:r>
       <w:proofErr w:type="spellEnd"/>
       <w:r>
-        <w:t xml:space="preserve">-компоненты, организованные по принадлежности к конкретным страницам либо </w:t>
-      </w:r>
-      <w:proofErr w:type="gramStart"/>
-      <w:r>
-        <w:t>в поддиректорию</w:t>
-      </w:r>
-      <w:proofErr w:type="gramEnd"/>
-      <w:r>
-        <w:t xml:space="preserve"> </w:t>
+        <w:t xml:space="preserve">-компоненты, организованные по принадлежности к конкретным страницам либо в поддиректорию </w:t>
       </w:r>
       <w:proofErr w:type="spellStart"/>
       <w:r>
@@ -25365,6 +25280,9 @@
         <w:t xml:space="preserve"> 1</w:t>
       </w:r>
       <w:r>
+        <w:rPr>
+          <w:lang w:val="en-US"/>
+        </w:rPr>
         <w:t>3</w:t>
       </w:r>
       <w:r>
@@ -25609,7 +25527,6 @@
         <w:t>batches</w:t>
       </w:r>
       <w:proofErr w:type="spellEnd"/>
-      <w:proofErr w:type="gramStart"/>
       <w:r>
         <w:t>/:</w:t>
       </w:r>
@@ -25618,7 +25535,6 @@
         <w:t>metalType</w:t>
       </w:r>
       <w:proofErr w:type="spellEnd"/>
-      <w:proofErr w:type="gramEnd"/>
       <w:r>
         <w:t>. Страница выполняет запрос к /</w:t>
       </w:r>
@@ -25635,7 +25551,6 @@
         <w:t>batches</w:t>
       </w:r>
       <w:proofErr w:type="spellEnd"/>
-      <w:proofErr w:type="gramStart"/>
       <w:r>
         <w:t>/:</w:t>
       </w:r>
@@ -25644,7 +25559,6 @@
         <w:t>metalType</w:t>
       </w:r>
       <w:proofErr w:type="spellEnd"/>
-      <w:proofErr w:type="gramEnd"/>
       <w:r>
         <w:t xml:space="preserve"> и отображает полный список партий выбранного типа металла, что представлено на рисунке 1</w:t>
       </w:r>
@@ -25827,18 +25741,13 @@
       </w:r>
       <w:proofErr w:type="spellEnd"/>
       <w:r>
-        <w:t xml:space="preserve">, доступном по маршруту </w:t>
-      </w:r>
-      <w:proofErr w:type="gramStart"/>
-      <w:r>
-        <w:t>/:</w:t>
+        <w:t>, доступном по маршруту /:</w:t>
       </w:r>
       <w:proofErr w:type="spellStart"/>
       <w:r>
         <w:t>role</w:t>
       </w:r>
       <w:proofErr w:type="spellEnd"/>
-      <w:proofErr w:type="gramEnd"/>
       <w:r>
         <w:t>/</w:t>
       </w:r>
@@ -25901,6 +25810,9 @@
         <w:jc w:val="center"/>
       </w:pPr>
       <w:r>
+        <w:rPr>
+          <w:noProof/>
+        </w:rPr>
         <w:drawing>
           <wp:inline distT="0" distB="0" distL="0" distR="0" wp14:anchorId="76767E26" wp14:editId="17FCDEC2">
             <wp:extent cx="5939790" cy="3566795"/>
@@ -26144,29 +26056,17 @@
     <w:p>
       <w:pPr>
         <w:pStyle w:val="af1"/>
-        <w:rPr>
-          <w:lang w:val="en-US"/>
-        </w:rPr>
       </w:pPr>
       <w:r>
         <w:t>Рисунок</w:t>
       </w:r>
       <w:r>
-        <w:rPr>
-          <w:lang w:val="en-US"/>
-        </w:rPr>
         <w:t xml:space="preserve"> </w:t>
       </w:r>
       <w:r>
-        <w:rPr>
-          <w:lang w:val="en-US"/>
-        </w:rPr>
         <w:t>17</w:t>
       </w:r>
       <w:r>
-        <w:rPr>
-          <w:lang w:val="en-US"/>
-        </w:rPr>
         <w:t xml:space="preserve"> – </w:t>
       </w:r>
       <w:proofErr w:type="spellStart"/>
@@ -26178,9 +26078,6 @@
       </w:r>
       <w:proofErr w:type="spellEnd"/>
       <w:r>
-        <w:rPr>
-          <w:lang w:val="en-US"/>
-        </w:rPr>
         <w:t xml:space="preserve">, </w:t>
       </w:r>
       <w:proofErr w:type="spellStart"/>
@@ -26192,18 +26089,12 @@
       </w:r>
       <w:proofErr w:type="spellEnd"/>
       <w:r>
-        <w:rPr>
-          <w:lang w:val="en-US"/>
-        </w:rPr>
         <w:t xml:space="preserve"> – </w:t>
       </w:r>
       <w:r>
         <w:t>блок</w:t>
       </w:r>
       <w:r>
-        <w:rPr>
-          <w:lang w:val="en-US"/>
-        </w:rPr>
         <w:t xml:space="preserve"> </w:t>
       </w:r>
       <w:r>
@@ -27026,7 +26917,7 @@
       <w:pPr>
         <w:pStyle w:val="2"/>
       </w:pPr>
-      <w:bookmarkStart w:id="45" w:name="_Toc231928868"/>
+      <w:bookmarkStart w:id="46" w:name="_Toc231928868"/>
       <w:proofErr w:type="spellStart"/>
       <w:r>
         <w:t>Итоги</w:t>
@@ -27047,7 +26938,7 @@
       <w:r>
         <w:t>системы</w:t>
       </w:r>
-      <w:bookmarkEnd w:id="45"/>
+      <w:bookmarkEnd w:id="46"/>
       <w:proofErr w:type="spellEnd"/>
     </w:p>
     <w:p>
@@ -27065,15 +26956,7 @@
     </w:p>
     <w:p>
       <w:r>
-        <w:t xml:space="preserve">Серверная часть обеспечивает обработку входящих производственных данных </w:t>
-      </w:r>
-      <w:proofErr w:type="gramStart"/>
-      <w:r>
-        <w:t>через брокер</w:t>
-      </w:r>
-      <w:proofErr w:type="gramEnd"/>
-      <w:r>
-        <w:t xml:space="preserve"> сообщений </w:t>
+        <w:t xml:space="preserve">Серверная часть обеспечивает обработку входящих производственных данных через брокер сообщений </w:t>
       </w:r>
       <w:proofErr w:type="spellStart"/>
       <w:r>
@@ -27189,8 +27072,8 @@
           <w:lang w:val="ru-RU"/>
         </w:rPr>
       </w:pPr>
-      <w:bookmarkStart w:id="46" w:name="_Toc231062529"/>
-      <w:bookmarkStart w:id="47" w:name="_Toc231928869"/>
+      <w:bookmarkStart w:id="47" w:name="_Toc231062529"/>
+      <w:bookmarkStart w:id="48" w:name="_Toc231928869"/>
       <w:r>
         <w:rPr>
           <w:lang w:val="ru-RU"/>
@@ -27198,8 +27081,8 @@
         <w:lastRenderedPageBreak/>
         <w:t>ЗАКЛЮЧЕНИЕ</w:t>
       </w:r>
-      <w:bookmarkEnd w:id="46"/>
       <w:bookmarkEnd w:id="47"/>
+      <w:bookmarkEnd w:id="48"/>
     </w:p>
     <w:p>
       <w:r>
@@ -27536,14 +27419,14 @@
         </w:numPr>
         <w:ind w:left="709"/>
       </w:pPr>
-      <w:bookmarkStart w:id="48" w:name="_Toc231062530"/>
-      <w:bookmarkStart w:id="49" w:name="_Toc231928870"/>
+      <w:bookmarkStart w:id="49" w:name="_Toc231062530"/>
+      <w:bookmarkStart w:id="50" w:name="_Toc231928870"/>
       <w:r>
         <w:lastRenderedPageBreak/>
         <w:t>СПИСОК ИСПОЛЬЗОВАННЫХ ИСТОЧНИКОВ</w:t>
       </w:r>
-      <w:bookmarkEnd w:id="48"/>
       <w:bookmarkEnd w:id="49"/>
+      <w:bookmarkEnd w:id="50"/>
     </w:p>
     <w:p>
       <w:pPr>
@@ -27581,21 +27464,7 @@
         <w:rPr>
           <w:lang w:val="en-US"/>
         </w:rPr>
-        <w:t xml:space="preserve">]. — </w:t>
-      </w:r>
-      <w:proofErr w:type="gramStart"/>
-      <w:r>
-        <w:rPr>
-          <w:lang w:val="en-US"/>
-        </w:rPr>
-        <w:t>Geneva :</w:t>
-      </w:r>
-      <w:proofErr w:type="gramEnd"/>
-      <w:r>
-        <w:rPr>
-          <w:lang w:val="en-US"/>
-        </w:rPr>
-        <w:t xml:space="preserve"> International Organization for Standardization, 2015. — URL: https://www.iso.org/standard/62085.html (</w:t>
+        <w:t>]. — Geneva : International Organization for Standardization, 2015. — URL: https://www.iso.org/standard/62085.html (</w:t>
       </w:r>
       <w:r>
         <w:t>дата</w:t>
@@ -27662,21 +27531,7 @@
         <w:rPr>
           <w:lang w:val="en-US"/>
         </w:rPr>
-        <w:t xml:space="preserve">]. — </w:t>
-      </w:r>
-      <w:proofErr w:type="gramStart"/>
-      <w:r>
-        <w:rPr>
-          <w:lang w:val="en-US"/>
-        </w:rPr>
-        <w:t>Geneva :</w:t>
-      </w:r>
-      <w:proofErr w:type="gramEnd"/>
-      <w:r>
-        <w:rPr>
-          <w:lang w:val="en-US"/>
-        </w:rPr>
-        <w:t xml:space="preserve"> International Organization for Standardization, 2017. — URL: https://www.iso.org/standard/66912.html (</w:t>
+        <w:t>]. — Geneva : International Organization for Standardization, 2017. — URL: https://www.iso.org/standard/66912.html (</w:t>
       </w:r>
       <w:r>
         <w:t>дата</w:t>
@@ -27740,7 +27595,6 @@
       <w:r>
         <w:t xml:space="preserve">Интегрированные системы проектирования и управления. </w:t>
       </w:r>
-      <w:proofErr w:type="gramStart"/>
       <w:r>
         <w:rPr>
           <w:lang w:val="en-US"/>
@@ -27748,11 +27602,7 @@
         <w:t>SCADA</w:t>
       </w:r>
       <w:r>
-        <w:t xml:space="preserve"> :</w:t>
-      </w:r>
-      <w:proofErr w:type="gramEnd"/>
-      <w:r>
-        <w:t xml:space="preserve"> учебное пособие / Х. Н. </w:t>
+        <w:t xml:space="preserve"> : учебное пособие / Х. Н. </w:t>
       </w:r>
       <w:proofErr w:type="spellStart"/>
       <w:r>
@@ -27768,15 +27618,7 @@
       </w:r>
       <w:proofErr w:type="spellEnd"/>
       <w:r>
-        <w:t>, С. А. Хохрин [и др.]. — Санкт-</w:t>
-      </w:r>
-      <w:proofErr w:type="gramStart"/>
-      <w:r>
-        <w:t>Петербург :</w:t>
-      </w:r>
-      <w:proofErr w:type="gramEnd"/>
-      <w:r>
-        <w:t xml:space="preserve"> Лань, 2022. — 408 с. — </w:t>
+        <w:t xml:space="preserve">, С. А. Хохрин [и др.]. — Санкт-Петербург : Лань, 2022. — 408 с. — </w:t>
       </w:r>
       <w:r>
         <w:rPr>
@@ -27794,11 +27636,7 @@
         <w:t> </w:t>
       </w:r>
       <w:r>
-        <w:t xml:space="preserve">— </w:t>
-      </w:r>
-      <w:proofErr w:type="gramStart"/>
-      <w:r>
-        <w:t>Текст</w:t>
+        <w:t>— Текст</w:t>
       </w:r>
       <w:r>
         <w:rPr>
@@ -27807,11 +27645,7 @@
         <w:t> </w:t>
       </w:r>
       <w:r>
-        <w:t>:</w:t>
-      </w:r>
-      <w:proofErr w:type="gramEnd"/>
-      <w:r>
-        <w:t xml:space="preserve"> электронный</w:t>
+        <w:t>: электронный</w:t>
       </w:r>
       <w:r>
         <w:rPr>
@@ -27909,23 +27743,7 @@
         <w:ind w:left="993" w:hanging="284"/>
       </w:pPr>
       <w:r>
-        <w:t xml:space="preserve">Федотов, А. В. Компьютерное управление в производственных </w:t>
-      </w:r>
-      <w:proofErr w:type="gramStart"/>
-      <w:r>
-        <w:t>системах :</w:t>
-      </w:r>
-      <w:proofErr w:type="gramEnd"/>
-      <w:r>
-        <w:t xml:space="preserve"> Учебное пособие для вузов / А. В. Федотов, В. Г. Хомченко. — 2-е изд., стер. — Санкт-</w:t>
-      </w:r>
-      <w:proofErr w:type="gramStart"/>
-      <w:r>
-        <w:t>Петербург :</w:t>
-      </w:r>
-      <w:proofErr w:type="gramEnd"/>
-      <w:r>
-        <w:t xml:space="preserve"> Лань, 2021. — 620 с. — </w:t>
+        <w:t xml:space="preserve">Федотов, А. В. Компьютерное управление в производственных системах : Учебное пособие для вузов / А. В. Федотов, В. Г. Хомченко. — 2-е изд., стер. — Санкт-Петербург : Лань, 2021. — 620 с. — </w:t>
       </w:r>
       <w:r>
         <w:rPr>
@@ -27943,11 +27761,7 @@
         <w:t> </w:t>
       </w:r>
       <w:r>
-        <w:t xml:space="preserve">— </w:t>
-      </w:r>
-      <w:proofErr w:type="gramStart"/>
-      <w:r>
-        <w:t>Текст</w:t>
+        <w:t>— Текст</w:t>
       </w:r>
       <w:r>
         <w:rPr>
@@ -27956,11 +27770,7 @@
         <w:t> </w:t>
       </w:r>
       <w:r>
-        <w:t>:</w:t>
-      </w:r>
-      <w:proofErr w:type="gramEnd"/>
-      <w:r>
-        <w:t xml:space="preserve"> электронный</w:t>
+        <w:t>: электронный</w:t>
       </w:r>
       <w:r>
         <w:rPr>
@@ -28078,21 +27888,7 @@
         <w:rPr>
           <w:lang w:val="en-US"/>
         </w:rPr>
-        <w:t xml:space="preserve">, S., Ward, G., Herman, G. Laboratory Information Management Systems (LIMS) // Cannabis Laboratory Fundamentals / ed. by S. R. Opie. — </w:t>
-      </w:r>
-      <w:proofErr w:type="gramStart"/>
-      <w:r>
-        <w:rPr>
-          <w:lang w:val="en-US"/>
-        </w:rPr>
-        <w:t>Cham :</w:t>
-      </w:r>
-      <w:proofErr w:type="gramEnd"/>
-      <w:r>
-        <w:rPr>
-          <w:lang w:val="en-US"/>
-        </w:rPr>
-        <w:t xml:space="preserve"> Springer, 2021. — P. 183–210. — DOI: 10.1007/978-3-030-62716-4_7. </w:t>
+        <w:t xml:space="preserve">, S., Ward, G., Herman, G. Laboratory Information Management Systems (LIMS) // Cannabis Laboratory Fundamentals / ed. by S. R. Opie. — Cham : Springer, 2021. — P. 183–210. — DOI: 10.1007/978-3-030-62716-4_7. </w:t>
       </w:r>
     </w:p>
     <w:p>
@@ -28492,17 +28288,12 @@
         <w:t xml:space="preserve"> X </w:t>
       </w:r>
       <w:proofErr w:type="spellStart"/>
-      <w:proofErr w:type="gramStart"/>
       <w:r>
         <w:t>Quality</w:t>
       </w:r>
       <w:proofErr w:type="spellEnd"/>
       <w:r>
-        <w:t xml:space="preserve"> :</w:t>
-      </w:r>
-      <w:proofErr w:type="gramEnd"/>
-      <w:r>
-        <w:t xml:space="preserve"> [Электронный ресурс]. — Режим доступа: https://www.siemens.com/ru-ru/products/opcenter/quality-x-cloud-qms/essentials/ (дата обращения: 0</w:t>
+        <w:t xml:space="preserve"> : [Электронный ресурс]. — Режим доступа: https://www.siemens.com/ru-ru/products/opcenter/quality-x-cloud-qms/essentials/ (дата обращения: 0</w:t>
       </w:r>
       <w:r>
         <w:t>2</w:t>
@@ -28527,31 +28318,7 @@
         <w:ind w:left="993" w:hanging="284"/>
       </w:pPr>
       <w:r>
-        <w:t xml:space="preserve">Рочев, К. В. Информационные технологии. Анализ и проектирование информационных </w:t>
-      </w:r>
-      <w:proofErr w:type="gramStart"/>
-      <w:r>
-        <w:t>систем :</w:t>
-      </w:r>
-      <w:proofErr w:type="gramEnd"/>
-      <w:r>
-        <w:t xml:space="preserve"> учебное пособие для вузов / К. В. Рочев. — 4-е изд., стер. — Санкт-</w:t>
-      </w:r>
-      <w:proofErr w:type="gramStart"/>
-      <w:r>
-        <w:t>Петербург :</w:t>
-      </w:r>
-      <w:proofErr w:type="gramEnd"/>
-      <w:r>
-        <w:t xml:space="preserve"> Лань, 2025. — 128 с. — ISBN 978-5-507-50803-7. — </w:t>
-      </w:r>
-      <w:proofErr w:type="gramStart"/>
-      <w:r>
-        <w:t>Текст :</w:t>
-      </w:r>
-      <w:proofErr w:type="gramEnd"/>
-      <w:r>
-        <w:t xml:space="preserve"> электронный // Лань : электронно-библиотечная система. — URL: https://e.lanbook.com/book/465164 (дата обращения: 0</w:t>
+        <w:t>Рочев, К. В. Информационные технологии. Анализ и проектирование информационных систем : учебное пособие для вузов / К. В. Рочев. — 4-е изд., стер. — Санкт-Петербург : Лань, 2025. — 128 с. — ISBN 978-5-507-50803-7. — Текст : электронный // Лань : электронно-библиотечная система. — URL: https://e.lanbook.com/book/465164 (дата обращения: 0</w:t>
       </w:r>
       <w:r>
         <w:t>1</w:t>
@@ -28584,31 +28351,7 @@
         <w:ind w:left="993" w:hanging="284"/>
       </w:pPr>
       <w:r>
-        <w:t xml:space="preserve">Остроух, А. В. Проектирование информационных </w:t>
-      </w:r>
-      <w:proofErr w:type="gramStart"/>
-      <w:r>
-        <w:t>систем :</w:t>
-      </w:r>
-      <w:proofErr w:type="gramEnd"/>
-      <w:r>
-        <w:t xml:space="preserve"> монография / А. В. Остроух, Н. Е. Суркова. — 2-е изд., стер. — Санкт-</w:t>
-      </w:r>
-      <w:proofErr w:type="gramStart"/>
-      <w:r>
-        <w:t>Петербург :</w:t>
-      </w:r>
-      <w:proofErr w:type="gramEnd"/>
-      <w:r>
-        <w:t xml:space="preserve"> Лань, 2021. — 164 с. — ISBN 978-5-8114-8377-8. — </w:t>
-      </w:r>
-      <w:proofErr w:type="gramStart"/>
-      <w:r>
-        <w:t>Текст :</w:t>
-      </w:r>
-      <w:proofErr w:type="gramEnd"/>
-      <w:r>
-        <w:t xml:space="preserve"> электронный // Лань : электронно-библиотечная система. — URL: https://e.lanbook.com/book/175513 (дата обращения: 0</w:t>
+        <w:t>Остроух, А. В. Проектирование информационных систем : монография / А. В. Остроух, Н. Е. Суркова. — 2-е изд., стер. — Санкт-Петербург : Лань, 2021. — 164 с. — ISBN 978-5-8114-8377-8. — Текст : электронный // Лань : электронно-библиотечная система. — URL: https://e.lanbook.com/book/175513 (дата обращения: 0</w:t>
       </w:r>
       <w:r>
         <w:t>1</w:t>
@@ -28645,15 +28388,7 @@
       </w:r>
       <w:r>
         <w:lastRenderedPageBreak/>
-        <w:t xml:space="preserve">правила, диаграммы, примеры </w:t>
-      </w:r>
-      <w:proofErr w:type="gramStart"/>
-      <w:r>
-        <w:t>применения :</w:t>
-      </w:r>
-      <w:proofErr w:type="gramEnd"/>
-      <w:r>
-        <w:t xml:space="preserve"> учебное пособие / Я. А. Копылова, А. Д. </w:t>
+        <w:t xml:space="preserve">правила, диаграммы, примеры применения : учебное пособие / Я. А. Копылова, А. Д. </w:t>
       </w:r>
       <w:proofErr w:type="spellStart"/>
       <w:r>
@@ -28661,23 +28396,7 @@
       </w:r>
       <w:proofErr w:type="spellEnd"/>
       <w:r>
-        <w:t xml:space="preserve">. — </w:t>
-      </w:r>
-      <w:proofErr w:type="gramStart"/>
-      <w:r>
-        <w:t>Москва :</w:t>
-      </w:r>
-      <w:proofErr w:type="gramEnd"/>
-      <w:r>
-        <w:t xml:space="preserve"> РТУ МИРЭА, 2025. — 76 с. — ISBN 978-5-7339-2806-7. — </w:t>
-      </w:r>
-      <w:proofErr w:type="gramStart"/>
-      <w:r>
-        <w:t>Текст :</w:t>
-      </w:r>
-      <w:proofErr w:type="gramEnd"/>
-      <w:r>
-        <w:t xml:space="preserve"> электронный // Лань : электронно-библиотечная система. — URL: https://e.lanbook.com/book/516288 (дата обращения: 0</w:t>
+        <w:t>. — Москва : РТУ МИРЭА, 2025. — 76 с. — ISBN 978-5-7339-2806-7. — Текст : электронный // Лань : электронно-библиотечная система. — URL: https://e.lanbook.com/book/516288 (дата обращения: 0</w:t>
       </w:r>
       <w:r>
         <w:t>1</w:t>
@@ -30065,7 +29784,6 @@
         <w:t xml:space="preserve">Spring Framework Reference. </w:t>
       </w:r>
       <w:proofErr w:type="spellStart"/>
-      <w:proofErr w:type="gramStart"/>
       <w:r>
         <w:rPr>
           <w:lang w:val="en-US"/>
@@ -30077,14 +29795,7 @@
         <w:rPr>
           <w:lang w:val="en-US"/>
         </w:rPr>
-        <w:t xml:space="preserve"> :</w:t>
-      </w:r>
-      <w:proofErr w:type="gramEnd"/>
-      <w:r>
-        <w:rPr>
-          <w:lang w:val="en-US"/>
-        </w:rPr>
-        <w:t>: Spring Framework [</w:t>
+        <w:t xml:space="preserve"> :: Spring Framework [</w:t>
       </w:r>
       <w:r>
         <w:t>Электронный</w:t>
@@ -30307,8 +30018,8 @@
           <w:lang w:val="ru-RU"/>
         </w:rPr>
       </w:pPr>
-      <w:bookmarkStart w:id="50" w:name="_Toc231062531"/>
-      <w:bookmarkStart w:id="51" w:name="_Toc231928871"/>
+      <w:bookmarkStart w:id="51" w:name="_Toc231062531"/>
+      <w:bookmarkStart w:id="52" w:name="_Toc231928871"/>
       <w:r>
         <w:rPr>
           <w:lang w:val="ru-RU"/>
@@ -30316,14 +30027,14 @@
         <w:lastRenderedPageBreak/>
         <w:t xml:space="preserve">ПРИЛОЖЕНИЕ </w:t>
       </w:r>
-      <w:bookmarkEnd w:id="50"/>
+      <w:bookmarkEnd w:id="51"/>
       <w:r>
         <w:rPr>
           <w:lang w:val="ru-RU"/>
         </w:rPr>
         <w:t>А</w:t>
       </w:r>
-      <w:bookmarkEnd w:id="51"/>
+      <w:bookmarkEnd w:id="52"/>
     </w:p>
     <w:p>
       <w:pPr>
@@ -30334,29 +30045,36 @@
       </w:r>
     </w:p>
     <w:p>
-      <w:pPr>
-        <w:rPr>
-          <w:lang w:val="en-US"/>
-        </w:rPr>
-      </w:pPr>
-      <w:r>
-        <w:rPr>
-          <w:lang w:val="en-US"/>
-        </w:rPr>
-        <w:t>services:</w:t>
-      </w:r>
-    </w:p>
-    <w:p>
-      <w:pPr>
-        <w:rPr>
-          <w:lang w:val="en-US"/>
-        </w:rPr>
-      </w:pPr>
-      <w:r>
-        <w:rPr>
-          <w:lang w:val="en-US"/>
-        </w:rPr>
-        <w:t>  data-mart-frontend:</w:t>
+      <w:r>
+        <w:rPr>
+          <w:lang w:val="en-US"/>
+        </w:rPr>
+        <w:t>services</w:t>
+      </w:r>
+      <w:r>
+        <w:t>:</w:t>
+      </w:r>
+    </w:p>
+    <w:p>
+      <w:pPr>
+        <w:rPr>
+          <w:lang w:val="en-US"/>
+        </w:rPr>
+      </w:pPr>
+      <w:r>
+        <w:rPr>
+          <w:lang w:val="en-US"/>
+        </w:rPr>
+        <w:t> </w:t>
+      </w:r>
+      <w:r>
+        <w:t xml:space="preserve"> </w:t>
+      </w:r>
+      <w:r>
+        <w:rPr>
+          <w:lang w:val="en-US"/>
+        </w:rPr>
+        <w:t>data-mart-frontend:</w:t>
       </w:r>
     </w:p>
     <w:p>
@@ -30382,21 +30100,7 @@
         <w:rPr>
           <w:lang w:val="en-US"/>
         </w:rPr>
-        <w:t>      context</w:t>
-      </w:r>
-      <w:proofErr w:type="gramStart"/>
-      <w:r>
-        <w:rPr>
-          <w:lang w:val="en-US"/>
-        </w:rPr>
-        <w:t>: .</w:t>
-      </w:r>
-      <w:proofErr w:type="gramEnd"/>
-      <w:r>
-        <w:rPr>
-          <w:lang w:val="en-US"/>
-        </w:rPr>
-        <w:t>/Frontend</w:t>
+        <w:t>      context: ./Frontend</w:t>
       </w:r>
     </w:p>
     <w:p>
@@ -30448,6 +30152,11 @@
       </w:r>
     </w:p>
     <w:p>
+      <w:pPr>
+        <w:rPr>
+          <w:lang w:val="en-US"/>
+        </w:rPr>
+      </w:pPr>
       <w:r>
         <w:rPr>
           <w:lang w:val="en-US"/>
@@ -30469,10 +30178,11 @@
         <w:t>: data-mart-frontend</w:t>
       </w:r>
       <w:r>
+        <w:rPr>
+          <w:lang w:val="en-US"/>
+        </w:rPr>
         <w:t xml:space="preserve"> </w:t>
       </w:r>
-      <w:bookmarkStart w:id="52" w:name="_GoBack"/>
-      <w:bookmarkEnd w:id="52"/>
     </w:p>
     <w:p>
       <w:pPr>
@@ -30609,21 +30319,7 @@
         <w:rPr>
           <w:lang w:val="en-US"/>
         </w:rPr>
-        <w:t>      context</w:t>
-      </w:r>
-      <w:proofErr w:type="gramStart"/>
-      <w:r>
-        <w:rPr>
-          <w:lang w:val="en-US"/>
-        </w:rPr>
-        <w:t>: .</w:t>
-      </w:r>
-      <w:proofErr w:type="gramEnd"/>
-      <w:r>
-        <w:rPr>
-          <w:lang w:val="en-US"/>
-        </w:rPr>
-        <w:t>/</w:t>
+        <w:t>      context: ./</w:t>
       </w:r>
       <w:proofErr w:type="spellStart"/>
       <w:r>
@@ -30970,21 +30666,7 @@
         <w:rPr>
           <w:lang w:val="en-US"/>
         </w:rPr>
-        <w:t>      context</w:t>
-      </w:r>
-      <w:proofErr w:type="gramStart"/>
-      <w:r>
-        <w:rPr>
-          <w:lang w:val="en-US"/>
-        </w:rPr>
-        <w:t>: .</w:t>
-      </w:r>
-      <w:proofErr w:type="gramEnd"/>
-      <w:r>
-        <w:rPr>
-          <w:lang w:val="en-US"/>
-        </w:rPr>
-        <w:t>/</w:t>
+        <w:t>      context: ./</w:t>
       </w:r>
       <w:proofErr w:type="spellStart"/>
       <w:r>
@@ -31444,21 +31126,7 @@
         <w:rPr>
           <w:lang w:val="en-US"/>
         </w:rPr>
-        <w:t>      context</w:t>
-      </w:r>
-      <w:proofErr w:type="gramStart"/>
-      <w:r>
-        <w:rPr>
-          <w:lang w:val="en-US"/>
-        </w:rPr>
-        <w:t>: .</w:t>
-      </w:r>
-      <w:proofErr w:type="gramEnd"/>
-      <w:r>
-        <w:rPr>
-          <w:lang w:val="en-US"/>
-        </w:rPr>
-        <w:t>/Postgres</w:t>
+        <w:t>      context: ./Postgres</w:t>
       </w:r>
     </w:p>
     <w:p>
@@ -31955,21 +31623,7 @@
         <w:rPr>
           <w:lang w:val="en-US"/>
         </w:rPr>
-        <w:t xml:space="preserve">      KAFKA_LISTENER_SECURITY_PROTOCOL_MAP: </w:t>
-      </w:r>
-      <w:proofErr w:type="gramStart"/>
-      <w:r>
-        <w:rPr>
-          <w:lang w:val="en-US"/>
-        </w:rPr>
-        <w:t>PLAINTEXT:PLAINTEXT</w:t>
-      </w:r>
-      <w:proofErr w:type="gramEnd"/>
-      <w:r>
-        <w:rPr>
-          <w:lang w:val="en-US"/>
-        </w:rPr>
-        <w:t>,PLAINTEXT_HOST:PLAINTEXT</w:t>
+        <w:t>      KAFKA_LISTENER_SECURITY_PROTOCOL_MAP: PLAINTEXT:PLAINTEXT,PLAINTEXT_HOST:PLAINTEXT</w:t>
       </w:r>
     </w:p>
     <w:p>
@@ -32104,6 +31758,11 @@
       </w:r>
     </w:p>
     <w:p>
+      <w:pPr>
+        <w:rPr>
+          <w:lang w:val="en-US"/>
+        </w:rPr>
+      </w:pPr>
       <w:r>
         <w:rPr>
           <w:lang w:val="en-US"/>
@@ -32112,54 +31771,75 @@
       </w:r>
       <w:proofErr w:type="spellStart"/>
       <w:r>
+        <w:rPr>
+          <w:lang w:val="en-US"/>
+        </w:rPr>
         <w:t>depends_on</w:t>
       </w:r>
       <w:proofErr w:type="spellEnd"/>
       <w:r>
+        <w:rPr>
+          <w:lang w:val="en-US"/>
+        </w:rPr>
         <w:t>:</w:t>
       </w:r>
     </w:p>
     <w:p>
-      <w:r>
-        <w:t xml:space="preserve">      - </w:t>
-      </w:r>
-      <w:proofErr w:type="spellStart"/>
-      <w:r>
-        <w:t>zookeeper</w:t>
-      </w:r>
-      <w:proofErr w:type="spellEnd"/>
-    </w:p>
-    <w:p>
-      <w:r>
-        <w:t xml:space="preserve">    </w:t>
-      </w:r>
-      <w:proofErr w:type="spellStart"/>
-      <w:r>
-        <w:t>networks</w:t>
-      </w:r>
-      <w:proofErr w:type="spellEnd"/>
-      <w:r>
-        <w:t>:</w:t>
-      </w:r>
-    </w:p>
-    <w:p>
-      <w:r>
-        <w:t xml:space="preserve">      - </w:t>
-      </w:r>
-      <w:proofErr w:type="spellStart"/>
-      <w:r>
-        <w:t>network</w:t>
-      </w:r>
-      <w:proofErr w:type="spellEnd"/>
-    </w:p>
-    <w:p/>
-    <w:p>
-      <w:pPr>
-        <w:rPr>
-          <w:lang w:val="en-US"/>
-        </w:rPr>
-      </w:pPr>
-      <w:r>
+      <w:pPr>
+        <w:rPr>
+          <w:lang w:val="en-US"/>
+        </w:rPr>
+      </w:pPr>
+      <w:r>
+        <w:rPr>
+          <w:lang w:val="en-US"/>
+        </w:rPr>
+        <w:t>      - zookeeper</w:t>
+      </w:r>
+    </w:p>
+    <w:p>
+      <w:pPr>
+        <w:rPr>
+          <w:lang w:val="en-US"/>
+        </w:rPr>
+      </w:pPr>
+      <w:r>
+        <w:rPr>
+          <w:lang w:val="en-US"/>
+        </w:rPr>
+        <w:t>    networks:</w:t>
+      </w:r>
+    </w:p>
+    <w:p>
+      <w:pPr>
+        <w:rPr>
+          <w:lang w:val="en-US"/>
+        </w:rPr>
+      </w:pPr>
+      <w:r>
+        <w:rPr>
+          <w:lang w:val="en-US"/>
+        </w:rPr>
+        <w:t>      - network</w:t>
+      </w:r>
+    </w:p>
+    <w:p>
+      <w:pPr>
+        <w:rPr>
+          <w:lang w:val="en-US"/>
+        </w:rPr>
+      </w:pPr>
+    </w:p>
+    <w:p>
+      <w:pPr>
+        <w:rPr>
+          <w:lang w:val="en-US"/>
+        </w:rPr>
+      </w:pPr>
+      <w:r>
+        <w:rPr>
+          <w:lang w:val="en-US"/>
+        </w:rPr>
         <w:lastRenderedPageBreak/>
         <w:t xml:space="preserve">  </w:t>
       </w:r>
@@ -32633,21 +32313,7 @@
         <w:rPr>
           <w:lang w:val="en-US"/>
         </w:rPr>
-        <w:t xml:space="preserve"> TIMESTAMP DEFAULT </w:t>
-      </w:r>
-      <w:proofErr w:type="gramStart"/>
-      <w:r>
-        <w:rPr>
-          <w:lang w:val="en-US"/>
-        </w:rPr>
-        <w:t>now(</w:t>
-      </w:r>
-      <w:proofErr w:type="gramEnd"/>
-      <w:r>
-        <w:rPr>
-          <w:lang w:val="en-US"/>
-        </w:rPr>
-        <w:t>),</w:t>
+        <w:t xml:space="preserve"> TIMESTAMP DEFAULT now(),</w:t>
       </w:r>
     </w:p>
     <w:p>
@@ -33948,14 +33614,248 @@
         <w:rPr>
           <w:lang w:val="en-US"/>
         </w:rPr>
-        <w:t>gen_random_</w:t>
-      </w:r>
-      <w:proofErr w:type="gramStart"/>
-      <w:r>
-        <w:rPr>
-          <w:lang w:val="en-US"/>
-        </w:rPr>
-        <w:t>uuid</w:t>
+        <w:t>gen_random_uuid</w:t>
+      </w:r>
+      <w:proofErr w:type="spellEnd"/>
+      <w:r>
+        <w:rPr>
+          <w:lang w:val="en-US"/>
+        </w:rPr>
+        <w:t>(),</w:t>
+      </w:r>
+    </w:p>
+    <w:p>
+      <w:pPr>
+        <w:rPr>
+          <w:lang w:val="en-US"/>
+        </w:rPr>
+      </w:pPr>
+      <w:r>
+        <w:rPr>
+          <w:lang w:val="en-US"/>
+        </w:rPr>
+        <w:t>    username TEXT UNIQUE NOT NULL,</w:t>
+      </w:r>
+    </w:p>
+    <w:p>
+      <w:pPr>
+        <w:rPr>
+          <w:lang w:val="en-US"/>
+        </w:rPr>
+      </w:pPr>
+      <w:r>
+        <w:rPr>
+          <w:lang w:val="en-US"/>
+        </w:rPr>
+        <w:t>    password TEXT NOT NULL,</w:t>
+      </w:r>
+    </w:p>
+    <w:p>
+      <w:pPr>
+        <w:rPr>
+          <w:lang w:val="en-US"/>
+        </w:rPr>
+      </w:pPr>
+      <w:r>
+        <w:rPr>
+          <w:lang w:val="en-US"/>
+        </w:rPr>
+        <w:t>    name TEXT,</w:t>
+      </w:r>
+    </w:p>
+    <w:p>
+      <w:pPr>
+        <w:rPr>
+          <w:lang w:val="en-US"/>
+        </w:rPr>
+      </w:pPr>
+      <w:r>
+        <w:rPr>
+          <w:lang w:val="en-US"/>
+        </w:rPr>
+        <w:t>    surname TEXT,</w:t>
+      </w:r>
+    </w:p>
+    <w:p>
+      <w:pPr>
+        <w:rPr>
+          <w:lang w:val="en-US"/>
+        </w:rPr>
+      </w:pPr>
+      <w:r>
+        <w:rPr>
+          <w:lang w:val="en-US"/>
+        </w:rPr>
+        <w:t>    patronymic TEXT,</w:t>
+      </w:r>
+    </w:p>
+    <w:p>
+      <w:pPr>
+        <w:rPr>
+          <w:lang w:val="en-US"/>
+        </w:rPr>
+      </w:pPr>
+      <w:r>
+        <w:rPr>
+          <w:lang w:val="en-US"/>
+        </w:rPr>
+        <w:t>    email TEXT,</w:t>
+      </w:r>
+    </w:p>
+    <w:p>
+      <w:pPr>
+        <w:rPr>
+          <w:lang w:val="en-US"/>
+        </w:rPr>
+      </w:pPr>
+      <w:r>
+        <w:rPr>
+          <w:lang w:val="en-US"/>
+        </w:rPr>
+        <w:t>    role TEXT NOT NULL,</w:t>
+      </w:r>
+    </w:p>
+    <w:p>
+      <w:pPr>
+        <w:rPr>
+          <w:lang w:val="en-US"/>
+        </w:rPr>
+      </w:pPr>
+      <w:r>
+        <w:rPr>
+          <w:lang w:val="en-US"/>
+        </w:rPr>
+        <w:t xml:space="preserve">    </w:t>
+      </w:r>
+      <w:proofErr w:type="spellStart"/>
+      <w:r>
+        <w:rPr>
+          <w:lang w:val="en-US"/>
+        </w:rPr>
+        <w:t>created_at</w:t>
+      </w:r>
+      <w:proofErr w:type="spellEnd"/>
+      <w:r>
+        <w:rPr>
+          <w:lang w:val="en-US"/>
+        </w:rPr>
+        <w:t xml:space="preserve"> TIMESTAMP DEFAULT NOW()</w:t>
+      </w:r>
+    </w:p>
+    <w:p>
+      <w:pPr>
+        <w:rPr>
+          <w:lang w:val="en-US"/>
+        </w:rPr>
+      </w:pPr>
+      <w:r>
+        <w:rPr>
+          <w:lang w:val="en-US"/>
+        </w:rPr>
+        <w:t>);</w:t>
+      </w:r>
+    </w:p>
+    <w:p>
+      <w:pPr>
+        <w:rPr>
+          <w:lang w:val="en-US"/>
+        </w:rPr>
+      </w:pPr>
+    </w:p>
+    <w:p>
+      <w:pPr>
+        <w:rPr>
+          <w:lang w:val="en-US"/>
+        </w:rPr>
+      </w:pPr>
+      <w:r>
+        <w:rPr>
+          <w:lang w:val="en-US"/>
+        </w:rPr>
+        <w:t xml:space="preserve">CREATE INDEX IF NOT EXISTS </w:t>
+      </w:r>
+      <w:proofErr w:type="spellStart"/>
+      <w:r>
+        <w:rPr>
+          <w:lang w:val="en-US"/>
+        </w:rPr>
+        <w:t>idx_notifications_viewed</w:t>
+      </w:r>
+      <w:proofErr w:type="spellEnd"/>
+    </w:p>
+    <w:p>
+      <w:pPr>
+        <w:rPr>
+          <w:lang w:val="en-US"/>
+        </w:rPr>
+      </w:pPr>
+      <w:r>
+        <w:rPr>
+          <w:lang w:val="en-US"/>
+        </w:rPr>
+        <w:t xml:space="preserve">ON </w:t>
+      </w:r>
+      <w:proofErr w:type="spellStart"/>
+      <w:r>
+        <w:rPr>
+          <w:lang w:val="en-US"/>
+        </w:rPr>
+        <w:t>fact_notifications</w:t>
+      </w:r>
+      <w:proofErr w:type="spellEnd"/>
+      <w:r>
+        <w:rPr>
+          <w:lang w:val="en-US"/>
+        </w:rPr>
+        <w:t>(viewed);</w:t>
+      </w:r>
+    </w:p>
+    <w:p>
+      <w:pPr>
+        <w:rPr>
+          <w:lang w:val="en-US"/>
+        </w:rPr>
+      </w:pPr>
+    </w:p>
+    <w:p>
+      <w:pPr>
+        <w:rPr>
+          <w:lang w:val="en-US"/>
+        </w:rPr>
+      </w:pPr>
+      <w:r>
+        <w:rPr>
+          <w:lang w:val="en-US"/>
+        </w:rPr>
+        <w:t xml:space="preserve">CREATE INDEX IF NOT EXISTS </w:t>
+      </w:r>
+      <w:proofErr w:type="spellStart"/>
+      <w:r>
+        <w:rPr>
+          <w:lang w:val="en-US"/>
+        </w:rPr>
+        <w:t>idx_notifications_created_at</w:t>
+      </w:r>
+      <w:proofErr w:type="spellEnd"/>
+    </w:p>
+    <w:p>
+      <w:pPr>
+        <w:rPr>
+          <w:lang w:val="en-US"/>
+        </w:rPr>
+      </w:pPr>
+      <w:r>
+        <w:rPr>
+          <w:lang w:val="en-US"/>
+        </w:rPr>
+        <w:t xml:space="preserve">ON </w:t>
+      </w:r>
+      <w:proofErr w:type="spellStart"/>
+      <w:r>
+        <w:rPr>
+          <w:lang w:val="en-US"/>
+        </w:rPr>
+        <w:t>fact_notifications</w:t>
       </w:r>
       <w:proofErr w:type="spellEnd"/>
       <w:r>
@@ -33964,117 +33864,6 @@
         </w:rPr>
         <w:t>(</w:t>
       </w:r>
-      <w:proofErr w:type="gramEnd"/>
-      <w:r>
-        <w:rPr>
-          <w:lang w:val="en-US"/>
-        </w:rPr>
-        <w:t>),</w:t>
-      </w:r>
-    </w:p>
-    <w:p>
-      <w:pPr>
-        <w:rPr>
-          <w:lang w:val="en-US"/>
-        </w:rPr>
-      </w:pPr>
-      <w:r>
-        <w:rPr>
-          <w:lang w:val="en-US"/>
-        </w:rPr>
-        <w:t>    username TEXT UNIQUE NOT NULL,</w:t>
-      </w:r>
-    </w:p>
-    <w:p>
-      <w:pPr>
-        <w:rPr>
-          <w:lang w:val="en-US"/>
-        </w:rPr>
-      </w:pPr>
-      <w:r>
-        <w:rPr>
-          <w:lang w:val="en-US"/>
-        </w:rPr>
-        <w:t>    password TEXT NOT NULL,</w:t>
-      </w:r>
-    </w:p>
-    <w:p>
-      <w:pPr>
-        <w:rPr>
-          <w:lang w:val="en-US"/>
-        </w:rPr>
-      </w:pPr>
-      <w:r>
-        <w:rPr>
-          <w:lang w:val="en-US"/>
-        </w:rPr>
-        <w:t>    name TEXT,</w:t>
-      </w:r>
-    </w:p>
-    <w:p>
-      <w:pPr>
-        <w:rPr>
-          <w:lang w:val="en-US"/>
-        </w:rPr>
-      </w:pPr>
-      <w:r>
-        <w:rPr>
-          <w:lang w:val="en-US"/>
-        </w:rPr>
-        <w:t>    surname TEXT,</w:t>
-      </w:r>
-    </w:p>
-    <w:p>
-      <w:pPr>
-        <w:rPr>
-          <w:lang w:val="en-US"/>
-        </w:rPr>
-      </w:pPr>
-      <w:r>
-        <w:rPr>
-          <w:lang w:val="en-US"/>
-        </w:rPr>
-        <w:t>    patronymic TEXT,</w:t>
-      </w:r>
-    </w:p>
-    <w:p>
-      <w:pPr>
-        <w:rPr>
-          <w:lang w:val="en-US"/>
-        </w:rPr>
-      </w:pPr>
-      <w:r>
-        <w:rPr>
-          <w:lang w:val="en-US"/>
-        </w:rPr>
-        <w:t>    email TEXT,</w:t>
-      </w:r>
-    </w:p>
-    <w:p>
-      <w:pPr>
-        <w:rPr>
-          <w:lang w:val="en-US"/>
-        </w:rPr>
-      </w:pPr>
-      <w:r>
-        <w:rPr>
-          <w:lang w:val="en-US"/>
-        </w:rPr>
-        <w:t>    role TEXT NOT NULL,</w:t>
-      </w:r>
-    </w:p>
-    <w:p>
-      <w:pPr>
-        <w:rPr>
-          <w:lang w:val="en-US"/>
-        </w:rPr>
-      </w:pPr>
-      <w:r>
-        <w:rPr>
-          <w:lang w:val="en-US"/>
-        </w:rPr>
-        <w:t xml:space="preserve">    </w:t>
-      </w:r>
       <w:proofErr w:type="spellStart"/>
       <w:r>
         <w:rPr>
@@ -34087,34 +33876,7 @@
         <w:rPr>
           <w:lang w:val="en-US"/>
         </w:rPr>
-        <w:t xml:space="preserve"> TIMESTAMP DEFAULT </w:t>
-      </w:r>
-      <w:proofErr w:type="gramStart"/>
-      <w:r>
-        <w:rPr>
-          <w:lang w:val="en-US"/>
-        </w:rPr>
-        <w:t>NOW(</w:t>
-      </w:r>
-      <w:proofErr w:type="gramEnd"/>
-      <w:r>
-        <w:rPr>
-          <w:lang w:val="en-US"/>
-        </w:rPr>
-        <w:t>)</w:t>
-      </w:r>
-    </w:p>
-    <w:p>
-      <w:pPr>
-        <w:rPr>
-          <w:lang w:val="en-US"/>
-        </w:rPr>
-      </w:pPr>
-      <w:r>
-        <w:rPr>
-          <w:lang w:val="en-US"/>
-        </w:rPr>
-        <w:t>);</w:t>
+        <w:t xml:space="preserve"> DESC);</w:t>
       </w:r>
     </w:p>
     <w:p>
@@ -34141,7 +33903,7 @@
         <w:rPr>
           <w:lang w:val="en-US"/>
         </w:rPr>
-        <w:t>idx_notifications_viewed</w:t>
+        <w:t>idx_notifications_viewed_created</w:t>
       </w:r>
       <w:proofErr w:type="spellEnd"/>
     </w:p>
@@ -34169,7 +33931,21 @@
         <w:rPr>
           <w:lang w:val="en-US"/>
         </w:rPr>
-        <w:t>(viewed);</w:t>
+        <w:t xml:space="preserve">(viewed, </w:t>
+      </w:r>
+      <w:proofErr w:type="spellStart"/>
+      <w:r>
+        <w:rPr>
+          <w:lang w:val="en-US"/>
+        </w:rPr>
+        <w:t>created_at</w:t>
+      </w:r>
+      <w:proofErr w:type="spellEnd"/>
+      <w:r>
+        <w:rPr>
+          <w:lang w:val="en-US"/>
+        </w:rPr>
+        <w:t xml:space="preserve"> DESC);</w:t>
       </w:r>
     </w:p>
     <w:p>
@@ -34196,7 +33972,7 @@
         <w:rPr>
           <w:lang w:val="en-US"/>
         </w:rPr>
-        <w:t>idx_notifications_created_at</w:t>
+        <w:t>idx_batch_time_range</w:t>
       </w:r>
       <w:proofErr w:type="spellEnd"/>
     </w:p>
@@ -34217,14 +33993,7 @@
         <w:rPr>
           <w:lang w:val="en-US"/>
         </w:rPr>
-        <w:t>fact_</w:t>
-      </w:r>
-      <w:proofErr w:type="gramStart"/>
-      <w:r>
-        <w:rPr>
-          <w:lang w:val="en-US"/>
-        </w:rPr>
-        <w:t>notifications</w:t>
+        <w:t>dim_batch</w:t>
       </w:r>
       <w:proofErr w:type="spellEnd"/>
       <w:r>
@@ -34234,167 +34003,6 @@
         <w:t>(</w:t>
       </w:r>
       <w:proofErr w:type="spellStart"/>
-      <w:proofErr w:type="gramEnd"/>
-      <w:r>
-        <w:rPr>
-          <w:lang w:val="en-US"/>
-        </w:rPr>
-        <w:t>created_at</w:t>
-      </w:r>
-      <w:proofErr w:type="spellEnd"/>
-      <w:r>
-        <w:rPr>
-          <w:lang w:val="en-US"/>
-        </w:rPr>
-        <w:t xml:space="preserve"> DESC);</w:t>
-      </w:r>
-    </w:p>
-    <w:p>
-      <w:pPr>
-        <w:rPr>
-          <w:lang w:val="en-US"/>
-        </w:rPr>
-      </w:pPr>
-    </w:p>
-    <w:p>
-      <w:pPr>
-        <w:rPr>
-          <w:lang w:val="en-US"/>
-        </w:rPr>
-      </w:pPr>
-      <w:r>
-        <w:rPr>
-          <w:lang w:val="en-US"/>
-        </w:rPr>
-        <w:t xml:space="preserve">CREATE INDEX IF NOT EXISTS </w:t>
-      </w:r>
-      <w:proofErr w:type="spellStart"/>
-      <w:r>
-        <w:rPr>
-          <w:lang w:val="en-US"/>
-        </w:rPr>
-        <w:t>idx_notifications_viewed_created</w:t>
-      </w:r>
-      <w:proofErr w:type="spellEnd"/>
-    </w:p>
-    <w:p>
-      <w:pPr>
-        <w:rPr>
-          <w:lang w:val="en-US"/>
-        </w:rPr>
-      </w:pPr>
-      <w:r>
-        <w:rPr>
-          <w:lang w:val="en-US"/>
-        </w:rPr>
-        <w:t xml:space="preserve">ON </w:t>
-      </w:r>
-      <w:proofErr w:type="spellStart"/>
-      <w:r>
-        <w:rPr>
-          <w:lang w:val="en-US"/>
-        </w:rPr>
-        <w:t>fact_</w:t>
-      </w:r>
-      <w:proofErr w:type="gramStart"/>
-      <w:r>
-        <w:rPr>
-          <w:lang w:val="en-US"/>
-        </w:rPr>
-        <w:t>notifications</w:t>
-      </w:r>
-      <w:proofErr w:type="spellEnd"/>
-      <w:r>
-        <w:rPr>
-          <w:lang w:val="en-US"/>
-        </w:rPr>
-        <w:t>(</w:t>
-      </w:r>
-      <w:proofErr w:type="gramEnd"/>
-      <w:r>
-        <w:rPr>
-          <w:lang w:val="en-US"/>
-        </w:rPr>
-        <w:t xml:space="preserve">viewed, </w:t>
-      </w:r>
-      <w:proofErr w:type="spellStart"/>
-      <w:r>
-        <w:rPr>
-          <w:lang w:val="en-US"/>
-        </w:rPr>
-        <w:t>created_at</w:t>
-      </w:r>
-      <w:proofErr w:type="spellEnd"/>
-      <w:r>
-        <w:rPr>
-          <w:lang w:val="en-US"/>
-        </w:rPr>
-        <w:t xml:space="preserve"> DESC);</w:t>
-      </w:r>
-    </w:p>
-    <w:p>
-      <w:pPr>
-        <w:rPr>
-          <w:lang w:val="en-US"/>
-        </w:rPr>
-      </w:pPr>
-    </w:p>
-    <w:p>
-      <w:pPr>
-        <w:rPr>
-          <w:lang w:val="en-US"/>
-        </w:rPr>
-      </w:pPr>
-      <w:r>
-        <w:rPr>
-          <w:lang w:val="en-US"/>
-        </w:rPr>
-        <w:t xml:space="preserve">CREATE INDEX IF NOT EXISTS </w:t>
-      </w:r>
-      <w:proofErr w:type="spellStart"/>
-      <w:r>
-        <w:rPr>
-          <w:lang w:val="en-US"/>
-        </w:rPr>
-        <w:t>idx_batch_time_range</w:t>
-      </w:r>
-      <w:proofErr w:type="spellEnd"/>
-    </w:p>
-    <w:p>
-      <w:pPr>
-        <w:rPr>
-          <w:lang w:val="en-US"/>
-        </w:rPr>
-      </w:pPr>
-      <w:r>
-        <w:rPr>
-          <w:lang w:val="en-US"/>
-        </w:rPr>
-        <w:t xml:space="preserve">ON </w:t>
-      </w:r>
-      <w:proofErr w:type="spellStart"/>
-      <w:r>
-        <w:rPr>
-          <w:lang w:val="en-US"/>
-        </w:rPr>
-        <w:t>dim_</w:t>
-      </w:r>
-      <w:proofErr w:type="gramStart"/>
-      <w:r>
-        <w:rPr>
-          <w:lang w:val="en-US"/>
-        </w:rPr>
-        <w:t>batch</w:t>
-      </w:r>
-      <w:proofErr w:type="spellEnd"/>
-      <w:r>
-        <w:rPr>
-          <w:lang w:val="en-US"/>
-        </w:rPr>
-        <w:t>(</w:t>
-      </w:r>
-      <w:proofErr w:type="spellStart"/>
-      <w:proofErr w:type="gramEnd"/>
       <w:r>
         <w:rPr>
           <w:lang w:val="en-US"/>
@@ -34772,14 +34380,7 @@
         <w:rPr>
           <w:lang w:val="en-US"/>
         </w:rPr>
-        <w:t>fact_</w:t>
-      </w:r>
-      <w:proofErr w:type="gramStart"/>
-      <w:r>
-        <w:rPr>
-          <w:lang w:val="en-US"/>
-        </w:rPr>
-        <w:t>mes</w:t>
+        <w:t>fact_mes</w:t>
       </w:r>
       <w:proofErr w:type="spellEnd"/>
       <w:r>
@@ -34789,7 +34390,6 @@
         <w:t>(</w:t>
       </w:r>
       <w:proofErr w:type="spellStart"/>
-      <w:proofErr w:type="gramEnd"/>
       <w:r>
         <w:rPr>
           <w:lang w:val="en-US"/>
@@ -34932,14 +34532,7 @@
         <w:rPr>
           <w:lang w:val="en-US"/>
         </w:rPr>
-        <w:t>fact_</w:t>
-      </w:r>
-      <w:proofErr w:type="gramStart"/>
-      <w:r>
-        <w:rPr>
-          <w:lang w:val="en-US"/>
-        </w:rPr>
-        <w:t>lims</w:t>
+        <w:t>fact_lims</w:t>
       </w:r>
       <w:proofErr w:type="spellEnd"/>
       <w:r>
@@ -34949,7 +34542,6 @@
         <w:t>(</w:t>
       </w:r>
       <w:proofErr w:type="spellStart"/>
-      <w:proofErr w:type="gramEnd"/>
       <w:r>
         <w:rPr>
           <w:lang w:val="en-US"/>
@@ -35009,14 +34601,7 @@
         <w:rPr>
           <w:lang w:val="en-US"/>
         </w:rPr>
-        <w:t>fact_</w:t>
-      </w:r>
-      <w:proofErr w:type="gramStart"/>
-      <w:r>
-        <w:rPr>
-          <w:lang w:val="en-US"/>
-        </w:rPr>
-        <w:t>lims</w:t>
+        <w:t>fact_lims</w:t>
       </w:r>
       <w:proofErr w:type="spellEnd"/>
       <w:r>
@@ -35026,7 +34611,6 @@
         <w:t>(</w:t>
       </w:r>
       <w:proofErr w:type="spellStart"/>
-      <w:proofErr w:type="gramEnd"/>
       <w:r>
         <w:rPr>
           <w:lang w:val="en-US"/>
@@ -35858,14 +35442,907 @@
         <w:rPr>
           <w:lang w:val="en-US"/>
         </w:rPr>
-        <w:t>create_next_scada_</w:t>
-      </w:r>
-      <w:proofErr w:type="gramStart"/>
-      <w:r>
-        <w:rPr>
-          <w:lang w:val="en-US"/>
-        </w:rPr>
-        <w:t>partition</w:t>
+        <w:t>create_next_scada_partition</w:t>
+      </w:r>
+      <w:proofErr w:type="spellEnd"/>
+      <w:r>
+        <w:rPr>
+          <w:lang w:val="en-US"/>
+        </w:rPr>
+        <w:t>()</w:t>
+      </w:r>
+    </w:p>
+    <w:p>
+      <w:pPr>
+        <w:rPr>
+          <w:lang w:val="en-US"/>
+        </w:rPr>
+      </w:pPr>
+      <w:r>
+        <w:rPr>
+          <w:lang w:val="en-US"/>
+        </w:rPr>
+        <w:t>RETURNS void AS $$</w:t>
+      </w:r>
+    </w:p>
+    <w:p>
+      <w:pPr>
+        <w:rPr>
+          <w:lang w:val="en-US"/>
+        </w:rPr>
+      </w:pPr>
+      <w:r>
+        <w:rPr>
+          <w:lang w:val="en-US"/>
+        </w:rPr>
+        <w:t>DECLARE</w:t>
+      </w:r>
+    </w:p>
+    <w:p>
+      <w:pPr>
+        <w:rPr>
+          <w:lang w:val="en-US"/>
+        </w:rPr>
+      </w:pPr>
+      <w:r>
+        <w:rPr>
+          <w:lang w:val="en-US"/>
+        </w:rPr>
+        <w:t xml:space="preserve">    </w:t>
+      </w:r>
+      <w:proofErr w:type="spellStart"/>
+      <w:r>
+        <w:rPr>
+          <w:lang w:val="en-US"/>
+        </w:rPr>
+        <w:t>next_month</w:t>
+      </w:r>
+      <w:proofErr w:type="spellEnd"/>
+      <w:r>
+        <w:rPr>
+          <w:lang w:val="en-US"/>
+        </w:rPr>
+        <w:t xml:space="preserve"> DATE := DATE_TRUNC('month', NOW() + INTERVAL '1 month');</w:t>
+      </w:r>
+    </w:p>
+    <w:p>
+      <w:pPr>
+        <w:rPr>
+          <w:lang w:val="en-US"/>
+        </w:rPr>
+      </w:pPr>
+      <w:r>
+        <w:rPr>
+          <w:lang w:val="en-US"/>
+        </w:rPr>
+        <w:t xml:space="preserve">    </w:t>
+      </w:r>
+      <w:proofErr w:type="spellStart"/>
+      <w:r>
+        <w:rPr>
+          <w:lang w:val="en-US"/>
+        </w:rPr>
+        <w:t>partition_name</w:t>
+      </w:r>
+      <w:proofErr w:type="spellEnd"/>
+      <w:r>
+        <w:rPr>
+          <w:lang w:val="en-US"/>
+        </w:rPr>
+        <w:t xml:space="preserve"> TEXT;</w:t>
+      </w:r>
+    </w:p>
+    <w:p>
+      <w:pPr>
+        <w:rPr>
+          <w:lang w:val="en-US"/>
+        </w:rPr>
+      </w:pPr>
+      <w:r>
+        <w:rPr>
+          <w:lang w:val="en-US"/>
+        </w:rPr>
+        <w:t xml:space="preserve">    </w:t>
+      </w:r>
+      <w:proofErr w:type="spellStart"/>
+      <w:r>
+        <w:rPr>
+          <w:lang w:val="en-US"/>
+        </w:rPr>
+        <w:t>start_date</w:t>
+      </w:r>
+      <w:proofErr w:type="spellEnd"/>
+      <w:r>
+        <w:rPr>
+          <w:lang w:val="en-US"/>
+        </w:rPr>
+        <w:t xml:space="preserve"> TEXT;</w:t>
+      </w:r>
+    </w:p>
+    <w:p>
+      <w:pPr>
+        <w:rPr>
+          <w:lang w:val="en-US"/>
+        </w:rPr>
+      </w:pPr>
+      <w:r>
+        <w:rPr>
+          <w:lang w:val="en-US"/>
+        </w:rPr>
+        <w:t xml:space="preserve">    </w:t>
+      </w:r>
+      <w:proofErr w:type="spellStart"/>
+      <w:r>
+        <w:rPr>
+          <w:lang w:val="en-US"/>
+        </w:rPr>
+        <w:t>end_date</w:t>
+      </w:r>
+      <w:proofErr w:type="spellEnd"/>
+      <w:r>
+        <w:rPr>
+          <w:lang w:val="en-US"/>
+        </w:rPr>
+        <w:t xml:space="preserve"> TEXT;</w:t>
+      </w:r>
+    </w:p>
+    <w:p>
+      <w:pPr>
+        <w:rPr>
+          <w:lang w:val="en-US"/>
+        </w:rPr>
+      </w:pPr>
+      <w:r>
+        <w:rPr>
+          <w:lang w:val="en-US"/>
+        </w:rPr>
+        <w:t>BEGIN</w:t>
+      </w:r>
+    </w:p>
+    <w:p>
+      <w:pPr>
+        <w:rPr>
+          <w:lang w:val="en-US"/>
+        </w:rPr>
+      </w:pPr>
+      <w:r>
+        <w:rPr>
+          <w:lang w:val="en-US"/>
+        </w:rPr>
+        <w:t xml:space="preserve">    </w:t>
+      </w:r>
+      <w:proofErr w:type="spellStart"/>
+      <w:r>
+        <w:rPr>
+          <w:lang w:val="en-US"/>
+        </w:rPr>
+        <w:t>partition_name</w:t>
+      </w:r>
+      <w:proofErr w:type="spellEnd"/>
+      <w:r>
+        <w:rPr>
+          <w:lang w:val="en-US"/>
+        </w:rPr>
+        <w:t xml:space="preserve"> := '</w:t>
+      </w:r>
+      <w:proofErr w:type="spellStart"/>
+      <w:r>
+        <w:rPr>
+          <w:lang w:val="en-US"/>
+        </w:rPr>
+        <w:t>fact_scada</w:t>
+      </w:r>
+      <w:proofErr w:type="spellEnd"/>
+      <w:r>
+        <w:rPr>
+          <w:lang w:val="en-US"/>
+        </w:rPr>
+        <w:t>_' || TO_CHAR(</w:t>
+      </w:r>
+      <w:proofErr w:type="spellStart"/>
+      <w:r>
+        <w:rPr>
+          <w:lang w:val="en-US"/>
+        </w:rPr>
+        <w:t>next_month</w:t>
+      </w:r>
+      <w:proofErr w:type="spellEnd"/>
+      <w:r>
+        <w:rPr>
+          <w:lang w:val="en-US"/>
+        </w:rPr>
+        <w:t>, 'YYYY_MM');</w:t>
+      </w:r>
+    </w:p>
+    <w:p>
+      <w:pPr>
+        <w:rPr>
+          <w:lang w:val="en-US"/>
+        </w:rPr>
+      </w:pPr>
+      <w:r>
+        <w:rPr>
+          <w:lang w:val="en-US"/>
+        </w:rPr>
+        <w:t xml:space="preserve">    </w:t>
+      </w:r>
+      <w:proofErr w:type="spellStart"/>
+      <w:r>
+        <w:rPr>
+          <w:lang w:val="en-US"/>
+        </w:rPr>
+        <w:t>start_date</w:t>
+      </w:r>
+      <w:proofErr w:type="spellEnd"/>
+      <w:r>
+        <w:rPr>
+          <w:lang w:val="en-US"/>
+        </w:rPr>
+        <w:t xml:space="preserve"> := TO_CHAR(</w:t>
+      </w:r>
+      <w:proofErr w:type="spellStart"/>
+      <w:r>
+        <w:rPr>
+          <w:lang w:val="en-US"/>
+        </w:rPr>
+        <w:t>next_month</w:t>
+      </w:r>
+      <w:proofErr w:type="spellEnd"/>
+      <w:r>
+        <w:rPr>
+          <w:lang w:val="en-US"/>
+        </w:rPr>
+        <w:t>, 'YYYY-MM-DD');</w:t>
+      </w:r>
+    </w:p>
+    <w:p>
+      <w:pPr>
+        <w:rPr>
+          <w:lang w:val="en-US"/>
+        </w:rPr>
+      </w:pPr>
+      <w:r>
+        <w:rPr>
+          <w:lang w:val="en-US"/>
+        </w:rPr>
+        <w:t xml:space="preserve">    </w:t>
+      </w:r>
+      <w:proofErr w:type="spellStart"/>
+      <w:r>
+        <w:rPr>
+          <w:lang w:val="en-US"/>
+        </w:rPr>
+        <w:t>end_date</w:t>
+      </w:r>
+      <w:proofErr w:type="spellEnd"/>
+      <w:r>
+        <w:rPr>
+          <w:lang w:val="en-US"/>
+        </w:rPr>
+        <w:t xml:space="preserve"> := TO_CHAR(</w:t>
+      </w:r>
+      <w:proofErr w:type="spellStart"/>
+      <w:r>
+        <w:rPr>
+          <w:lang w:val="en-US"/>
+        </w:rPr>
+        <w:t>next_month</w:t>
+      </w:r>
+      <w:proofErr w:type="spellEnd"/>
+      <w:r>
+        <w:rPr>
+          <w:lang w:val="en-US"/>
+        </w:rPr>
+        <w:t xml:space="preserve"> + INTERVAL '1 month', 'YYYY-MM-DD');</w:t>
+      </w:r>
+    </w:p>
+    <w:p>
+      <w:pPr>
+        <w:rPr>
+          <w:lang w:val="en-US"/>
+        </w:rPr>
+      </w:pPr>
+    </w:p>
+    <w:p>
+      <w:pPr>
+        <w:rPr>
+          <w:lang w:val="en-US"/>
+        </w:rPr>
+      </w:pPr>
+      <w:r>
+        <w:rPr>
+          <w:lang w:val="en-US"/>
+        </w:rPr>
+        <w:t>    IF NOT EXISTS (</w:t>
+      </w:r>
+    </w:p>
+    <w:p>
+      <w:pPr>
+        <w:rPr>
+          <w:lang w:val="en-US"/>
+        </w:rPr>
+      </w:pPr>
+      <w:r>
+        <w:rPr>
+          <w:lang w:val="en-US"/>
+        </w:rPr>
+        <w:t xml:space="preserve">        SELECT 1 FROM </w:t>
+      </w:r>
+      <w:proofErr w:type="spellStart"/>
+      <w:r>
+        <w:rPr>
+          <w:lang w:val="en-US"/>
+        </w:rPr>
+        <w:t>pg_class</w:t>
+      </w:r>
+      <w:proofErr w:type="spellEnd"/>
+      <w:r>
+        <w:rPr>
+          <w:lang w:val="en-US"/>
+        </w:rPr>
+        <w:t xml:space="preserve"> WHERE </w:t>
+      </w:r>
+      <w:proofErr w:type="spellStart"/>
+      <w:r>
+        <w:rPr>
+          <w:lang w:val="en-US"/>
+        </w:rPr>
+        <w:t>relname</w:t>
+      </w:r>
+      <w:proofErr w:type="spellEnd"/>
+      <w:r>
+        <w:rPr>
+          <w:lang w:val="en-US"/>
+        </w:rPr>
+        <w:t xml:space="preserve"> = </w:t>
+      </w:r>
+      <w:proofErr w:type="spellStart"/>
+      <w:r>
+        <w:rPr>
+          <w:lang w:val="en-US"/>
+        </w:rPr>
+        <w:t>partition_name</w:t>
+      </w:r>
+      <w:proofErr w:type="spellEnd"/>
+    </w:p>
+    <w:p>
+      <w:pPr>
+        <w:rPr>
+          <w:lang w:val="en-US"/>
+        </w:rPr>
+      </w:pPr>
+      <w:r>
+        <w:rPr>
+          <w:lang w:val="en-US"/>
+        </w:rPr>
+        <w:t>    ) THEN</w:t>
+      </w:r>
+    </w:p>
+    <w:p>
+      <w:pPr>
+        <w:rPr>
+          <w:lang w:val="en-US"/>
+        </w:rPr>
+      </w:pPr>
+      <w:r>
+        <w:rPr>
+          <w:lang w:val="en-US"/>
+        </w:rPr>
+        <w:t>        EXECUTE FORMAT(</w:t>
+      </w:r>
+    </w:p>
+    <w:p>
+      <w:pPr>
+        <w:rPr>
+          <w:lang w:val="en-US"/>
+        </w:rPr>
+      </w:pPr>
+      <w:r>
+        <w:rPr>
+          <w:lang w:val="en-US"/>
+        </w:rPr>
+        <w:t xml:space="preserve">            'CREATE TABLE %I PARTITION OF </w:t>
+      </w:r>
+      <w:proofErr w:type="spellStart"/>
+      <w:r>
+        <w:rPr>
+          <w:lang w:val="en-US"/>
+        </w:rPr>
+        <w:t>fact_scada</w:t>
+      </w:r>
+      <w:proofErr w:type="spellEnd"/>
+      <w:r>
+        <w:rPr>
+          <w:lang w:val="en-US"/>
+        </w:rPr>
+        <w:t xml:space="preserve"> FOR VALUES FROM (%L) TO (%L)',</w:t>
+      </w:r>
+    </w:p>
+    <w:p>
+      <w:pPr>
+        <w:rPr>
+          <w:lang w:val="en-US"/>
+        </w:rPr>
+      </w:pPr>
+      <w:r>
+        <w:rPr>
+          <w:lang w:val="en-US"/>
+        </w:rPr>
+        <w:t xml:space="preserve">            </w:t>
+      </w:r>
+      <w:proofErr w:type="spellStart"/>
+      <w:r>
+        <w:rPr>
+          <w:lang w:val="en-US"/>
+        </w:rPr>
+        <w:t>partition_name</w:t>
+      </w:r>
+      <w:proofErr w:type="spellEnd"/>
+      <w:r>
+        <w:rPr>
+          <w:lang w:val="en-US"/>
+        </w:rPr>
+        <w:t xml:space="preserve">, </w:t>
+      </w:r>
+      <w:proofErr w:type="spellStart"/>
+      <w:r>
+        <w:rPr>
+          <w:lang w:val="en-US"/>
+        </w:rPr>
+        <w:t>start_date</w:t>
+      </w:r>
+      <w:proofErr w:type="spellEnd"/>
+      <w:r>
+        <w:rPr>
+          <w:lang w:val="en-US"/>
+        </w:rPr>
+        <w:t xml:space="preserve">, </w:t>
+      </w:r>
+      <w:proofErr w:type="spellStart"/>
+      <w:r>
+        <w:rPr>
+          <w:lang w:val="en-US"/>
+        </w:rPr>
+        <w:t>end_date</w:t>
+      </w:r>
+      <w:proofErr w:type="spellEnd"/>
+    </w:p>
+    <w:p>
+      <w:pPr>
+        <w:rPr>
+          <w:lang w:val="en-US"/>
+        </w:rPr>
+      </w:pPr>
+      <w:r>
+        <w:rPr>
+          <w:lang w:val="en-US"/>
+        </w:rPr>
+        <w:t>        );</w:t>
+      </w:r>
+    </w:p>
+    <w:p>
+      <w:pPr>
+        <w:rPr>
+          <w:lang w:val="en-US"/>
+        </w:rPr>
+      </w:pPr>
+      <w:r>
+        <w:rPr>
+          <w:lang w:val="en-US"/>
+        </w:rPr>
+        <w:t>    END IF;</w:t>
+      </w:r>
+    </w:p>
+    <w:p>
+      <w:pPr>
+        <w:rPr>
+          <w:lang w:val="en-US"/>
+        </w:rPr>
+      </w:pPr>
+      <w:r>
+        <w:rPr>
+          <w:lang w:val="en-US"/>
+        </w:rPr>
+        <w:t>END;</w:t>
+      </w:r>
+    </w:p>
+    <w:p>
+      <w:pPr>
+        <w:rPr>
+          <w:lang w:val="en-US"/>
+        </w:rPr>
+      </w:pPr>
+      <w:r>
+        <w:rPr>
+          <w:lang w:val="en-US"/>
+        </w:rPr>
+        <w:t xml:space="preserve">$$ LANGUAGE </w:t>
+      </w:r>
+      <w:proofErr w:type="spellStart"/>
+      <w:r>
+        <w:rPr>
+          <w:lang w:val="en-US"/>
+        </w:rPr>
+        <w:t>plpgsql</w:t>
+      </w:r>
+      <w:proofErr w:type="spellEnd"/>
+      <w:r>
+        <w:rPr>
+          <w:lang w:val="en-US"/>
+        </w:rPr>
+        <w:t>;</w:t>
+      </w:r>
+    </w:p>
+    <w:p>
+      <w:pPr>
+        <w:rPr>
+          <w:lang w:val="en-US"/>
+        </w:rPr>
+      </w:pPr>
+    </w:p>
+    <w:p>
+      <w:pPr>
+        <w:rPr>
+          <w:lang w:val="en-US"/>
+        </w:rPr>
+      </w:pPr>
+      <w:r>
+        <w:rPr>
+          <w:lang w:val="en-US"/>
+        </w:rPr>
+        <w:t xml:space="preserve">SELECT </w:t>
+      </w:r>
+      <w:proofErr w:type="spellStart"/>
+      <w:r>
+        <w:rPr>
+          <w:lang w:val="en-US"/>
+        </w:rPr>
+        <w:t>cron.schedule</w:t>
+      </w:r>
+      <w:proofErr w:type="spellEnd"/>
+      <w:r>
+        <w:rPr>
+          <w:lang w:val="en-US"/>
+        </w:rPr>
+        <w:t>('create-</w:t>
+      </w:r>
+      <w:proofErr w:type="spellStart"/>
+      <w:r>
+        <w:rPr>
+          <w:lang w:val="en-US"/>
+        </w:rPr>
+        <w:t>scada</w:t>
+      </w:r>
+      <w:proofErr w:type="spellEnd"/>
+      <w:r>
+        <w:rPr>
+          <w:lang w:val="en-US"/>
+        </w:rPr>
+        <w:t>-partition', '0 9 25 * *',</w:t>
+      </w:r>
+    </w:p>
+    <w:p>
+      <w:pPr>
+        <w:rPr>
+          <w:lang w:val="en-US"/>
+        </w:rPr>
+      </w:pPr>
+      <w:r>
+        <w:rPr>
+          <w:lang w:val="en-US"/>
+        </w:rPr>
+        <w:t xml:space="preserve">    'SELECT </w:t>
+      </w:r>
+      <w:proofErr w:type="spellStart"/>
+      <w:r>
+        <w:rPr>
+          <w:lang w:val="en-US"/>
+        </w:rPr>
+        <w:t>create_next_scada_partition</w:t>
+      </w:r>
+      <w:proofErr w:type="spellEnd"/>
+      <w:r>
+        <w:rPr>
+          <w:lang w:val="en-US"/>
+        </w:rPr>
+        <w:t>()');</w:t>
+      </w:r>
+    </w:p>
+    <w:p>
+      <w:pPr>
+        <w:rPr>
+          <w:lang w:val="en-US"/>
+        </w:rPr>
+      </w:pPr>
+      <w:r>
+        <w:rPr>
+          <w:lang w:val="en-US"/>
+        </w:rPr>
+        <w:t xml:space="preserve">import </w:t>
+      </w:r>
+      <w:proofErr w:type="spellStart"/>
+      <w:r>
+        <w:rPr>
+          <w:lang w:val="en-US"/>
+        </w:rPr>
+        <w:t>axios</w:t>
+      </w:r>
+      <w:proofErr w:type="spellEnd"/>
+      <w:r>
+        <w:rPr>
+          <w:lang w:val="en-US"/>
+        </w:rPr>
+        <w:t xml:space="preserve"> from '</w:t>
+      </w:r>
+      <w:proofErr w:type="spellStart"/>
+      <w:r>
+        <w:rPr>
+          <w:lang w:val="en-US"/>
+        </w:rPr>
+        <w:t>axios</w:t>
+      </w:r>
+      <w:proofErr w:type="spellEnd"/>
+      <w:r>
+        <w:rPr>
+          <w:lang w:val="en-US"/>
+        </w:rPr>
+        <w:t>';</w:t>
+      </w:r>
+    </w:p>
+    <w:p>
+      <w:pPr>
+        <w:rPr>
+          <w:lang w:val="en-US"/>
+        </w:rPr>
+      </w:pPr>
+    </w:p>
+    <w:p>
+      <w:pPr>
+        <w:rPr>
+          <w:lang w:val="en-US"/>
+        </w:rPr>
+      </w:pPr>
+      <w:r>
+        <w:rPr>
+          <w:lang w:val="en-US"/>
+        </w:rPr>
+        <w:t xml:space="preserve">const API = </w:t>
+      </w:r>
+      <w:proofErr w:type="spellStart"/>
+      <w:r>
+        <w:rPr>
+          <w:lang w:val="en-US"/>
+        </w:rPr>
+        <w:t>axios.create</w:t>
+      </w:r>
+      <w:proofErr w:type="spellEnd"/>
+      <w:r>
+        <w:rPr>
+          <w:lang w:val="en-US"/>
+        </w:rPr>
+        <w:t>({</w:t>
+      </w:r>
+    </w:p>
+    <w:p>
+      <w:pPr>
+        <w:rPr>
+          <w:lang w:val="en-US"/>
+        </w:rPr>
+      </w:pPr>
+      <w:r>
+        <w:rPr>
+          <w:lang w:val="en-US"/>
+        </w:rPr>
+        <w:t xml:space="preserve">    </w:t>
+      </w:r>
+      <w:proofErr w:type="spellStart"/>
+      <w:r>
+        <w:rPr>
+          <w:lang w:val="en-US"/>
+        </w:rPr>
+        <w:t>baseURL</w:t>
+      </w:r>
+      <w:proofErr w:type="spellEnd"/>
+      <w:r>
+        <w:rPr>
+          <w:lang w:val="en-US"/>
+        </w:rPr>
+        <w:t>: 'http://localhost:8081/</w:t>
+      </w:r>
+      <w:proofErr w:type="spellStart"/>
+      <w:r>
+        <w:rPr>
+          <w:lang w:val="en-US"/>
+        </w:rPr>
+        <w:t>api</w:t>
+      </w:r>
+      <w:proofErr w:type="spellEnd"/>
+      <w:r>
+        <w:rPr>
+          <w:lang w:val="en-US"/>
+        </w:rPr>
+        <w:t>'</w:t>
+      </w:r>
+    </w:p>
+    <w:p>
+      <w:pPr>
+        <w:rPr>
+          <w:lang w:val="en-US"/>
+        </w:rPr>
+      </w:pPr>
+      <w:r>
+        <w:rPr>
+          <w:lang w:val="en-US"/>
+        </w:rPr>
+        <w:t>});</w:t>
+      </w:r>
+    </w:p>
+    <w:p>
+      <w:pPr>
+        <w:rPr>
+          <w:lang w:val="en-US"/>
+        </w:rPr>
+      </w:pPr>
+    </w:p>
+    <w:p>
+      <w:pPr>
+        <w:rPr>
+          <w:lang w:val="en-US"/>
+        </w:rPr>
+      </w:pPr>
+      <w:proofErr w:type="spellStart"/>
+      <w:r>
+        <w:rPr>
+          <w:lang w:val="en-US"/>
+        </w:rPr>
+        <w:t>API.interceptors.request.use</w:t>
+      </w:r>
+      <w:proofErr w:type="spellEnd"/>
+      <w:r>
+        <w:rPr>
+          <w:lang w:val="en-US"/>
+        </w:rPr>
+        <w:t>(config =&gt; {</w:t>
+      </w:r>
+    </w:p>
+    <w:p>
+      <w:pPr>
+        <w:rPr>
+          <w:lang w:val="en-US"/>
+        </w:rPr>
+      </w:pPr>
+      <w:r>
+        <w:rPr>
+          <w:lang w:val="en-US"/>
+        </w:rPr>
+        <w:t xml:space="preserve">    const token = </w:t>
+      </w:r>
+      <w:proofErr w:type="spellStart"/>
+      <w:r>
+        <w:rPr>
+          <w:lang w:val="en-US"/>
+        </w:rPr>
+        <w:t>localStorage.getItem</w:t>
+      </w:r>
+      <w:proofErr w:type="spellEnd"/>
+      <w:r>
+        <w:rPr>
+          <w:lang w:val="en-US"/>
+        </w:rPr>
+        <w:t>('token');</w:t>
+      </w:r>
+    </w:p>
+    <w:p>
+      <w:pPr>
+        <w:rPr>
+          <w:lang w:val="en-US"/>
+        </w:rPr>
+      </w:pPr>
+      <w:r>
+        <w:rPr>
+          <w:lang w:val="en-US"/>
+        </w:rPr>
+        <w:t>    if (token) {</w:t>
+      </w:r>
+    </w:p>
+    <w:p>
+      <w:pPr>
+        <w:rPr>
+          <w:lang w:val="en-US"/>
+        </w:rPr>
+      </w:pPr>
+      <w:r>
+        <w:rPr>
+          <w:lang w:val="en-US"/>
+        </w:rPr>
+        <w:t xml:space="preserve">        </w:t>
+      </w:r>
+      <w:proofErr w:type="spellStart"/>
+      <w:r>
+        <w:rPr>
+          <w:lang w:val="en-US"/>
+        </w:rPr>
+        <w:t>config.headers.Authorization</w:t>
+      </w:r>
+      <w:proofErr w:type="spellEnd"/>
+      <w:r>
+        <w:rPr>
+          <w:lang w:val="en-US"/>
+        </w:rPr>
+        <w:t xml:space="preserve"> =</w:t>
+      </w:r>
+    </w:p>
+    <w:p>
+      <w:pPr>
+        <w:rPr>
+          <w:lang w:val="en-US"/>
+        </w:rPr>
+      </w:pPr>
+      <w:r>
+        <w:rPr>
+          <w:lang w:val="en-US"/>
+        </w:rPr>
+        <w:t>            `Bearer ${token}`;</w:t>
+      </w:r>
+    </w:p>
+    <w:p>
+      <w:pPr>
+        <w:rPr>
+          <w:lang w:val="en-US"/>
+        </w:rPr>
+      </w:pPr>
+      <w:r>
+        <w:rPr>
+          <w:lang w:val="en-US"/>
+        </w:rPr>
+        <w:t>    }</w:t>
+      </w:r>
+    </w:p>
+    <w:p>
+      <w:pPr>
+        <w:rPr>
+          <w:lang w:val="en-US"/>
+        </w:rPr>
+      </w:pPr>
+      <w:r>
+        <w:rPr>
+          <w:lang w:val="en-US"/>
+        </w:rPr>
+        <w:t>    return config;</w:t>
+      </w:r>
+    </w:p>
+    <w:p>
+      <w:pPr>
+        <w:rPr>
+          <w:lang w:val="en-US"/>
+        </w:rPr>
+      </w:pPr>
+      <w:r>
+        <w:rPr>
+          <w:lang w:val="en-US"/>
+        </w:rPr>
+        <w:t>});</w:t>
+      </w:r>
+    </w:p>
+    <w:p>
+      <w:pPr>
+        <w:rPr>
+          <w:lang w:val="en-US"/>
+        </w:rPr>
+      </w:pPr>
+    </w:p>
+    <w:p>
+      <w:pPr>
+        <w:rPr>
+          <w:lang w:val="en-US"/>
+        </w:rPr>
+      </w:pPr>
+      <w:proofErr w:type="spellStart"/>
+      <w:r>
+        <w:rPr>
+          <w:lang w:val="en-US"/>
+        </w:rPr>
+        <w:t>API.interceptors.response.use</w:t>
       </w:r>
       <w:proofErr w:type="spellEnd"/>
       <w:r>
@@ -35874,406 +36351,38 @@
         </w:rPr>
         <w:t>(</w:t>
       </w:r>
-      <w:proofErr w:type="gramEnd"/>
-      <w:r>
-        <w:rPr>
-          <w:lang w:val="en-US"/>
-        </w:rPr>
-        <w:t>)</w:t>
-      </w:r>
-    </w:p>
-    <w:p>
-      <w:pPr>
-        <w:rPr>
-          <w:lang w:val="en-US"/>
-        </w:rPr>
-      </w:pPr>
-      <w:r>
-        <w:rPr>
-          <w:lang w:val="en-US"/>
-        </w:rPr>
-        <w:t>RETURNS void AS $$</w:t>
-      </w:r>
-    </w:p>
-    <w:p>
-      <w:pPr>
-        <w:rPr>
-          <w:lang w:val="en-US"/>
-        </w:rPr>
-      </w:pPr>
-      <w:r>
-        <w:rPr>
-          <w:lang w:val="en-US"/>
-        </w:rPr>
-        <w:t>DECLARE</w:t>
-      </w:r>
-    </w:p>
-    <w:p>
-      <w:pPr>
-        <w:rPr>
-          <w:lang w:val="en-US"/>
-        </w:rPr>
-      </w:pPr>
-      <w:r>
-        <w:rPr>
-          <w:lang w:val="en-US"/>
-        </w:rPr>
-        <w:t xml:space="preserve">    </w:t>
-      </w:r>
-      <w:proofErr w:type="spellStart"/>
-      <w:r>
-        <w:rPr>
-          <w:lang w:val="en-US"/>
-        </w:rPr>
-        <w:t>next_month</w:t>
-      </w:r>
-      <w:proofErr w:type="spellEnd"/>
-      <w:r>
-        <w:rPr>
-          <w:lang w:val="en-US"/>
-        </w:rPr>
-        <w:t xml:space="preserve"> </w:t>
-      </w:r>
-      <w:proofErr w:type="gramStart"/>
-      <w:r>
-        <w:rPr>
-          <w:lang w:val="en-US"/>
-        </w:rPr>
-        <w:t>DATE :</w:t>
-      </w:r>
-      <w:proofErr w:type="gramEnd"/>
-      <w:r>
-        <w:rPr>
-          <w:lang w:val="en-US"/>
-        </w:rPr>
-        <w:t>= DATE_TRUNC('month', NOW() + INTERVAL '1 month');</w:t>
-      </w:r>
-    </w:p>
-    <w:p>
-      <w:pPr>
-        <w:rPr>
-          <w:lang w:val="en-US"/>
-        </w:rPr>
-      </w:pPr>
-      <w:r>
-        <w:rPr>
-          <w:lang w:val="en-US"/>
-        </w:rPr>
-        <w:t xml:space="preserve">    </w:t>
-      </w:r>
-      <w:proofErr w:type="spellStart"/>
-      <w:r>
-        <w:rPr>
-          <w:lang w:val="en-US"/>
-        </w:rPr>
-        <w:t>partition_name</w:t>
-      </w:r>
-      <w:proofErr w:type="spellEnd"/>
-      <w:r>
-        <w:rPr>
-          <w:lang w:val="en-US"/>
-        </w:rPr>
-        <w:t xml:space="preserve"> TEXT;</w:t>
-      </w:r>
-    </w:p>
-    <w:p>
-      <w:pPr>
-        <w:rPr>
-          <w:lang w:val="en-US"/>
-        </w:rPr>
-      </w:pPr>
-      <w:r>
-        <w:rPr>
-          <w:lang w:val="en-US"/>
-        </w:rPr>
-        <w:t xml:space="preserve">    </w:t>
-      </w:r>
-      <w:proofErr w:type="spellStart"/>
-      <w:r>
-        <w:rPr>
-          <w:lang w:val="en-US"/>
-        </w:rPr>
-        <w:t>start_date</w:t>
-      </w:r>
-      <w:proofErr w:type="spellEnd"/>
-      <w:r>
-        <w:rPr>
-          <w:lang w:val="en-US"/>
-        </w:rPr>
-        <w:t xml:space="preserve"> TEXT;</w:t>
-      </w:r>
-    </w:p>
-    <w:p>
-      <w:pPr>
-        <w:rPr>
-          <w:lang w:val="en-US"/>
-        </w:rPr>
-      </w:pPr>
-      <w:r>
-        <w:rPr>
-          <w:lang w:val="en-US"/>
-        </w:rPr>
-        <w:t xml:space="preserve">    </w:t>
-      </w:r>
-      <w:proofErr w:type="spellStart"/>
-      <w:r>
-        <w:rPr>
-          <w:lang w:val="en-US"/>
-        </w:rPr>
-        <w:t>end_date</w:t>
-      </w:r>
-      <w:proofErr w:type="spellEnd"/>
-      <w:r>
-        <w:rPr>
-          <w:lang w:val="en-US"/>
-        </w:rPr>
-        <w:t xml:space="preserve"> TEXT;</w:t>
-      </w:r>
-    </w:p>
-    <w:p>
-      <w:pPr>
-        <w:rPr>
-          <w:lang w:val="en-US"/>
-        </w:rPr>
-      </w:pPr>
-      <w:r>
-        <w:rPr>
-          <w:lang w:val="en-US"/>
-        </w:rPr>
-        <w:t>BEGIN</w:t>
-      </w:r>
-    </w:p>
-    <w:p>
-      <w:pPr>
-        <w:rPr>
-          <w:lang w:val="en-US"/>
-        </w:rPr>
-      </w:pPr>
-      <w:r>
-        <w:rPr>
-          <w:lang w:val="en-US"/>
-        </w:rPr>
-        <w:t xml:space="preserve">    </w:t>
-      </w:r>
-      <w:proofErr w:type="spellStart"/>
-      <w:r>
-        <w:rPr>
-          <w:lang w:val="en-US"/>
-        </w:rPr>
-        <w:t>partition_</w:t>
-      </w:r>
-      <w:proofErr w:type="gramStart"/>
-      <w:r>
-        <w:rPr>
-          <w:lang w:val="en-US"/>
-        </w:rPr>
-        <w:t>name</w:t>
-      </w:r>
-      <w:proofErr w:type="spellEnd"/>
-      <w:r>
-        <w:rPr>
-          <w:lang w:val="en-US"/>
-        </w:rPr>
-        <w:t xml:space="preserve"> :</w:t>
-      </w:r>
-      <w:proofErr w:type="gramEnd"/>
-      <w:r>
-        <w:rPr>
-          <w:lang w:val="en-US"/>
-        </w:rPr>
-        <w:t>= '</w:t>
-      </w:r>
-      <w:proofErr w:type="spellStart"/>
-      <w:r>
-        <w:rPr>
-          <w:lang w:val="en-US"/>
-        </w:rPr>
-        <w:t>fact_scada</w:t>
-      </w:r>
-      <w:proofErr w:type="spellEnd"/>
-      <w:r>
-        <w:rPr>
-          <w:lang w:val="en-US"/>
-        </w:rPr>
-        <w:t>_' || TO_CHAR(</w:t>
-      </w:r>
-      <w:proofErr w:type="spellStart"/>
-      <w:r>
-        <w:rPr>
-          <w:lang w:val="en-US"/>
-        </w:rPr>
-        <w:t>next_month</w:t>
-      </w:r>
-      <w:proofErr w:type="spellEnd"/>
-      <w:r>
-        <w:rPr>
-          <w:lang w:val="en-US"/>
-        </w:rPr>
-        <w:t>, 'YYYY_MM');</w:t>
-      </w:r>
-    </w:p>
-    <w:p>
-      <w:pPr>
-        <w:rPr>
-          <w:lang w:val="en-US"/>
-        </w:rPr>
-      </w:pPr>
-      <w:r>
-        <w:rPr>
-          <w:lang w:val="en-US"/>
-        </w:rPr>
-        <w:t xml:space="preserve">    </w:t>
-      </w:r>
-      <w:proofErr w:type="spellStart"/>
-      <w:r>
-        <w:rPr>
-          <w:lang w:val="en-US"/>
-        </w:rPr>
-        <w:t>start_</w:t>
-      </w:r>
-      <w:proofErr w:type="gramStart"/>
-      <w:r>
-        <w:rPr>
-          <w:lang w:val="en-US"/>
-        </w:rPr>
-        <w:t>date</w:t>
-      </w:r>
-      <w:proofErr w:type="spellEnd"/>
-      <w:r>
-        <w:rPr>
-          <w:lang w:val="en-US"/>
-        </w:rPr>
-        <w:t xml:space="preserve"> :</w:t>
-      </w:r>
-      <w:proofErr w:type="gramEnd"/>
-      <w:r>
-        <w:rPr>
-          <w:lang w:val="en-US"/>
-        </w:rPr>
-        <w:t>= TO_CHAR(</w:t>
-      </w:r>
-      <w:proofErr w:type="spellStart"/>
-      <w:r>
-        <w:rPr>
-          <w:lang w:val="en-US"/>
-        </w:rPr>
-        <w:t>next_month</w:t>
-      </w:r>
-      <w:proofErr w:type="spellEnd"/>
-      <w:r>
-        <w:rPr>
-          <w:lang w:val="en-US"/>
-        </w:rPr>
-        <w:t>, 'YYYY-MM-DD');</w:t>
-      </w:r>
-    </w:p>
-    <w:p>
-      <w:pPr>
-        <w:rPr>
-          <w:lang w:val="en-US"/>
-        </w:rPr>
-      </w:pPr>
-      <w:r>
-        <w:rPr>
-          <w:lang w:val="en-US"/>
-        </w:rPr>
-        <w:t xml:space="preserve">    </w:t>
-      </w:r>
-      <w:proofErr w:type="spellStart"/>
-      <w:r>
-        <w:rPr>
-          <w:lang w:val="en-US"/>
-        </w:rPr>
-        <w:t>end_</w:t>
-      </w:r>
-      <w:proofErr w:type="gramStart"/>
-      <w:r>
-        <w:rPr>
-          <w:lang w:val="en-US"/>
-        </w:rPr>
-        <w:t>date</w:t>
-      </w:r>
-      <w:proofErr w:type="spellEnd"/>
-      <w:r>
-        <w:rPr>
-          <w:lang w:val="en-US"/>
-        </w:rPr>
-        <w:t xml:space="preserve"> :</w:t>
-      </w:r>
-      <w:proofErr w:type="gramEnd"/>
-      <w:r>
-        <w:rPr>
-          <w:lang w:val="en-US"/>
-        </w:rPr>
-        <w:t>= TO_CHAR(</w:t>
-      </w:r>
-      <w:proofErr w:type="spellStart"/>
-      <w:r>
-        <w:rPr>
-          <w:lang w:val="en-US"/>
-        </w:rPr>
-        <w:t>next_month</w:t>
-      </w:r>
-      <w:proofErr w:type="spellEnd"/>
-      <w:r>
-        <w:rPr>
-          <w:lang w:val="en-US"/>
-        </w:rPr>
-        <w:t xml:space="preserve"> + INTERVAL '1 month', 'YYYY-MM-DD');</w:t>
-      </w:r>
-    </w:p>
-    <w:p>
-      <w:pPr>
-        <w:rPr>
-          <w:lang w:val="en-US"/>
-        </w:rPr>
-      </w:pPr>
-    </w:p>
-    <w:p>
-      <w:pPr>
-        <w:rPr>
-          <w:lang w:val="en-US"/>
-        </w:rPr>
-      </w:pPr>
-      <w:r>
-        <w:rPr>
-          <w:lang w:val="en-US"/>
-        </w:rPr>
-        <w:t>    IF NOT EXISTS (</w:t>
-      </w:r>
-    </w:p>
-    <w:p>
-      <w:pPr>
-        <w:rPr>
-          <w:lang w:val="en-US"/>
-        </w:rPr>
-      </w:pPr>
-      <w:r>
-        <w:rPr>
-          <w:lang w:val="en-US"/>
-        </w:rPr>
-        <w:t xml:space="preserve">        SELECT 1 FROM </w:t>
-      </w:r>
-      <w:proofErr w:type="spellStart"/>
-      <w:r>
-        <w:rPr>
-          <w:lang w:val="en-US"/>
-        </w:rPr>
-        <w:t>pg_class</w:t>
-      </w:r>
-      <w:proofErr w:type="spellEnd"/>
-      <w:r>
-        <w:rPr>
-          <w:lang w:val="en-US"/>
-        </w:rPr>
-        <w:t xml:space="preserve"> WHERE </w:t>
-      </w:r>
-      <w:proofErr w:type="spellStart"/>
-      <w:r>
-        <w:rPr>
-          <w:lang w:val="en-US"/>
-        </w:rPr>
-        <w:t>relname</w:t>
+    </w:p>
+    <w:p>
+      <w:pPr>
+        <w:rPr>
+          <w:lang w:val="en-US"/>
+        </w:rPr>
+      </w:pPr>
+      <w:r>
+        <w:rPr>
+          <w:lang w:val="en-US"/>
+        </w:rPr>
+        <w:t>    (response) =&gt; {</w:t>
+      </w:r>
+    </w:p>
+    <w:p>
+      <w:pPr>
+        <w:rPr>
+          <w:lang w:val="en-US"/>
+        </w:rPr>
+      </w:pPr>
+      <w:r>
+        <w:rPr>
+          <w:lang w:val="en-US"/>
+        </w:rPr>
+        <w:t xml:space="preserve">        const </w:t>
+      </w:r>
+      <w:proofErr w:type="spellStart"/>
+      <w:r>
+        <w:rPr>
+          <w:lang w:val="en-US"/>
+        </w:rPr>
+        <w:t>newToken</w:t>
       </w:r>
       <w:proofErr w:type="spellEnd"/>
       <w:r>
@@ -36287,69 +36396,41 @@
         <w:rPr>
           <w:lang w:val="en-US"/>
         </w:rPr>
-        <w:t>partition_name</w:t>
-      </w:r>
-      <w:proofErr w:type="spellEnd"/>
-    </w:p>
-    <w:p>
-      <w:pPr>
-        <w:rPr>
-          <w:lang w:val="en-US"/>
-        </w:rPr>
-      </w:pPr>
-      <w:r>
-        <w:rPr>
-          <w:lang w:val="en-US"/>
-        </w:rPr>
-        <w:t>    ) THEN</w:t>
-      </w:r>
-    </w:p>
-    <w:p>
-      <w:pPr>
-        <w:rPr>
-          <w:lang w:val="en-US"/>
-        </w:rPr>
-      </w:pPr>
-      <w:r>
-        <w:rPr>
-          <w:lang w:val="en-US"/>
-        </w:rPr>
-        <w:t xml:space="preserve">        EXECUTE </w:t>
-      </w:r>
-      <w:proofErr w:type="gramStart"/>
-      <w:r>
-        <w:rPr>
-          <w:lang w:val="en-US"/>
-        </w:rPr>
-        <w:t>FORMAT(</w:t>
-      </w:r>
-      <w:proofErr w:type="gramEnd"/>
-    </w:p>
-    <w:p>
-      <w:pPr>
-        <w:rPr>
-          <w:lang w:val="en-US"/>
-        </w:rPr>
-      </w:pPr>
-      <w:r>
-        <w:rPr>
-          <w:lang w:val="en-US"/>
-        </w:rPr>
-        <w:t xml:space="preserve">            'CREATE TABLE %I PARTITION OF </w:t>
-      </w:r>
-      <w:proofErr w:type="spellStart"/>
-      <w:r>
-        <w:rPr>
-          <w:lang w:val="en-US"/>
-        </w:rPr>
-        <w:t>fact_scada</w:t>
-      </w:r>
-      <w:proofErr w:type="spellEnd"/>
-      <w:r>
-        <w:rPr>
-          <w:lang w:val="en-US"/>
-        </w:rPr>
-        <w:t xml:space="preserve"> FOR VALUES FROM (%L) TO (%L)',</w:t>
+        <w:t>response.headers</w:t>
+      </w:r>
+      <w:proofErr w:type="spellEnd"/>
+      <w:r>
+        <w:rPr>
+          <w:lang w:val="en-US"/>
+        </w:rPr>
+        <w:t>['x-new-token'];</w:t>
+      </w:r>
+    </w:p>
+    <w:p>
+      <w:pPr>
+        <w:rPr>
+          <w:lang w:val="en-US"/>
+        </w:rPr>
+      </w:pPr>
+      <w:r>
+        <w:rPr>
+          <w:lang w:val="en-US"/>
+        </w:rPr>
+        <w:t>        if (</w:t>
+      </w:r>
+      <w:proofErr w:type="spellStart"/>
+      <w:r>
+        <w:rPr>
+          <w:lang w:val="en-US"/>
+        </w:rPr>
+        <w:t>newToken</w:t>
+      </w:r>
+      <w:proofErr w:type="spellEnd"/>
+      <w:r>
+        <w:rPr>
+          <w:lang w:val="en-US"/>
+        </w:rPr>
+        <w:t>) {</w:t>
       </w:r>
     </w:p>
     <w:p>
@@ -36369,543 +36450,14 @@
         <w:rPr>
           <w:lang w:val="en-US"/>
         </w:rPr>
-        <w:t>partition_name</w:t>
-      </w:r>
-      <w:proofErr w:type="spellEnd"/>
-      <w:r>
-        <w:rPr>
-          <w:lang w:val="en-US"/>
-        </w:rPr>
-        <w:t xml:space="preserve">, </w:t>
-      </w:r>
-      <w:proofErr w:type="spellStart"/>
-      <w:r>
-        <w:rPr>
-          <w:lang w:val="en-US"/>
-        </w:rPr>
-        <w:t>start_date</w:t>
-      </w:r>
-      <w:proofErr w:type="spellEnd"/>
-      <w:r>
-        <w:rPr>
-          <w:lang w:val="en-US"/>
-        </w:rPr>
-        <w:t xml:space="preserve">, </w:t>
-      </w:r>
-      <w:proofErr w:type="spellStart"/>
-      <w:r>
-        <w:rPr>
-          <w:lang w:val="en-US"/>
-        </w:rPr>
-        <w:t>end_date</w:t>
-      </w:r>
-      <w:proofErr w:type="spellEnd"/>
-    </w:p>
-    <w:p>
-      <w:pPr>
-        <w:rPr>
-          <w:lang w:val="en-US"/>
-        </w:rPr>
-      </w:pPr>
-      <w:r>
-        <w:rPr>
-          <w:lang w:val="en-US"/>
-        </w:rPr>
-        <w:t>        );</w:t>
-      </w:r>
-    </w:p>
-    <w:p>
-      <w:pPr>
-        <w:rPr>
-          <w:lang w:val="en-US"/>
-        </w:rPr>
-      </w:pPr>
-      <w:r>
-        <w:rPr>
-          <w:lang w:val="en-US"/>
-        </w:rPr>
-        <w:t>    END IF;</w:t>
-      </w:r>
-    </w:p>
-    <w:p>
-      <w:pPr>
-        <w:rPr>
-          <w:lang w:val="en-US"/>
-        </w:rPr>
-      </w:pPr>
-      <w:r>
-        <w:rPr>
-          <w:lang w:val="en-US"/>
-        </w:rPr>
-        <w:t>END;</w:t>
-      </w:r>
-    </w:p>
-    <w:p>
-      <w:pPr>
-        <w:rPr>
-          <w:lang w:val="en-US"/>
-        </w:rPr>
-      </w:pPr>
-      <w:r>
-        <w:rPr>
-          <w:lang w:val="en-US"/>
-        </w:rPr>
-        <w:t xml:space="preserve">$$ LANGUAGE </w:t>
-      </w:r>
-      <w:proofErr w:type="spellStart"/>
-      <w:r>
-        <w:rPr>
-          <w:lang w:val="en-US"/>
-        </w:rPr>
-        <w:t>plpgsql</w:t>
-      </w:r>
-      <w:proofErr w:type="spellEnd"/>
-      <w:r>
-        <w:rPr>
-          <w:lang w:val="en-US"/>
-        </w:rPr>
-        <w:t>;</w:t>
-      </w:r>
-    </w:p>
-    <w:p>
-      <w:pPr>
-        <w:rPr>
-          <w:lang w:val="en-US"/>
-        </w:rPr>
-      </w:pPr>
-    </w:p>
-    <w:p>
-      <w:pPr>
-        <w:rPr>
-          <w:lang w:val="en-US"/>
-        </w:rPr>
-      </w:pPr>
-      <w:r>
-        <w:rPr>
-          <w:lang w:val="en-US"/>
-        </w:rPr>
-        <w:t xml:space="preserve">SELECT </w:t>
-      </w:r>
-      <w:proofErr w:type="spellStart"/>
-      <w:proofErr w:type="gramStart"/>
-      <w:r>
-        <w:rPr>
-          <w:lang w:val="en-US"/>
-        </w:rPr>
-        <w:t>cron.schedule</w:t>
-      </w:r>
-      <w:proofErr w:type="spellEnd"/>
-      <w:proofErr w:type="gramEnd"/>
-      <w:r>
-        <w:rPr>
-          <w:lang w:val="en-US"/>
-        </w:rPr>
-        <w:t>('create-</w:t>
-      </w:r>
-      <w:proofErr w:type="spellStart"/>
-      <w:r>
-        <w:rPr>
-          <w:lang w:val="en-US"/>
-        </w:rPr>
-        <w:t>scada</w:t>
-      </w:r>
-      <w:proofErr w:type="spellEnd"/>
-      <w:r>
-        <w:rPr>
-          <w:lang w:val="en-US"/>
-        </w:rPr>
-        <w:t>-partition', '0 9 25 * *',</w:t>
-      </w:r>
-    </w:p>
-    <w:p>
-      <w:pPr>
-        <w:rPr>
-          <w:lang w:val="en-US"/>
-        </w:rPr>
-      </w:pPr>
-      <w:r>
-        <w:rPr>
-          <w:lang w:val="en-US"/>
-        </w:rPr>
-        <w:t xml:space="preserve">    'SELECT </w:t>
-      </w:r>
-      <w:proofErr w:type="spellStart"/>
-      <w:r>
-        <w:rPr>
-          <w:lang w:val="en-US"/>
-        </w:rPr>
-        <w:t>create_next_scada_</w:t>
-      </w:r>
-      <w:proofErr w:type="gramStart"/>
-      <w:r>
-        <w:rPr>
-          <w:lang w:val="en-US"/>
-        </w:rPr>
-        <w:t>partition</w:t>
-      </w:r>
-      <w:proofErr w:type="spellEnd"/>
-      <w:r>
-        <w:rPr>
-          <w:lang w:val="en-US"/>
-        </w:rPr>
-        <w:t>(</w:t>
-      </w:r>
-      <w:proofErr w:type="gramEnd"/>
-      <w:r>
-        <w:rPr>
-          <w:lang w:val="en-US"/>
-        </w:rPr>
-        <w:t>)');</w:t>
-      </w:r>
-    </w:p>
-    <w:p>
-      <w:pPr>
-        <w:rPr>
-          <w:lang w:val="en-US"/>
-        </w:rPr>
-      </w:pPr>
-      <w:r>
-        <w:rPr>
-          <w:lang w:val="en-US"/>
-        </w:rPr>
-        <w:t xml:space="preserve">import </w:t>
-      </w:r>
-      <w:proofErr w:type="spellStart"/>
-      <w:r>
-        <w:rPr>
-          <w:lang w:val="en-US"/>
-        </w:rPr>
-        <w:t>axios</w:t>
-      </w:r>
-      <w:proofErr w:type="spellEnd"/>
-      <w:r>
-        <w:rPr>
-          <w:lang w:val="en-US"/>
-        </w:rPr>
-        <w:t xml:space="preserve"> from '</w:t>
-      </w:r>
-      <w:proofErr w:type="spellStart"/>
-      <w:r>
-        <w:rPr>
-          <w:lang w:val="en-US"/>
-        </w:rPr>
-        <w:t>axios</w:t>
-      </w:r>
-      <w:proofErr w:type="spellEnd"/>
-      <w:r>
-        <w:rPr>
-          <w:lang w:val="en-US"/>
-        </w:rPr>
-        <w:t>';</w:t>
-      </w:r>
-    </w:p>
-    <w:p>
-      <w:pPr>
-        <w:rPr>
-          <w:lang w:val="en-US"/>
-        </w:rPr>
-      </w:pPr>
-    </w:p>
-    <w:p>
-      <w:pPr>
-        <w:rPr>
-          <w:lang w:val="en-US"/>
-        </w:rPr>
-      </w:pPr>
-      <w:r>
-        <w:rPr>
-          <w:lang w:val="en-US"/>
-        </w:rPr>
-        <w:t xml:space="preserve">const API = </w:t>
-      </w:r>
-      <w:proofErr w:type="spellStart"/>
-      <w:proofErr w:type="gramStart"/>
-      <w:r>
-        <w:rPr>
-          <w:lang w:val="en-US"/>
-        </w:rPr>
-        <w:t>axios.create</w:t>
-      </w:r>
-      <w:proofErr w:type="spellEnd"/>
-      <w:proofErr w:type="gramEnd"/>
-      <w:r>
-        <w:rPr>
-          <w:lang w:val="en-US"/>
-        </w:rPr>
-        <w:t>({</w:t>
-      </w:r>
-    </w:p>
-    <w:p>
-      <w:pPr>
-        <w:rPr>
-          <w:lang w:val="en-US"/>
-        </w:rPr>
-      </w:pPr>
-      <w:r>
-        <w:rPr>
-          <w:lang w:val="en-US"/>
-        </w:rPr>
-        <w:t xml:space="preserve">    </w:t>
-      </w:r>
-      <w:proofErr w:type="spellStart"/>
-      <w:r>
-        <w:rPr>
-          <w:lang w:val="en-US"/>
-        </w:rPr>
-        <w:t>baseURL</w:t>
-      </w:r>
-      <w:proofErr w:type="spellEnd"/>
-      <w:r>
-        <w:rPr>
-          <w:lang w:val="en-US"/>
-        </w:rPr>
-        <w:t>: 'http://localhost:8081/</w:t>
-      </w:r>
-      <w:proofErr w:type="spellStart"/>
-      <w:r>
-        <w:rPr>
-          <w:lang w:val="en-US"/>
-        </w:rPr>
-        <w:t>api</w:t>
-      </w:r>
-      <w:proofErr w:type="spellEnd"/>
-      <w:r>
-        <w:rPr>
-          <w:lang w:val="en-US"/>
-        </w:rPr>
-        <w:t>'</w:t>
-      </w:r>
-    </w:p>
-    <w:p>
-      <w:pPr>
-        <w:rPr>
-          <w:lang w:val="en-US"/>
-        </w:rPr>
-      </w:pPr>
-      <w:r>
-        <w:rPr>
-          <w:lang w:val="en-US"/>
-        </w:rPr>
-        <w:t>});</w:t>
-      </w:r>
-    </w:p>
-    <w:p>
-      <w:pPr>
-        <w:rPr>
-          <w:lang w:val="en-US"/>
-        </w:rPr>
-      </w:pPr>
-    </w:p>
-    <w:p>
-      <w:pPr>
-        <w:rPr>
-          <w:lang w:val="en-US"/>
-        </w:rPr>
-      </w:pPr>
-      <w:proofErr w:type="spellStart"/>
-      <w:proofErr w:type="gramStart"/>
-      <w:r>
-        <w:rPr>
-          <w:lang w:val="en-US"/>
-        </w:rPr>
-        <w:t>API.interceptors.request.use</w:t>
-      </w:r>
-      <w:proofErr w:type="spellEnd"/>
-      <w:r>
-        <w:rPr>
-          <w:lang w:val="en-US"/>
-        </w:rPr>
-        <w:t>(</w:t>
-      </w:r>
-      <w:proofErr w:type="gramEnd"/>
-      <w:r>
-        <w:rPr>
-          <w:lang w:val="en-US"/>
-        </w:rPr>
-        <w:t>config =&gt; {</w:t>
-      </w:r>
-    </w:p>
-    <w:p>
-      <w:pPr>
-        <w:rPr>
-          <w:lang w:val="en-US"/>
-        </w:rPr>
-      </w:pPr>
-      <w:r>
-        <w:rPr>
-          <w:lang w:val="en-US"/>
-        </w:rPr>
-        <w:t xml:space="preserve">    const token = </w:t>
-      </w:r>
-      <w:proofErr w:type="spellStart"/>
-      <w:r>
-        <w:rPr>
-          <w:lang w:val="en-US"/>
-        </w:rPr>
-        <w:t>localStorage.getItem</w:t>
-      </w:r>
-      <w:proofErr w:type="spellEnd"/>
-      <w:r>
-        <w:rPr>
-          <w:lang w:val="en-US"/>
-        </w:rPr>
-        <w:t>('token');</w:t>
-      </w:r>
-    </w:p>
-    <w:p>
-      <w:pPr>
-        <w:rPr>
-          <w:lang w:val="en-US"/>
-        </w:rPr>
-      </w:pPr>
-      <w:r>
-        <w:rPr>
-          <w:lang w:val="en-US"/>
-        </w:rPr>
-        <w:t>    if (token) {</w:t>
-      </w:r>
-    </w:p>
-    <w:p>
-      <w:pPr>
-        <w:rPr>
-          <w:lang w:val="en-US"/>
-        </w:rPr>
-      </w:pPr>
-      <w:r>
-        <w:rPr>
-          <w:lang w:val="en-US"/>
-        </w:rPr>
-        <w:t xml:space="preserve">        </w:t>
-      </w:r>
-      <w:proofErr w:type="spellStart"/>
-      <w:proofErr w:type="gramStart"/>
-      <w:r>
-        <w:rPr>
-          <w:lang w:val="en-US"/>
-        </w:rPr>
-        <w:t>config.headers</w:t>
-      </w:r>
-      <w:proofErr w:type="gramEnd"/>
-      <w:r>
-        <w:rPr>
-          <w:lang w:val="en-US"/>
-        </w:rPr>
-        <w:t>.Authorization</w:t>
-      </w:r>
-      <w:proofErr w:type="spellEnd"/>
-      <w:r>
-        <w:rPr>
-          <w:lang w:val="en-US"/>
-        </w:rPr>
-        <w:t xml:space="preserve"> =</w:t>
-      </w:r>
-    </w:p>
-    <w:p>
-      <w:pPr>
-        <w:rPr>
-          <w:lang w:val="en-US"/>
-        </w:rPr>
-      </w:pPr>
-      <w:r>
-        <w:rPr>
-          <w:lang w:val="en-US"/>
-        </w:rPr>
-        <w:t>            `Bearer ${token}`;</w:t>
-      </w:r>
-    </w:p>
-    <w:p>
-      <w:pPr>
-        <w:rPr>
-          <w:lang w:val="en-US"/>
-        </w:rPr>
-      </w:pPr>
-      <w:r>
-        <w:rPr>
-          <w:lang w:val="en-US"/>
-        </w:rPr>
-        <w:t>    }</w:t>
-      </w:r>
-    </w:p>
-    <w:p>
-      <w:pPr>
-        <w:rPr>
-          <w:lang w:val="en-US"/>
-        </w:rPr>
-      </w:pPr>
-      <w:r>
-        <w:rPr>
-          <w:lang w:val="en-US"/>
-        </w:rPr>
-        <w:t>    return config;</w:t>
-      </w:r>
-    </w:p>
-    <w:p>
-      <w:pPr>
-        <w:rPr>
-          <w:lang w:val="en-US"/>
-        </w:rPr>
-      </w:pPr>
-      <w:r>
-        <w:rPr>
-          <w:lang w:val="en-US"/>
-        </w:rPr>
-        <w:t>});</w:t>
-      </w:r>
-    </w:p>
-    <w:p>
-      <w:pPr>
-        <w:rPr>
-          <w:lang w:val="en-US"/>
-        </w:rPr>
-      </w:pPr>
-    </w:p>
-    <w:p>
-      <w:pPr>
-        <w:rPr>
-          <w:lang w:val="en-US"/>
-        </w:rPr>
-      </w:pPr>
-      <w:proofErr w:type="spellStart"/>
-      <w:proofErr w:type="gramStart"/>
-      <w:r>
-        <w:rPr>
-          <w:lang w:val="en-US"/>
-        </w:rPr>
-        <w:t>API.interceptors.response.use</w:t>
-      </w:r>
-      <w:proofErr w:type="spellEnd"/>
-      <w:r>
-        <w:rPr>
-          <w:lang w:val="en-US"/>
-        </w:rPr>
-        <w:t>(</w:t>
-      </w:r>
-      <w:proofErr w:type="gramEnd"/>
-    </w:p>
-    <w:p>
-      <w:pPr>
-        <w:rPr>
-          <w:lang w:val="en-US"/>
-        </w:rPr>
-      </w:pPr>
-      <w:r>
-        <w:rPr>
-          <w:lang w:val="en-US"/>
-        </w:rPr>
-        <w:t>    (response) =&gt; {</w:t>
-      </w:r>
-    </w:p>
-    <w:p>
-      <w:pPr>
-        <w:rPr>
-          <w:lang w:val="en-US"/>
-        </w:rPr>
-      </w:pPr>
-      <w:r>
-        <w:rPr>
-          <w:lang w:val="en-US"/>
-        </w:rPr>
-        <w:t xml:space="preserve">        const </w:t>
+        <w:t>localStorage.setItem</w:t>
+      </w:r>
+      <w:proofErr w:type="spellEnd"/>
+      <w:r>
+        <w:rPr>
+          <w:lang w:val="en-US"/>
+        </w:rPr>
+        <w:t xml:space="preserve">('token', </w:t>
       </w:r>
       <w:proofErr w:type="spellStart"/>
       <w:r>
@@ -36919,23 +36471,59 @@
         <w:rPr>
           <w:lang w:val="en-US"/>
         </w:rPr>
-        <w:t xml:space="preserve"> = </w:t>
-      </w:r>
-      <w:proofErr w:type="spellStart"/>
-      <w:proofErr w:type="gramStart"/>
-      <w:r>
-        <w:rPr>
-          <w:lang w:val="en-US"/>
-        </w:rPr>
-        <w:t>response.headers</w:t>
-      </w:r>
-      <w:proofErr w:type="spellEnd"/>
-      <w:proofErr w:type="gramEnd"/>
-      <w:r>
-        <w:rPr>
-          <w:lang w:val="en-US"/>
-        </w:rPr>
-        <w:t>['x-new-token'];</w:t>
+        <w:t>);</w:t>
+      </w:r>
+    </w:p>
+    <w:p>
+      <w:pPr>
+        <w:rPr>
+          <w:lang w:val="en-US"/>
+        </w:rPr>
+      </w:pPr>
+      <w:r>
+        <w:rPr>
+          <w:lang w:val="en-US"/>
+        </w:rPr>
+        <w:t>        }</w:t>
+      </w:r>
+    </w:p>
+    <w:p>
+      <w:pPr>
+        <w:rPr>
+          <w:lang w:val="en-US"/>
+        </w:rPr>
+      </w:pPr>
+      <w:r>
+        <w:rPr>
+          <w:lang w:val="en-US"/>
+        </w:rPr>
+        <w:t>        return response;</w:t>
+      </w:r>
+    </w:p>
+    <w:p>
+      <w:pPr>
+        <w:rPr>
+          <w:lang w:val="en-US"/>
+        </w:rPr>
+      </w:pPr>
+      <w:r>
+        <w:rPr>
+          <w:lang w:val="en-US"/>
+        </w:rPr>
+        <w:t>    },</w:t>
+      </w:r>
+    </w:p>
+    <w:p>
+      <w:pPr>
+        <w:rPr>
+          <w:lang w:val="en-US"/>
+        </w:rPr>
+      </w:pPr>
+      <w:r>
+        <w:rPr>
+          <w:lang w:val="en-US"/>
+        </w:rPr>
+        <w:t>    (error) =&gt; {</w:t>
       </w:r>
     </w:p>
     <w:p>
@@ -36955,135 +36543,7 @@
         <w:rPr>
           <w:lang w:val="en-US"/>
         </w:rPr>
-        <w:t>newToken</w:t>
-      </w:r>
-      <w:proofErr w:type="spellEnd"/>
-      <w:r>
-        <w:rPr>
-          <w:lang w:val="en-US"/>
-        </w:rPr>
-        <w:t>) {</w:t>
-      </w:r>
-    </w:p>
-    <w:p>
-      <w:pPr>
-        <w:rPr>
-          <w:lang w:val="en-US"/>
-        </w:rPr>
-      </w:pPr>
-      <w:r>
-        <w:rPr>
-          <w:lang w:val="en-US"/>
-        </w:rPr>
-        <w:t xml:space="preserve">            </w:t>
-      </w:r>
-      <w:proofErr w:type="spellStart"/>
-      <w:r>
-        <w:rPr>
-          <w:lang w:val="en-US"/>
-        </w:rPr>
-        <w:t>localStorage.setItem</w:t>
-      </w:r>
-      <w:proofErr w:type="spellEnd"/>
-      <w:r>
-        <w:rPr>
-          <w:lang w:val="en-US"/>
-        </w:rPr>
-        <w:t xml:space="preserve">('token', </w:t>
-      </w:r>
-      <w:proofErr w:type="spellStart"/>
-      <w:r>
-        <w:rPr>
-          <w:lang w:val="en-US"/>
-        </w:rPr>
-        <w:t>newToken</w:t>
-      </w:r>
-      <w:proofErr w:type="spellEnd"/>
-      <w:r>
-        <w:rPr>
-          <w:lang w:val="en-US"/>
-        </w:rPr>
-        <w:t>);</w:t>
-      </w:r>
-    </w:p>
-    <w:p>
-      <w:pPr>
-        <w:rPr>
-          <w:lang w:val="en-US"/>
-        </w:rPr>
-      </w:pPr>
-      <w:r>
-        <w:rPr>
-          <w:lang w:val="en-US"/>
-        </w:rPr>
-        <w:t>        }</w:t>
-      </w:r>
-    </w:p>
-    <w:p>
-      <w:pPr>
-        <w:rPr>
-          <w:lang w:val="en-US"/>
-        </w:rPr>
-      </w:pPr>
-      <w:r>
-        <w:rPr>
-          <w:lang w:val="en-US"/>
-        </w:rPr>
-        <w:t>        return response;</w:t>
-      </w:r>
-    </w:p>
-    <w:p>
-      <w:pPr>
-        <w:rPr>
-          <w:lang w:val="en-US"/>
-        </w:rPr>
-      </w:pPr>
-      <w:r>
-        <w:rPr>
-          <w:lang w:val="en-US"/>
-        </w:rPr>
-        <w:t>    },</w:t>
-      </w:r>
-    </w:p>
-    <w:p>
-      <w:pPr>
-        <w:rPr>
-          <w:lang w:val="en-US"/>
-        </w:rPr>
-      </w:pPr>
-      <w:r>
-        <w:rPr>
-          <w:lang w:val="en-US"/>
-        </w:rPr>
-        <w:t>    (error) =&gt; {</w:t>
-      </w:r>
-    </w:p>
-    <w:p>
-      <w:pPr>
-        <w:rPr>
-          <w:lang w:val="en-US"/>
-        </w:rPr>
-      </w:pPr>
-      <w:r>
-        <w:rPr>
-          <w:lang w:val="en-US"/>
-        </w:rPr>
-        <w:t>        if (</w:t>
-      </w:r>
-      <w:proofErr w:type="spellStart"/>
-      <w:proofErr w:type="gramStart"/>
-      <w:r>
-        <w:rPr>
-          <w:lang w:val="en-US"/>
-        </w:rPr>
-        <w:t>error.response</w:t>
-      </w:r>
-      <w:proofErr w:type="gramEnd"/>
-      <w:r>
-        <w:rPr>
-          <w:lang w:val="en-US"/>
-        </w:rPr>
-        <w:t>?.status</w:t>
+        <w:t>error.response?.status</w:t>
       </w:r>
       <w:proofErr w:type="spellEnd"/>
       <w:r>
@@ -37134,19 +36594,11 @@
         <w:t xml:space="preserve">            </w:t>
       </w:r>
       <w:proofErr w:type="spellStart"/>
-      <w:proofErr w:type="gramStart"/>
-      <w:r>
-        <w:rPr>
-          <w:lang w:val="en-US"/>
-        </w:rPr>
-        <w:t>window.location</w:t>
-      </w:r>
-      <w:proofErr w:type="gramEnd"/>
-      <w:r>
-        <w:rPr>
-          <w:lang w:val="en-US"/>
-        </w:rPr>
-        <w:t>.replace</w:t>
+      <w:r>
+        <w:rPr>
+          <w:lang w:val="en-US"/>
+        </w:rPr>
+        <w:t>window.location.replace</w:t>
       </w:r>
       <w:proofErr w:type="spellEnd"/>
       <w:r>
@@ -37272,7 +36724,6 @@
         <w:t xml:space="preserve"> = (data) =&gt; </w:t>
       </w:r>
       <w:proofErr w:type="spellStart"/>
-      <w:proofErr w:type="gramStart"/>
       <w:r>
         <w:rPr>
           <w:lang w:val="en-US"/>
@@ -37284,14 +36735,7 @@
         <w:rPr>
           <w:lang w:val="en-US"/>
         </w:rPr>
-        <w:t>(</w:t>
-      </w:r>
-      <w:proofErr w:type="gramEnd"/>
-      <w:r>
-        <w:rPr>
-          <w:lang w:val="en-US"/>
-        </w:rPr>
-        <w:t>'/auth/login', data);</w:t>
+        <w:t>('/auth/login', data);</w:t>
       </w:r>
     </w:p>
     <w:p>
@@ -37321,7 +36765,6 @@
         <w:t xml:space="preserve"> = (data) =&gt; </w:t>
       </w:r>
       <w:proofErr w:type="spellStart"/>
-      <w:proofErr w:type="gramStart"/>
       <w:r>
         <w:rPr>
           <w:lang w:val="en-US"/>
@@ -37333,14 +36776,7 @@
         <w:rPr>
           <w:lang w:val="en-US"/>
         </w:rPr>
-        <w:t>(</w:t>
-      </w:r>
-      <w:proofErr w:type="gramEnd"/>
-      <w:r>
-        <w:rPr>
-          <w:lang w:val="en-US"/>
-        </w:rPr>
-        <w:t>'/auth/register', data);</w:t>
+        <w:t>('/auth/register', data);</w:t>
       </w:r>
     </w:p>
     <w:p>
@@ -37489,7 +36925,6 @@
         <w:t xml:space="preserve">) =&gt; </w:t>
       </w:r>
       <w:proofErr w:type="spellStart"/>
-      <w:proofErr w:type="gramStart"/>
       <w:r>
         <w:rPr>
           <w:lang w:val="en-US"/>
@@ -37501,14 +36936,7 @@
         <w:rPr>
           <w:lang w:val="en-US"/>
         </w:rPr>
-        <w:t>(</w:t>
-      </w:r>
-      <w:proofErr w:type="gramEnd"/>
-      <w:r>
-        <w:rPr>
-          <w:lang w:val="en-US"/>
-        </w:rPr>
-        <w:t xml:space="preserve">'/notifications', </w:t>
+        <w:t xml:space="preserve">('/notifications', </w:t>
       </w:r>
       <w:proofErr w:type="spellStart"/>
       <w:r>
@@ -37685,7 +37113,6 @@
         <w:t xml:space="preserve"> = (filter) =&gt; </w:t>
       </w:r>
       <w:proofErr w:type="spellStart"/>
-      <w:proofErr w:type="gramStart"/>
       <w:r>
         <w:rPr>
           <w:lang w:val="en-US"/>
@@ -37697,14 +37124,7 @@
         <w:rPr>
           <w:lang w:val="en-US"/>
         </w:rPr>
-        <w:t>(</w:t>
-      </w:r>
-      <w:proofErr w:type="gramEnd"/>
-      <w:r>
-        <w:rPr>
-          <w:lang w:val="en-US"/>
-        </w:rPr>
-        <w:t>'/admin/users', filter);</w:t>
+        <w:t>('/admin/users', filter);</w:t>
       </w:r>
     </w:p>
     <w:p>
@@ -37839,7 +37259,6 @@
         <w:t xml:space="preserve"> = (filter) =&gt; </w:t>
       </w:r>
       <w:proofErr w:type="spellStart"/>
-      <w:proofErr w:type="gramStart"/>
       <w:r>
         <w:rPr>
           <w:lang w:val="en-US"/>
@@ -37851,14 +37270,7 @@
         <w:rPr>
           <w:lang w:val="en-US"/>
         </w:rPr>
-        <w:t>(</w:t>
-      </w:r>
-      <w:proofErr w:type="gramEnd"/>
-      <w:r>
-        <w:rPr>
-          <w:lang w:val="en-US"/>
-        </w:rPr>
-        <w:t>'/metals', filter);</w:t>
+        <w:t>('/metals', filter);</w:t>
       </w:r>
     </w:p>
     <w:p>
@@ -38287,14 +37699,7 @@
         <w:rPr>
           <w:lang w:val="en-US"/>
         </w:rPr>
-        <w:t xml:space="preserve">}`, </w:t>
-      </w:r>
-      <w:proofErr w:type="gramStart"/>
-      <w:r>
-        <w:rPr>
-          <w:lang w:val="en-US"/>
-        </w:rPr>
-        <w:t xml:space="preserve">{ </w:t>
+        <w:t xml:space="preserve">}`, { </w:t>
       </w:r>
       <w:proofErr w:type="spellStart"/>
       <w:r>
@@ -38304,7 +37709,6 @@
         <w:t>responseType</w:t>
       </w:r>
       <w:proofErr w:type="spellEnd"/>
-      <w:proofErr w:type="gramEnd"/>
       <w:r>
         <w:rPr>
           <w:lang w:val="en-US"/>
@@ -38753,6 +38157,7 @@
         <w:docPartUnique/>
       </w:docPartObj>
     </w:sdtPr>
+    <w:sdtEndPr/>
     <w:sdtContent>
       <w:p>
         <w:pPr>
@@ -43164,6 +42569,7 @@
   <w:style w:type="character" w:default="1" w:styleId="a0">
     <w:name w:val="Default Paragraph Font"/>
     <w:uiPriority w:val="1"/>
+    <w:semiHidden/>
     <w:unhideWhenUsed/>
   </w:style>
   <w:style w:type="table" w:default="1" w:styleId="a1">
@@ -44007,7 +43413,7 @@
 </file>
 
 <file path=customXml/itemProps1.xml><?xml version="1.0" encoding="utf-8"?>
-<ds:datastoreItem xmlns:ds="http://schemas.openxmlformats.org/officeDocument/2006/customXml" ds:itemID="{7E33A9E0-081F-4A79-B43D-208A83E022AA}">
+<ds:datastoreItem xmlns:ds="http://schemas.openxmlformats.org/officeDocument/2006/customXml" ds:itemID="{81325DBC-B827-4ACB-AC49-2F5CCF99DD17}">
   <ds:schemaRefs>
     <ds:schemaRef ds:uri="http://schemas.openxmlformats.org/officeDocument/2006/bibliography"/>
   </ds:schemaRefs>

--- a/Документы/220812_Б1-ИФСТ-42_2026_1.docx
+++ b/Документы/220812_Б1-ИФСТ-42_2026_1.docx
@@ -77,8 +77,6 @@
       <w:r>
         <w:t>Кафедра «Прикладные информационные технологии»</w:t>
       </w:r>
-      <w:bookmarkStart w:id="0" w:name="_GoBack"/>
-      <w:bookmarkEnd w:id="0"/>
     </w:p>
     <w:p>
       <w:pPr>
@@ -1165,6 +1163,8 @@
         <w:lastRenderedPageBreak/>
         <w:t>СОДЕРЖАНИЕ</w:t>
       </w:r>
+      <w:bookmarkStart w:id="0" w:name="_GoBack"/>
+      <w:bookmarkEnd w:id="0"/>
     </w:p>
     <w:sdt>
       <w:sdtPr>
@@ -1181,7 +1181,6 @@
           <w:docPartUnique/>
         </w:docPartObj>
       </w:sdtPr>
-      <w:sdtEndPr/>
       <w:sdtContent>
         <w:p>
           <w:pPr>
@@ -1217,13 +1216,27 @@
           <w:r>
             <w:fldChar w:fldCharType="separate"/>
           </w:r>
-          <w:hyperlink w:anchor="_Toc231928851" w:history="1">
+          <w:hyperlink w:anchor="_Toc232011585" w:history="1">
             <w:r>
               <w:rPr>
                 <w:rStyle w:val="aa"/>
                 <w:noProof/>
               </w:rPr>
-              <w:t>ВВЕДЕНИЕ</w:t>
+              <w:t>ВВЕ</w:t>
+            </w:r>
+            <w:r>
+              <w:rPr>
+                <w:rStyle w:val="aa"/>
+                <w:noProof/>
+              </w:rPr>
+              <w:t>Д</w:t>
+            </w:r>
+            <w:r>
+              <w:rPr>
+                <w:rStyle w:val="aa"/>
+                <w:noProof/>
+              </w:rPr>
+              <w:t>ЕНИЕ</w:t>
             </w:r>
             <w:r>
               <w:rPr>
@@ -1244,7 +1257,7 @@
                 <w:noProof/>
                 <w:webHidden/>
               </w:rPr>
-              <w:instrText xml:space="preserve"> PAGEREF _Toc231928851 \h </w:instrText>
+              <w:instrText xml:space="preserve"> PAGEREF _Toc232011585 \h </w:instrText>
             </w:r>
             <w:r>
               <w:rPr>
@@ -1289,7 +1302,7 @@
               <w:lang w:bidi="ar-SA"/>
             </w:rPr>
           </w:pPr>
-          <w:hyperlink w:anchor="_Toc231928852" w:history="1">
+          <w:hyperlink w:anchor="_Toc232011586" w:history="1">
             <w:r>
               <w:rPr>
                 <w:rStyle w:val="aa"/>
@@ -1316,7 +1329,7 @@
                 <w:noProof/>
                 <w:webHidden/>
               </w:rPr>
-              <w:instrText xml:space="preserve"> PAGEREF _Toc231928852 \h </w:instrText>
+              <w:instrText xml:space="preserve"> PAGEREF _Toc232011586 \h </w:instrText>
             </w:r>
             <w:r>
               <w:rPr>
@@ -1361,7 +1374,7 @@
               <w:lang w:bidi="ar-SA"/>
             </w:rPr>
           </w:pPr>
-          <w:hyperlink w:anchor="_Toc231928853" w:history="1">
+          <w:hyperlink w:anchor="_Toc232011587" w:history="1">
             <w:r>
               <w:rPr>
                 <w:rStyle w:val="aa"/>
@@ -1388,7 +1401,7 @@
                 <w:noProof/>
                 <w:webHidden/>
               </w:rPr>
-              <w:instrText xml:space="preserve"> PAGEREF _Toc231928853 \h </w:instrText>
+              <w:instrText xml:space="preserve"> PAGEREF _Toc232011587 \h </w:instrText>
             </w:r>
             <w:r>
               <w:rPr>
@@ -1433,7 +1446,7 @@
               <w:lang w:bidi="ar-SA"/>
             </w:rPr>
           </w:pPr>
-          <w:hyperlink w:anchor="_Toc231928854" w:history="1">
+          <w:hyperlink w:anchor="_Toc232011588" w:history="1">
             <w:r>
               <w:rPr>
                 <w:rStyle w:val="aa"/>
@@ -1460,7 +1473,7 @@
                 <w:noProof/>
                 <w:webHidden/>
               </w:rPr>
-              <w:instrText xml:space="preserve"> PAGEREF _Toc231928854 \h </w:instrText>
+              <w:instrText xml:space="preserve"> PAGEREF _Toc232011588 \h </w:instrText>
             </w:r>
             <w:r>
               <w:rPr>
@@ -1505,7 +1518,7 @@
               <w:lang w:bidi="ar-SA"/>
             </w:rPr>
           </w:pPr>
-          <w:hyperlink w:anchor="_Toc231928855" w:history="1">
+          <w:hyperlink w:anchor="_Toc232011589" w:history="1">
             <w:r>
               <w:rPr>
                 <w:rStyle w:val="aa"/>
@@ -1532,7 +1545,7 @@
                 <w:noProof/>
                 <w:webHidden/>
               </w:rPr>
-              <w:instrText xml:space="preserve"> PAGEREF _Toc231928855 \h </w:instrText>
+              <w:instrText xml:space="preserve"> PAGEREF _Toc232011589 \h </w:instrText>
             </w:r>
             <w:r>
               <w:rPr>
@@ -1577,7 +1590,7 @@
               <w:lang w:bidi="ar-SA"/>
             </w:rPr>
           </w:pPr>
-          <w:hyperlink w:anchor="_Toc231928856" w:history="1">
+          <w:hyperlink w:anchor="_Toc232011590" w:history="1">
             <w:r>
               <w:rPr>
                 <w:rStyle w:val="aa"/>
@@ -1604,7 +1617,7 @@
                 <w:noProof/>
                 <w:webHidden/>
               </w:rPr>
-              <w:instrText xml:space="preserve"> PAGEREF _Toc231928856 \h </w:instrText>
+              <w:instrText xml:space="preserve"> PAGEREF _Toc232011590 \h </w:instrText>
             </w:r>
             <w:r>
               <w:rPr>
@@ -1649,7 +1662,7 @@
               <w:lang w:bidi="ar-SA"/>
             </w:rPr>
           </w:pPr>
-          <w:hyperlink w:anchor="_Toc231928857" w:history="1">
+          <w:hyperlink w:anchor="_Toc232011591" w:history="1">
             <w:r>
               <w:rPr>
                 <w:rStyle w:val="aa"/>
@@ -1676,7 +1689,7 @@
                 <w:noProof/>
                 <w:webHidden/>
               </w:rPr>
-              <w:instrText xml:space="preserve"> PAGEREF _Toc231928857 \h </w:instrText>
+              <w:instrText xml:space="preserve"> PAGEREF _Toc232011591 \h </w:instrText>
             </w:r>
             <w:r>
               <w:rPr>
@@ -1721,7 +1734,7 @@
               <w:lang w:bidi="ar-SA"/>
             </w:rPr>
           </w:pPr>
-          <w:hyperlink w:anchor="_Toc231928858" w:history="1">
+          <w:hyperlink w:anchor="_Toc232011592" w:history="1">
             <w:r>
               <w:rPr>
                 <w:rStyle w:val="aa"/>
@@ -1748,7 +1761,7 @@
                 <w:noProof/>
                 <w:webHidden/>
               </w:rPr>
-              <w:instrText xml:space="preserve"> PAGEREF _Toc231928858 \h </w:instrText>
+              <w:instrText xml:space="preserve"> PAGEREF _Toc232011592 \h </w:instrText>
             </w:r>
             <w:r>
               <w:rPr>
@@ -1793,7 +1806,7 @@
               <w:lang w:bidi="ar-SA"/>
             </w:rPr>
           </w:pPr>
-          <w:hyperlink w:anchor="_Toc231928859" w:history="1">
+          <w:hyperlink w:anchor="_Toc232011593" w:history="1">
             <w:r>
               <w:rPr>
                 <w:rStyle w:val="aa"/>
@@ -1820,7 +1833,7 @@
                 <w:noProof/>
                 <w:webHidden/>
               </w:rPr>
-              <w:instrText xml:space="preserve"> PAGEREF _Toc231928859 \h </w:instrText>
+              <w:instrText xml:space="preserve"> PAGEREF _Toc232011593 \h </w:instrText>
             </w:r>
             <w:r>
               <w:rPr>
@@ -1865,7 +1878,7 @@
               <w:lang w:bidi="ar-SA"/>
             </w:rPr>
           </w:pPr>
-          <w:hyperlink w:anchor="_Toc231928860" w:history="1">
+          <w:hyperlink w:anchor="_Toc232011594" w:history="1">
             <w:r>
               <w:rPr>
                 <w:rStyle w:val="aa"/>
@@ -1892,7 +1905,7 @@
                 <w:noProof/>
                 <w:webHidden/>
               </w:rPr>
-              <w:instrText xml:space="preserve"> PAGEREF _Toc231928860 \h </w:instrText>
+              <w:instrText xml:space="preserve"> PAGEREF _Toc232011594 \h </w:instrText>
             </w:r>
             <w:r>
               <w:rPr>
@@ -1937,7 +1950,7 @@
               <w:lang w:bidi="ar-SA"/>
             </w:rPr>
           </w:pPr>
-          <w:hyperlink w:anchor="_Toc231928861" w:history="1">
+          <w:hyperlink w:anchor="_Toc232011595" w:history="1">
             <w:r>
               <w:rPr>
                 <w:rStyle w:val="aa"/>
@@ -1964,7 +1977,7 @@
                 <w:noProof/>
                 <w:webHidden/>
               </w:rPr>
-              <w:instrText xml:space="preserve"> PAGEREF _Toc231928861 \h </w:instrText>
+              <w:instrText xml:space="preserve"> PAGEREF _Toc232011595 \h </w:instrText>
             </w:r>
             <w:r>
               <w:rPr>
@@ -2009,7 +2022,7 @@
               <w:lang w:bidi="ar-SA"/>
             </w:rPr>
           </w:pPr>
-          <w:hyperlink w:anchor="_Toc231928862" w:history="1">
+          <w:hyperlink w:anchor="_Toc232011596" w:history="1">
             <w:r>
               <w:rPr>
                 <w:rStyle w:val="aa"/>
@@ -2036,7 +2049,7 @@
                 <w:noProof/>
                 <w:webHidden/>
               </w:rPr>
-              <w:instrText xml:space="preserve"> PAGEREF _Toc231928862 \h </w:instrText>
+              <w:instrText xml:space="preserve"> PAGEREF _Toc232011596 \h </w:instrText>
             </w:r>
             <w:r>
               <w:rPr>
@@ -2081,7 +2094,7 @@
               <w:lang w:bidi="ar-SA"/>
             </w:rPr>
           </w:pPr>
-          <w:hyperlink w:anchor="_Toc231928863" w:history="1">
+          <w:hyperlink w:anchor="_Toc232011597" w:history="1">
             <w:r>
               <w:rPr>
                 <w:rStyle w:val="aa"/>
@@ -2108,7 +2121,7 @@
                 <w:noProof/>
                 <w:webHidden/>
               </w:rPr>
-              <w:instrText xml:space="preserve"> PAGEREF _Toc231928863 \h </w:instrText>
+              <w:instrText xml:space="preserve"> PAGEREF _Toc232011597 \h </w:instrText>
             </w:r>
             <w:r>
               <w:rPr>
@@ -2153,7 +2166,7 @@
               <w:lang w:bidi="ar-SA"/>
             </w:rPr>
           </w:pPr>
-          <w:hyperlink w:anchor="_Toc231928864" w:history="1">
+          <w:hyperlink w:anchor="_Toc232011598" w:history="1">
             <w:r>
               <w:rPr>
                 <w:rStyle w:val="aa"/>
@@ -2180,7 +2193,7 @@
                 <w:noProof/>
                 <w:webHidden/>
               </w:rPr>
-              <w:instrText xml:space="preserve"> PAGEREF _Toc231928864 \h </w:instrText>
+              <w:instrText xml:space="preserve"> PAGEREF _Toc232011598 \h </w:instrText>
             </w:r>
             <w:r>
               <w:rPr>
@@ -2225,7 +2238,7 @@
               <w:lang w:bidi="ar-SA"/>
             </w:rPr>
           </w:pPr>
-          <w:hyperlink w:anchor="_Toc231928865" w:history="1">
+          <w:hyperlink w:anchor="_Toc232011599" w:history="1">
             <w:r>
               <w:rPr>
                 <w:rStyle w:val="aa"/>
@@ -2252,7 +2265,7 @@
                 <w:noProof/>
                 <w:webHidden/>
               </w:rPr>
-              <w:instrText xml:space="preserve"> PAGEREF _Toc231928865 \h </w:instrText>
+              <w:instrText xml:space="preserve"> PAGEREF _Toc232011599 \h </w:instrText>
             </w:r>
             <w:r>
               <w:rPr>
@@ -2297,7 +2310,7 @@
               <w:lang w:bidi="ar-SA"/>
             </w:rPr>
           </w:pPr>
-          <w:hyperlink w:anchor="_Toc231928866" w:history="1">
+          <w:hyperlink w:anchor="_Toc232011600" w:history="1">
             <w:r>
               <w:rPr>
                 <w:rStyle w:val="aa"/>
@@ -2324,7 +2337,7 @@
                 <w:noProof/>
                 <w:webHidden/>
               </w:rPr>
-              <w:instrText xml:space="preserve"> PAGEREF _Toc231928866 \h </w:instrText>
+              <w:instrText xml:space="preserve"> PAGEREF _Toc232011600 \h </w:instrText>
             </w:r>
             <w:r>
               <w:rPr>
@@ -2344,7 +2357,7 @@
                 <w:noProof/>
                 <w:webHidden/>
               </w:rPr>
-              <w:t>38</w:t>
+              <w:t>39</w:t>
             </w:r>
             <w:r>
               <w:rPr>
@@ -2369,7 +2382,7 @@
               <w:lang w:bidi="ar-SA"/>
             </w:rPr>
           </w:pPr>
-          <w:hyperlink w:anchor="_Toc231928867" w:history="1">
+          <w:hyperlink w:anchor="_Toc232011601" w:history="1">
             <w:r>
               <w:rPr>
                 <w:rStyle w:val="aa"/>
@@ -2396,7 +2409,7 @@
                 <w:noProof/>
                 <w:webHidden/>
               </w:rPr>
-              <w:instrText xml:space="preserve"> PAGEREF _Toc231928867 \h </w:instrText>
+              <w:instrText xml:space="preserve"> PAGEREF _Toc232011601 \h </w:instrText>
             </w:r>
             <w:r>
               <w:rPr>
@@ -2441,7 +2454,7 @@
               <w:lang w:bidi="ar-SA"/>
             </w:rPr>
           </w:pPr>
-          <w:hyperlink w:anchor="_Toc231928868" w:history="1">
+          <w:hyperlink w:anchor="_Toc232011602" w:history="1">
             <w:r>
               <w:rPr>
                 <w:rStyle w:val="aa"/>
@@ -2468,7 +2481,7 @@
                 <w:noProof/>
                 <w:webHidden/>
               </w:rPr>
-              <w:instrText xml:space="preserve"> PAGEREF _Toc231928868 \h </w:instrText>
+              <w:instrText xml:space="preserve"> PAGEREF _Toc232011602 \h </w:instrText>
             </w:r>
             <w:r>
               <w:rPr>
@@ -2513,7 +2526,7 @@
               <w:lang w:bidi="ar-SA"/>
             </w:rPr>
           </w:pPr>
-          <w:hyperlink w:anchor="_Toc231928869" w:history="1">
+          <w:hyperlink w:anchor="_Toc232011603" w:history="1">
             <w:r>
               <w:rPr>
                 <w:rStyle w:val="aa"/>
@@ -2540,7 +2553,7 @@
                 <w:noProof/>
                 <w:webHidden/>
               </w:rPr>
-              <w:instrText xml:space="preserve"> PAGEREF _Toc231928869 \h </w:instrText>
+              <w:instrText xml:space="preserve"> PAGEREF _Toc232011603 \h </w:instrText>
             </w:r>
             <w:r>
               <w:rPr>
@@ -2585,7 +2598,7 @@
               <w:lang w:bidi="ar-SA"/>
             </w:rPr>
           </w:pPr>
-          <w:hyperlink w:anchor="_Toc231928870" w:history="1">
+          <w:hyperlink w:anchor="_Toc232011604" w:history="1">
             <w:r>
               <w:rPr>
                 <w:rStyle w:val="aa"/>
@@ -2612,7 +2625,7 @@
                 <w:noProof/>
                 <w:webHidden/>
               </w:rPr>
-              <w:instrText xml:space="preserve"> PAGEREF _Toc231928870 \h </w:instrText>
+              <w:instrText xml:space="preserve"> PAGEREF _Toc232011604 \h </w:instrText>
             </w:r>
             <w:r>
               <w:rPr>
@@ -2657,7 +2670,7 @@
               <w:lang w:bidi="ar-SA"/>
             </w:rPr>
           </w:pPr>
-          <w:hyperlink w:anchor="_Toc231928871" w:history="1">
+          <w:hyperlink w:anchor="_Toc232011605" w:history="1">
             <w:r>
               <w:rPr>
                 <w:rStyle w:val="aa"/>
@@ -2684,7 +2697,7 @@
                 <w:noProof/>
                 <w:webHidden/>
               </w:rPr>
-              <w:instrText xml:space="preserve"> PAGEREF _Toc231928871 \h </w:instrText>
+              <w:instrText xml:space="preserve"> PAGEREF _Toc232011605 \h </w:instrText>
             </w:r>
             <w:r>
               <w:rPr>
@@ -2745,7 +2758,7 @@
         </w:rPr>
       </w:pPr>
       <w:bookmarkStart w:id="1" w:name="_Toc231062503"/>
-      <w:bookmarkStart w:id="2" w:name="_Toc231928851"/>
+      <w:bookmarkStart w:id="2" w:name="_Toc232011585"/>
       <w:r>
         <w:rPr>
           <w:lang w:val="ru-RU"/>
@@ -3184,7 +3197,7 @@
         </w:numPr>
       </w:pPr>
       <w:bookmarkStart w:id="3" w:name="_Toc231062504"/>
-      <w:bookmarkStart w:id="4" w:name="_Toc231928852"/>
+      <w:bookmarkStart w:id="4" w:name="_Toc232011586"/>
       <w:r>
         <w:lastRenderedPageBreak/>
         <w:t>АНАЛИЗ ПРЕДМЕТНОЙ ОБЛАСТИ</w:t>
@@ -3197,7 +3210,7 @@
         <w:pStyle w:val="2"/>
       </w:pPr>
       <w:bookmarkStart w:id="5" w:name="_Toc231062505"/>
-      <w:bookmarkStart w:id="6" w:name="_Toc231928853"/>
+      <w:bookmarkStart w:id="6" w:name="_Toc232011587"/>
       <w:proofErr w:type="spellStart"/>
       <w:r>
         <w:t>Описание</w:t>
@@ -3440,7 +3453,7 @@
         </w:rPr>
       </w:pPr>
       <w:bookmarkStart w:id="7" w:name="_Toc231062506"/>
-      <w:bookmarkStart w:id="8" w:name="_Toc231928854"/>
+      <w:bookmarkStart w:id="8" w:name="_Toc232011588"/>
       <w:r>
         <w:rPr>
           <w:lang w:val="ru-RU"/>
@@ -4139,7 +4152,7 @@
         <w:pStyle w:val="2"/>
       </w:pPr>
       <w:bookmarkStart w:id="11" w:name="_Toc231062510"/>
-      <w:bookmarkStart w:id="12" w:name="_Toc231928855"/>
+      <w:bookmarkStart w:id="12" w:name="_Toc232011589"/>
       <w:proofErr w:type="spellStart"/>
       <w:r>
         <w:t>Сравнительный</w:t>
@@ -4182,19 +4195,7 @@
     </w:p>
     <w:p>
       <w:r>
-        <w:t xml:space="preserve">Как следует из приведённого </w:t>
-      </w:r>
-      <w:r>
-        <w:t xml:space="preserve">ниже </w:t>
-      </w:r>
-      <w:r>
-        <w:t>анализа, ни одно из рассмотренных решений не удовлетворяет в полной мере совокупности требований к разрабатываемой системе.</w:t>
-      </w:r>
-      <w:r>
-        <w:t xml:space="preserve"> </w:t>
-      </w:r>
-      <w:r>
-        <w:t xml:space="preserve">Дополнительным ограничивающим фактором для всех зарубежных платформ является наличие санкционных рисков, делающих их применение в инфраструктуре </w:t>
+        <w:t xml:space="preserve">Как следует из приведённого ниже анализа, ни одно из рассмотренных решений не удовлетворяет в полной мере совокупности требований к разрабатываемой системе. Дополнительным ограничивающим фактором для всех зарубежных платформ является наличие санкционных рисков, делающих их применение в инфраструктуре </w:t>
       </w:r>
       <w:proofErr w:type="spellStart"/>
       <w:r>
@@ -5993,7 +5994,7 @@
         <w:pStyle w:val="2"/>
       </w:pPr>
       <w:bookmarkStart w:id="13" w:name="_Toc231062511"/>
-      <w:bookmarkStart w:id="14" w:name="_Toc231928856"/>
+      <w:bookmarkStart w:id="14" w:name="_Toc232011590"/>
       <w:proofErr w:type="spellStart"/>
       <w:r>
         <w:t>Постановка</w:t>
@@ -6133,7 +6134,7 @@
         <w:pStyle w:val="1"/>
       </w:pPr>
       <w:bookmarkStart w:id="15" w:name="_Toc231062512"/>
-      <w:bookmarkStart w:id="16" w:name="_Toc231928857"/>
+      <w:bookmarkStart w:id="16" w:name="_Toc232011591"/>
       <w:r>
         <w:lastRenderedPageBreak/>
         <w:t>ПРОЕКТИРОВАНИЕ ИНФОРМАЦИОННОЙ СИСТЕМЫ</w:t>
@@ -6148,7 +6149,7 @@
       <w:bookmarkStart w:id="17" w:name="_Toc198227623"/>
       <w:bookmarkStart w:id="18" w:name="_Toc198201797"/>
       <w:bookmarkStart w:id="19" w:name="_Toc231062513"/>
-      <w:bookmarkStart w:id="20" w:name="_Toc231928858"/>
+      <w:bookmarkStart w:id="20" w:name="_Toc232011592"/>
       <w:proofErr w:type="spellStart"/>
       <w:r>
         <w:t>Функциональные</w:t>
@@ -6480,7 +6481,7 @@
           <w:lang w:val="ru-RU"/>
         </w:rPr>
       </w:pPr>
-      <w:bookmarkStart w:id="22" w:name="_Toc231928859"/>
+      <w:bookmarkStart w:id="22" w:name="_Toc232011593"/>
       <w:r>
         <w:rPr>
           <w:lang w:val="ru-RU"/>
@@ -7370,7 +7371,7 @@
         </w:rPr>
       </w:pPr>
       <w:bookmarkStart w:id="27" w:name="_Toc231062517"/>
-      <w:bookmarkStart w:id="28" w:name="_Toc231928860"/>
+      <w:bookmarkStart w:id="28" w:name="_Toc232011594"/>
       <w:r>
         <w:rPr>
           <w:lang w:val="ru-RU"/>
@@ -8592,7 +8593,7 @@
         <w:pStyle w:val="2"/>
       </w:pPr>
       <w:bookmarkStart w:id="32" w:name="_Toc231062522"/>
-      <w:bookmarkStart w:id="33" w:name="_Toc231928861"/>
+      <w:bookmarkStart w:id="33" w:name="_Toc232011595"/>
       <w:proofErr w:type="spellStart"/>
       <w:r>
         <w:t>Архитектура</w:t>
@@ -8772,7 +8773,7 @@
         <w:pStyle w:val="1"/>
       </w:pPr>
       <w:bookmarkStart w:id="34" w:name="_Toc231062523"/>
-      <w:bookmarkStart w:id="35" w:name="_Toc231928862"/>
+      <w:bookmarkStart w:id="35" w:name="_Toc232011596"/>
       <w:r>
         <w:lastRenderedPageBreak/>
         <w:t>ОПИСАНИЕ ПРАКТИЧЕСКО</w:t>
@@ -8799,7 +8800,7 @@
         <w:ind w:left="709"/>
       </w:pPr>
       <w:bookmarkStart w:id="36" w:name="_Toc231062524"/>
-      <w:bookmarkStart w:id="37" w:name="_Toc231928863"/>
+      <w:bookmarkStart w:id="37" w:name="_Toc232011597"/>
       <w:proofErr w:type="spellStart"/>
       <w:r>
         <w:t>Выбор</w:t>
@@ -9609,7 +9610,7 @@
         <w:pStyle w:val="2"/>
       </w:pPr>
       <w:bookmarkStart w:id="38" w:name="_Toc231062525"/>
-      <w:bookmarkStart w:id="39" w:name="_Toc231928864"/>
+      <w:bookmarkStart w:id="39" w:name="_Toc232011598"/>
       <w:proofErr w:type="spellStart"/>
       <w:r>
         <w:t>Реализация</w:t>
@@ -17800,7 +17801,25 @@
                 <w:szCs w:val="24"/>
                 <w:lang w:bidi="ar-SA"/>
               </w:rPr>
-              <w:t>DEFAULT NOW()</w:t>
+              <w:t xml:space="preserve">DEFAULT </w:t>
+            </w:r>
+            <w:proofErr w:type="gramStart"/>
+            <w:r>
+              <w:rPr>
+                <w:sz w:val="24"/>
+                <w:szCs w:val="24"/>
+                <w:lang w:bidi="ar-SA"/>
+              </w:rPr>
+              <w:t>NOW(</w:t>
+            </w:r>
+            <w:proofErr w:type="gramEnd"/>
+            <w:r>
+              <w:rPr>
+                <w:sz w:val="24"/>
+                <w:szCs w:val="24"/>
+                <w:lang w:bidi="ar-SA"/>
+              </w:rPr>
+              <w:t>)</w:t>
             </w:r>
           </w:p>
         </w:tc>
@@ -18477,7 +18496,16 @@
                 <w:szCs w:val="24"/>
                 <w:lang w:val="en-US" w:bidi="ar-SA"/>
               </w:rPr>
-              <w:t>gen_random_uuid</w:t>
+              <w:t>gen_random_</w:t>
+            </w:r>
+            <w:proofErr w:type="gramStart"/>
+            <w:r>
+              <w:rPr>
+                <w:sz w:val="24"/>
+                <w:szCs w:val="24"/>
+                <w:lang w:val="en-US" w:bidi="ar-SA"/>
+              </w:rPr>
+              <w:t>uuid</w:t>
             </w:r>
             <w:proofErr w:type="spellEnd"/>
             <w:r>
@@ -18486,7 +18514,16 @@
                 <w:szCs w:val="24"/>
                 <w:lang w:val="en-US" w:bidi="ar-SA"/>
               </w:rPr>
-              <w:t>()</w:t>
+              <w:t>(</w:t>
+            </w:r>
+            <w:proofErr w:type="gramEnd"/>
+            <w:r>
+              <w:rPr>
+                <w:sz w:val="24"/>
+                <w:szCs w:val="24"/>
+                <w:lang w:val="en-US" w:bidi="ar-SA"/>
+              </w:rPr>
+              <w:t>)</w:t>
             </w:r>
           </w:p>
         </w:tc>
@@ -19638,7 +19675,25 @@
                 <w:szCs w:val="24"/>
                 <w:lang w:bidi="ar-SA"/>
               </w:rPr>
-              <w:t>DEFAULT NOW()</w:t>
+              <w:t xml:space="preserve">DEFAULT </w:t>
+            </w:r>
+            <w:proofErr w:type="gramStart"/>
+            <w:r>
+              <w:rPr>
+                <w:sz w:val="24"/>
+                <w:szCs w:val="24"/>
+                <w:lang w:bidi="ar-SA"/>
+              </w:rPr>
+              <w:t>NOW(</w:t>
+            </w:r>
+            <w:proofErr w:type="gramEnd"/>
+            <w:r>
+              <w:rPr>
+                <w:sz w:val="24"/>
+                <w:szCs w:val="24"/>
+                <w:lang w:bidi="ar-SA"/>
+              </w:rPr>
+              <w:t>)</w:t>
             </w:r>
           </w:p>
         </w:tc>
@@ -20170,7 +20225,7 @@
         <w:pStyle w:val="2"/>
       </w:pPr>
       <w:bookmarkStart w:id="40" w:name="_Toc231062526"/>
-      <w:bookmarkStart w:id="41" w:name="_Toc231928865"/>
+      <w:bookmarkStart w:id="41" w:name="_Toc232011599"/>
       <w:proofErr w:type="spellStart"/>
       <w:r>
         <w:t>Реализация</w:t>
@@ -21412,11 +21467,6 @@
       </w:tr>
     </w:tbl>
     <w:p>
-      <w:pPr>
-        <w:rPr>
-          <w:lang w:val="en-US"/>
-        </w:rPr>
-      </w:pPr>
       <w:r>
         <w:t xml:space="preserve">Разработанный API включает несколько функциональных групп методов. Подсистема авторизации обеспечивает регистрацию пользователей и выполнение входа в систему. Административный интерфейс предоставляет возможность управления учетными записями пользователей и изменения их ролей. Для работы с данными </w:t>
       </w:r>
@@ -21462,89 +21512,94 @@
     </w:p>
     <w:p>
       <w:pPr>
+        <w:rPr>
+          <w:lang w:val="en-US"/>
+        </w:rPr>
+      </w:pPr>
+    </w:p>
+    <w:p>
+      <w:pPr>
         <w:pStyle w:val="3"/>
       </w:pPr>
       <w:proofErr w:type="spellStart"/>
       <w:r>
+        <w:lastRenderedPageBreak/>
         <w:t>Websocket</w:t>
       </w:r>
       <w:proofErr w:type="spellEnd"/>
     </w:p>
     <w:p>
       <w:r>
-        <w:t xml:space="preserve">Для оперативного отображения изменений в пользовательском </w:t>
-      </w:r>
+        <w:t xml:space="preserve">Для оперативного отображения изменений в пользовательском интерфейсе в системе реализован механизм двустороннего обмена данными на основе технологии </w:t>
+      </w:r>
+      <w:proofErr w:type="spellStart"/>
+      <w:r>
+        <w:t>WebSocket</w:t>
+      </w:r>
+      <w:proofErr w:type="spellEnd"/>
+      <w:r>
+        <w:t>.</w:t>
+      </w:r>
+    </w:p>
+    <w:p>
+      <w:r>
+        <w:t xml:space="preserve">После открытия клиентского приложения устанавливается постоянное соединение между браузером пользователя и сервером через специализированную конечную точку </w:t>
+      </w:r>
+      <w:proofErr w:type="spellStart"/>
+      <w:r>
+        <w:t>WebSocket</w:t>
+      </w:r>
+      <w:proofErr w:type="spellEnd"/>
+      <w:r>
+        <w:t>. Для организации обмена сообщениями используется протокол STOMP, обеспечивающий удобную маршрутизацию данных по тематическим каналам.</w:t>
+      </w:r>
+    </w:p>
+    <w:p>
+      <w:r>
+        <w:t>В системе реализовано четыре канала передачи данных</w:t>
+      </w:r>
+      <w:r>
+        <w:t xml:space="preserve">: </w:t>
+      </w:r>
+      <w:r>
+        <w:t xml:space="preserve">для распространения уведомлений о возникновении отклонений у параметров новых записей; для передачи изменений, связанных с данными MES; для обновления результатов лабораторных исследований; для передачи новых технологических параметров оборудования. После получения новых данных из </w:t>
+      </w:r>
+      <w:proofErr w:type="spellStart"/>
+      <w:r>
+        <w:t>Kafka</w:t>
+      </w:r>
+      <w:proofErr w:type="spellEnd"/>
+      <w:r>
+        <w:t xml:space="preserve"> и их сохранения в базе данных сервер формирует соответствующее сообщение и публикует его в необходимый </w:t>
+      </w:r>
+      <w:proofErr w:type="spellStart"/>
+      <w:r>
+        <w:t>WebSocket</w:t>
+      </w:r>
+      <w:proofErr w:type="spellEnd"/>
+      <w:r>
+        <w:t>-канал. Все подключенные клиенты автоматически получают данное сообщение без выполнения дополнительных HTTP-запросов.</w:t>
+      </w:r>
+    </w:p>
+    <w:p>
+      <w:r>
+        <w:t>На клиентской стороне поступающие события используются для актуализации отображаемой информации. В зависимости от типа сообщения выполняется обновление статистических показателей, списков уведомлений, сведений о производственных партиях, результатов лабораторных исследований и графиков технологических параметров. Для данных SCADA реализовано динамическое добавление новых точек на графики без полной перезагрузки страницы, что обеспечивает плавное отображение технологических процессов в режиме реального времени.</w:t>
+      </w:r>
+    </w:p>
+    <w:p>
+      <w:r>
+        <w:t>Таким образом, разработанная архитектура обеспечивает безопасное, масштабируемое и отказоустойчивое взаимодействие между компонентами информационной системы.</w:t>
+      </w:r>
+    </w:p>
+    <w:p>
+      <w:pPr>
+        <w:pStyle w:val="2"/>
+      </w:pPr>
+      <w:bookmarkStart w:id="42" w:name="_Toc231062527"/>
+      <w:bookmarkStart w:id="43" w:name="_Toc232011600"/>
+      <w:proofErr w:type="spellStart"/>
       <w:r>
         <w:lastRenderedPageBreak/>
-        <w:t xml:space="preserve">интерфейсе в системе реализован механизм двустороннего обмена данными на основе технологии </w:t>
-      </w:r>
-      <w:proofErr w:type="spellStart"/>
-      <w:r>
-        <w:t>WebSocket</w:t>
-      </w:r>
-      <w:proofErr w:type="spellEnd"/>
-      <w:r>
-        <w:t>.</w:t>
-      </w:r>
-    </w:p>
-    <w:p>
-      <w:r>
-        <w:t xml:space="preserve">После открытия клиентского приложения устанавливается постоянное соединение между браузером пользователя и сервером через специализированную конечную точку </w:t>
-      </w:r>
-      <w:proofErr w:type="spellStart"/>
-      <w:r>
-        <w:t>WebSocket</w:t>
-      </w:r>
-      <w:proofErr w:type="spellEnd"/>
-      <w:r>
-        <w:t>. Для организации обмена сообщениями используется протокол STOMP, обеспечивающий удобную маршрутизацию данных по тематическим каналам.</w:t>
-      </w:r>
-    </w:p>
-    <w:p>
-      <w:r>
-        <w:t>В системе реализовано четыре канала передачи данных</w:t>
-      </w:r>
-      <w:r>
-        <w:t xml:space="preserve">: </w:t>
-      </w:r>
-      <w:r>
-        <w:t xml:space="preserve">для распространения уведомлений о возникновении отклонений у параметров новых записей; для передачи изменений, связанных с данными MES; для обновления результатов лабораторных исследований; для передачи новых технологических параметров оборудования. После получения новых данных из </w:t>
-      </w:r>
-      <w:proofErr w:type="spellStart"/>
-      <w:r>
-        <w:t>Kafka</w:t>
-      </w:r>
-      <w:proofErr w:type="spellEnd"/>
-      <w:r>
-        <w:t xml:space="preserve"> и их сохранения в базе данных сервер формирует соответствующее сообщение и публикует его в необходимый </w:t>
-      </w:r>
-      <w:proofErr w:type="spellStart"/>
-      <w:r>
-        <w:t>WebSocket</w:t>
-      </w:r>
-      <w:proofErr w:type="spellEnd"/>
-      <w:r>
-        <w:t>-канал. Все подключенные клиенты автоматически получают данное сообщение без выполнения дополнительных HTTP-запросов.</w:t>
-      </w:r>
-    </w:p>
-    <w:p>
-      <w:r>
-        <w:t>На клиентской стороне поступающие события используются для актуализации отображаемой информации. В зависимости от типа сообщения выполняется обновление статистических показателей, списков уведомлений, сведений о производственных партиях, результатов лабораторных исследований и графиков технологических параметров. Для данных SCADA реализовано динамическое добавление новых точек на графики без полной перезагрузки страницы, что обеспечивает плавное отображение технологических процессов в режиме реального времени.</w:t>
-      </w:r>
-    </w:p>
-    <w:p>
-      <w:r>
-        <w:t>Таким образом, разработанная архитектура обеспечивает безопасное, масштабируемое и отказоустойчивое взаимодействие между компонентами информационной системы.</w:t>
-      </w:r>
-    </w:p>
-    <w:p>
-      <w:pPr>
-        <w:pStyle w:val="2"/>
-      </w:pPr>
-      <w:bookmarkStart w:id="42" w:name="_Toc231062527"/>
-      <w:bookmarkStart w:id="43" w:name="_Toc231928866"/>
-      <w:proofErr w:type="spellStart"/>
-      <w:r>
         <w:t>Реализация</w:t>
       </w:r>
       <w:proofErr w:type="spellEnd"/>
@@ -21569,11 +21624,7 @@
     </w:p>
     <w:p>
       <w:r>
-        <w:t xml:space="preserve">Серверная часть информационной системы витрины качества металла </w:t>
-      </w:r>
-      <w:r>
-        <w:lastRenderedPageBreak/>
-        <w:t xml:space="preserve">реализована в отдельном </w:t>
+        <w:t xml:space="preserve">Серверная часть информационной системы витрины качества металла реализована в отдельном </w:t>
       </w:r>
       <w:proofErr w:type="spellStart"/>
       <w:r>
@@ -21818,7 +21869,11 @@
       </w:r>
       <w:proofErr w:type="spellEnd"/>
       <w:r>
-        <w:t>) для каждого из топиков брокера сообщений</w:t>
+        <w:t xml:space="preserve">) для </w:t>
+      </w:r>
+      <w:r>
+        <w:lastRenderedPageBreak/>
+        <w:t>каждого из топиков брокера сообщений</w:t>
       </w:r>
       <w:r>
         <w:t>;</w:t>
@@ -21846,11 +21901,7 @@
         <w:t>models</w:t>
       </w:r>
       <w:r>
-        <w:t xml:space="preserve"> содержит JPA-сущности, соответствующие таблицам </w:t>
-      </w:r>
-      <w:r>
-        <w:lastRenderedPageBreak/>
-        <w:t>базы данных. Каждая сущность аннотирована @</w:t>
+        <w:t xml:space="preserve"> содержит JPA-сущности, соответствующие таблицам базы данных. Каждая сущность аннотирована @</w:t>
       </w:r>
       <w:proofErr w:type="spellStart"/>
       <w:r>
@@ -22101,7 +22152,11 @@
       </w:r>
       <w:proofErr w:type="spellEnd"/>
       <w:r>
-        <w:t>) – партия металла. Хранит строковый идентификатор партии (</w:t>
+        <w:t xml:space="preserve">) – партия металла. Хранит </w:t>
+      </w:r>
+      <w:r>
+        <w:lastRenderedPageBreak/>
+        <w:t>строковый идентификатор партии (</w:t>
       </w:r>
       <w:proofErr w:type="spellStart"/>
       <w:r>
@@ -22131,11 +22186,7 @@
         <w:t>ы</w:t>
       </w:r>
       <w:r>
-        <w:t xml:space="preserve">е метки </w:t>
-      </w:r>
-      <w:r>
-        <w:lastRenderedPageBreak/>
-        <w:t>этапов производственного цикла (</w:t>
+        <w:t>е метки этапов производственного цикла (</w:t>
       </w:r>
       <w:proofErr w:type="spellStart"/>
       <w:r>
@@ -22594,6 +22645,7 @@
       </w:pPr>
       <w:proofErr w:type="spellStart"/>
       <w:r>
+        <w:lastRenderedPageBreak/>
         <w:t>ScadaEntity</w:t>
       </w:r>
       <w:proofErr w:type="spellEnd"/>
@@ -22618,7 +22670,6 @@
       </w:r>
       <w:proofErr w:type="spellStart"/>
       <w:r>
-        <w:lastRenderedPageBreak/>
         <w:t>time</w:t>
       </w:r>
       <w:proofErr w:type="spellEnd"/>
@@ -22974,7 +23025,11 @@
         <w:t>ю</w:t>
       </w:r>
       <w:r>
-        <w:t>т полное представление основных объектов предметной области и их взаимосвязей.</w:t>
+        <w:t xml:space="preserve">т полное представление основных объектов предметной области </w:t>
+      </w:r>
+      <w:r>
+        <w:lastRenderedPageBreak/>
+        <w:t>и их взаимосвязей.</w:t>
       </w:r>
     </w:p>
     <w:p>
@@ -22983,7 +23038,315 @@
       </w:pPr>
       <w:proofErr w:type="spellStart"/>
       <w:r>
+        <w:t>Реализация</w:t>
+      </w:r>
+      <w:proofErr w:type="spellEnd"/>
+      <w:r>
+        <w:t xml:space="preserve"> </w:t>
+      </w:r>
+      <w:proofErr w:type="spellStart"/>
+      <w:r>
+        <w:t>сервисов</w:t>
+      </w:r>
+      <w:proofErr w:type="spellEnd"/>
+    </w:p>
+    <w:p>
+      <w:r>
+        <w:t>Выделение отдельного сервисного слоя позволяет полностью отделить бизнес-логику приложения от механизмов хранения данных и обработки HTTP-запросов. Каждый сервис инкапсулирует набор операций, относящихся к конкретной предметной области, что обеспечивает повторное использование кода, упрощает тестирование и создаёт условия для независимого развития отдельных функциональных модулей системы.</w:t>
+      </w:r>
+    </w:p>
+    <w:p>
+      <w:proofErr w:type="spellStart"/>
+      <w:r>
+        <w:rPr>
+          <w:lang w:val="en-US"/>
+        </w:rPr>
+        <w:t>AdminService</w:t>
+      </w:r>
+      <w:proofErr w:type="spellEnd"/>
+      <w:r>
+        <w:t xml:space="preserve"> отвечает за операции управления пользователями в административном разделе системы. Предоставляет методы для получения постраничного списка всех учётных записей</w:t>
+      </w:r>
+      <w:r>
+        <w:t xml:space="preserve"> </w:t>
+      </w:r>
+      <w:r>
+        <w:t>и для редактирования выбранной записи: смены роли и обновления персональных данных.</w:t>
+      </w:r>
+    </w:p>
+    <w:p>
+      <w:proofErr w:type="spellStart"/>
+      <w:r>
+        <w:rPr>
+          <w:lang w:val="en-US"/>
+        </w:rPr>
+        <w:t>AuthService</w:t>
+      </w:r>
+      <w:proofErr w:type="spellEnd"/>
+      <w:r>
+        <w:t xml:space="preserve"> обрабатывает запросы аутентификации и регистрации. При аутентификации проверяет переданные логин и пароль через </w:t>
+      </w:r>
+      <w:proofErr w:type="spellStart"/>
+      <w:r>
+        <w:rPr>
+          <w:lang w:val="en-US"/>
+        </w:rPr>
+        <w:t>AuthenticationManager</w:t>
+      </w:r>
+      <w:proofErr w:type="spellEnd"/>
+      <w:r>
+        <w:t xml:space="preserve">, при успешной проверке генерирует </w:t>
+      </w:r>
+      <w:r>
+        <w:rPr>
+          <w:lang w:val="en-US"/>
+        </w:rPr>
+        <w:t>JWT</w:t>
+      </w:r>
+      <w:r>
+        <w:t xml:space="preserve">-токен с идентификатором пользователя, его ролью и временем истечения и возвращает токен клиентскому приложению. При неуспешной аутентификации выбрасывает исключение, транслируемое обработчиком в </w:t>
+      </w:r>
+      <w:r>
+        <w:rPr>
+          <w:lang w:val="en-US"/>
+        </w:rPr>
+        <w:t>HTTP</w:t>
+      </w:r>
+      <w:r>
+        <w:t>-статус 401. Метод регистрации создаёт новую запись в базе данных с предварительным хешированием пароля.</w:t>
+      </w:r>
+    </w:p>
+    <w:p>
+      <w:proofErr w:type="spellStart"/>
+      <w:r>
+        <w:t>BatchService</w:t>
+      </w:r>
+      <w:proofErr w:type="spellEnd"/>
+      <w:r>
+        <w:t xml:space="preserve"> обеспечивает получение информации о партиях металла. Включает методы, доступные всем авторизованным пользователям, а также специализированные методы для определённых ролей системы. Отвечает за получение: списка всех типов металлов со сводной статистикой по количеству партий в каждом статусе; статистики по браку в разрезе типов металлов; списка последних зарегистрированных партий; постраничного списка партий по заданному типу металла с поддержкой фильтрации по статусу и поиска по номеру партии; полной детальной информации по отдельной партии. Помимо этого, содержит метод сохранения новой записи партии в базу данных.</w:t>
+      </w:r>
+    </w:p>
+    <w:p>
+      <w:proofErr w:type="spellStart"/>
+      <w:r>
         <w:lastRenderedPageBreak/>
+        <w:t>LimsService</w:t>
+      </w:r>
+      <w:proofErr w:type="spellEnd"/>
+      <w:r>
+        <w:t xml:space="preserve"> предоставляет методы для получения выборки последних анализов, списка всех испытаний по конкретной партии как с детализированными результатами, так и без них, а также методы для создания новых объектов </w:t>
+      </w:r>
+      <w:proofErr w:type="spellStart"/>
+      <w:r>
+        <w:t>LimsEntity</w:t>
+      </w:r>
+      <w:proofErr w:type="spellEnd"/>
+      <w:r>
+        <w:t xml:space="preserve"> и </w:t>
+      </w:r>
+      <w:proofErr w:type="spellStart"/>
+      <w:r>
+        <w:t>LimsResultEntity</w:t>
+      </w:r>
+      <w:proofErr w:type="spellEnd"/>
+      <w:r>
+        <w:t>.</w:t>
+      </w:r>
+    </w:p>
+    <w:p>
+      <w:proofErr w:type="spellStart"/>
+      <w:r>
+        <w:t>MesService</w:t>
+      </w:r>
+      <w:proofErr w:type="spellEnd"/>
+      <w:r>
+        <w:t xml:space="preserve"> отвечает за работу с данными производственных операций. Предоставляет методы получения производственных параметров для конкретной партии металла, а также методы сохранения и выдачи сущностей из базы данных.</w:t>
+      </w:r>
+    </w:p>
+    <w:p>
+      <w:proofErr w:type="spellStart"/>
+      <w:r>
+        <w:t>NotificationService</w:t>
+      </w:r>
+      <w:proofErr w:type="spellEnd"/>
+      <w:r>
+        <w:t xml:space="preserve"> обеспечивает управление уведомлениями об отклонениях. Предоставляет методы для выдачи выборки уведомлений, ещё не принятых в работу; получения списка инцидентов с фильтрацией по статусу; создания нового инцидента; обновления статуса существующего инцидента и маркировки уведомлений как прочитанных. Кроме того, сервис реализует аналитические методы: подсчёт количества уведомлений по конкретной партии и распределение инцидентов по статусам за текущий день.</w:t>
+      </w:r>
+    </w:p>
+    <w:p>
+      <w:proofErr w:type="spellStart"/>
+      <w:r>
+        <w:t>ReportService</w:t>
+      </w:r>
+      <w:proofErr w:type="spellEnd"/>
+      <w:r>
+        <w:t xml:space="preserve"> реализует серверную генерацию PDF-отчёта по производственной партии. Принимает идентификатор партии, параллельно запрашивает из базы данных все необходимые данные (</w:t>
+      </w:r>
+      <w:proofErr w:type="spellStart"/>
+      <w:r>
+        <w:t>dim_batch</w:t>
+      </w:r>
+      <w:proofErr w:type="spellEnd"/>
+      <w:r>
+        <w:t xml:space="preserve">, </w:t>
+      </w:r>
+      <w:proofErr w:type="spellStart"/>
+      <w:r>
+        <w:t>fact_mes</w:t>
+      </w:r>
+      <w:proofErr w:type="spellEnd"/>
+      <w:r>
+        <w:t xml:space="preserve">, </w:t>
+      </w:r>
+      <w:proofErr w:type="spellStart"/>
+      <w:r>
+        <w:t>fact_scada</w:t>
+      </w:r>
+      <w:proofErr w:type="spellEnd"/>
+      <w:r>
+        <w:t xml:space="preserve">, </w:t>
+      </w:r>
+      <w:proofErr w:type="spellStart"/>
+      <w:r>
+        <w:t>fact_lims</w:t>
+      </w:r>
+      <w:proofErr w:type="spellEnd"/>
+      <w:r>
+        <w:t xml:space="preserve">, </w:t>
+      </w:r>
+      <w:proofErr w:type="spellStart"/>
+      <w:r>
+        <w:t>fact_lims_results</w:t>
+      </w:r>
+      <w:proofErr w:type="spellEnd"/>
+      <w:r>
+        <w:t xml:space="preserve">, </w:t>
+      </w:r>
+      <w:proofErr w:type="spellStart"/>
+      <w:r>
+        <w:t>fact_notifications</w:t>
+      </w:r>
+      <w:proofErr w:type="spellEnd"/>
+      <w:r>
+        <w:t xml:space="preserve">), подсчитывает количество предупреждений и тревог по каждому источнику данных и формирует PDF-документ с помощью библиотеки </w:t>
+      </w:r>
+      <w:proofErr w:type="spellStart"/>
+      <w:r>
+        <w:t>iText</w:t>
+      </w:r>
+      <w:proofErr w:type="spellEnd"/>
+      <w:r>
+        <w:t xml:space="preserve"> 5</w:t>
+      </w:r>
+      <w:r>
+        <w:t>. Сформированный документ содержит титульный блок с реквизитами партии, данные об авторе документа и дате его создания, таблицы технологических параметров MES, агрегированные показатели SCADA с указанием количества отклонений, детализацию результатов LIMS по каждому параметру и итоговое заключение о качестве партии.</w:t>
+      </w:r>
+    </w:p>
+    <w:p>
+      <w:proofErr w:type="spellStart"/>
+      <w:r>
+        <w:t>ScadaService</w:t>
+      </w:r>
+      <w:proofErr w:type="spellEnd"/>
+      <w:r>
+        <w:t xml:space="preserve"> предоставляет методы выборки данных SCADA для отображения на детальной странице партии. Для партий в статусе PROCESSING возвращает актуальные показания датчиков за последнюю </w:t>
+      </w:r>
+      <w:r>
+        <w:lastRenderedPageBreak/>
+        <w:t xml:space="preserve">минуту по идентификатору оборудования с сохранением сведений об отклонениях. Для партий, завершивших обработку, выполняет агрегирующий запрос, разбивающий весь период обработки (от </w:t>
+      </w:r>
+      <w:proofErr w:type="spellStart"/>
+      <w:r>
+        <w:t>processingTime</w:t>
+      </w:r>
+      <w:proofErr w:type="spellEnd"/>
+      <w:r>
+        <w:t xml:space="preserve"> до </w:t>
+      </w:r>
+      <w:proofErr w:type="spellStart"/>
+      <w:r>
+        <w:t>endTime</w:t>
+      </w:r>
+      <w:proofErr w:type="spellEnd"/>
+      <w:r>
+        <w:t>) на 60 временн</w:t>
+      </w:r>
+      <w:r>
+        <w:t>ы</w:t>
+      </w:r>
+      <w:r>
+        <w:t xml:space="preserve">х интервалов: для каждого интервала вычисляются средние значения параметров, а данные со статусами WARNING и ALARM выделяются в отдельные блоки. Для пользователей роли «Производство» каждый параметр формирует собственный набор данных, используемый для построения графиков на детальной странице. Для остальных ролей вычисляются агрегированные показатели </w:t>
+      </w:r>
+      <w:r>
+        <w:t>–</w:t>
+      </w:r>
+      <w:r>
+        <w:t xml:space="preserve"> среднее, минимальное, максимальное значения и общее количество превышений нормы. Помимо этого, сервис управляет созданием и выдачей записей из базы данных.</w:t>
+      </w:r>
+    </w:p>
+    <w:p>
+      <w:proofErr w:type="spellStart"/>
+      <w:r>
+        <w:t>UserProfileService</w:t>
+      </w:r>
+      <w:proofErr w:type="spellEnd"/>
+      <w:r>
+        <w:t xml:space="preserve"> отвечает за получение данных профиля текущего пользователя на основании идентификатора, извлечённого из JWT-токена входящего запроса.</w:t>
+      </w:r>
+    </w:p>
+    <w:p>
+      <w:proofErr w:type="spellStart"/>
+      <w:r>
+        <w:t>WebSocketService</w:t>
+      </w:r>
+      <w:proofErr w:type="spellEnd"/>
+      <w:r>
+        <w:t xml:space="preserve"> содержит методы для отправки специализированных сообщений по выделенным </w:t>
+      </w:r>
+      <w:proofErr w:type="spellStart"/>
+      <w:r>
+        <w:t>WebSocket</w:t>
+      </w:r>
+      <w:proofErr w:type="spellEnd"/>
+      <w:r>
+        <w:t>-каналам, обеспечивая адресную доставку уведомлений подключённым клиентам.</w:t>
+      </w:r>
+    </w:p>
+    <w:p>
+      <w:r>
+        <w:t>Реализованный сервисный слой обеспечивает единую точку реализации бизнес-логики системы: обработку поступающих производственных данных, выполнение аналитических расчётов, формирование отчётности и управление жизненным циклом уведомлений. Изоляция бизнес-логики от смежных слоёв исключает её дублирование в контроллерах и репозиториях, а однозначная ответственность каждого сервиса обеспечивает соответствие архитектуры принципу единственной ответственности (</w:t>
+      </w:r>
+      <w:proofErr w:type="spellStart"/>
+      <w:r>
+        <w:t>Single</w:t>
+      </w:r>
+      <w:proofErr w:type="spellEnd"/>
+      <w:r>
+        <w:t xml:space="preserve"> </w:t>
+      </w:r>
+      <w:proofErr w:type="spellStart"/>
+      <w:r>
+        <w:t>Responsibility</w:t>
+      </w:r>
+      <w:proofErr w:type="spellEnd"/>
+      <w:r>
+        <w:t xml:space="preserve"> </w:t>
+      </w:r>
+      <w:proofErr w:type="spellStart"/>
+      <w:r>
+        <w:t>Principle</w:t>
+      </w:r>
+      <w:proofErr w:type="spellEnd"/>
+      <w:r>
+        <w:t>).</w:t>
+      </w:r>
+    </w:p>
+    <w:p>
+      <w:pPr>
+        <w:pStyle w:val="3"/>
+      </w:pPr>
+      <w:proofErr w:type="spellStart"/>
+      <w:r>
         <w:t>Реализация</w:t>
       </w:r>
       <w:proofErr w:type="spellEnd"/>
@@ -22992,56 +23355,363 @@
       </w:r>
       <w:proofErr w:type="spellStart"/>
       <w:r>
-        <w:t>сервисов</w:t>
-      </w:r>
-      <w:proofErr w:type="spellEnd"/>
-    </w:p>
-    <w:p>
-      <w:r>
-        <w:t>Выделение отдельного сервисного слоя позволяет полностью отделить бизнес-логику приложения от механизмов хранения данных и обработки HTTP-запросов. Каждый сервис инкапсулирует набор операций, относящихся к конкретной предметной области, что обеспечивает повторное использование кода, упрощает тестирование и создаёт условия для независимого развития отдельных функциональных модулей системы.</w:t>
-      </w:r>
-    </w:p>
-    <w:p>
-      <w:proofErr w:type="spellStart"/>
-      <w:r>
-        <w:rPr>
-          <w:lang w:val="en-US"/>
-        </w:rPr>
-        <w:t>AdminService</w:t>
-      </w:r>
-      <w:proofErr w:type="spellEnd"/>
-      <w:r>
-        <w:t xml:space="preserve"> отвечает за операции управления пользователями в административном разделе системы. Предоставляет методы для получения постраничного списка всех учётных записей</w:t>
-      </w:r>
+        <w:t>контроллеров</w:t>
+      </w:r>
+      <w:proofErr w:type="spellEnd"/>
+    </w:p>
+    <w:p>
+      <w:r>
+        <w:t xml:space="preserve">Для реализации HTTP-интерфейса серверной части используются REST-контроллеры, построенные на основе модуля </w:t>
+      </w:r>
+      <w:proofErr w:type="spellStart"/>
+      <w:r>
+        <w:t>Spring</w:t>
+      </w:r>
+      <w:proofErr w:type="spellEnd"/>
       <w:r>
         <w:t xml:space="preserve"> </w:t>
       </w:r>
-      <w:r>
-        <w:t>и для редактирования выбранной записи: смены роли и обновления персональных данных.</w:t>
-      </w:r>
-    </w:p>
-    <w:p>
-      <w:proofErr w:type="spellStart"/>
-      <w:r>
-        <w:rPr>
-          <w:lang w:val="en-US"/>
-        </w:rPr>
-        <w:t>AuthService</w:t>
-      </w:r>
-      <w:proofErr w:type="spellEnd"/>
-      <w:r>
-        <w:t xml:space="preserve"> обрабатывает запросы аутентификации и регистрации. При аутентификации проверяет переданные логин и пароль через </w:t>
-      </w:r>
-      <w:proofErr w:type="spellStart"/>
-      <w:r>
-        <w:rPr>
-          <w:lang w:val="en-US"/>
-        </w:rPr>
-        <w:t>AuthenticationManager</w:t>
-      </w:r>
-      <w:proofErr w:type="spellEnd"/>
-      <w:r>
-        <w:t xml:space="preserve">, при успешной проверке генерирует </w:t>
+      <w:proofErr w:type="spellStart"/>
+      <w:r>
+        <w:t>Web</w:t>
+      </w:r>
+      <w:proofErr w:type="spellEnd"/>
+      <w:r>
+        <w:t>. Контроллеры, аннотированные @</w:t>
+      </w:r>
+      <w:proofErr w:type="spellStart"/>
+      <w:r>
+        <w:t>RestController</w:t>
+      </w:r>
+      <w:proofErr w:type="spellEnd"/>
+      <w:r>
+        <w:t xml:space="preserve">, обеспечивают обработку входящих HTTP-запросов и автоматическое преобразование объектов приложения в формат </w:t>
+      </w:r>
+      <w:r>
+        <w:lastRenderedPageBreak/>
+        <w:t xml:space="preserve">JSON посредством библиотеки </w:t>
+      </w:r>
+      <w:proofErr w:type="spellStart"/>
+      <w:r>
+        <w:t>Jackson</w:t>
+      </w:r>
+      <w:proofErr w:type="spellEnd"/>
+      <w:r>
+        <w:t>.</w:t>
+      </w:r>
+    </w:p>
+    <w:p>
+      <w:proofErr w:type="spellStart"/>
+      <w:r>
+        <w:t>AdminController</w:t>
+      </w:r>
+      <w:proofErr w:type="spellEnd"/>
+      <w:r>
+        <w:t xml:space="preserve"> (маршрут /</w:t>
+      </w:r>
+      <w:proofErr w:type="spellStart"/>
+      <w:r>
+        <w:t>api</w:t>
+      </w:r>
+      <w:proofErr w:type="spellEnd"/>
+      <w:r>
+        <w:t>/</w:t>
+      </w:r>
+      <w:proofErr w:type="spellStart"/>
+      <w:r>
+        <w:t>admin</w:t>
+      </w:r>
+      <w:proofErr w:type="spellEnd"/>
+      <w:r>
+        <w:t>) реализует административные функции управления пользователями системы. Контроллер предоставляет инструменты поиска и фильтрации учётных записей, а также редактирования персональных данных и изменения ролей пользователей.</w:t>
+      </w:r>
+    </w:p>
+    <w:p>
+      <w:proofErr w:type="spellStart"/>
+      <w:r>
+        <w:t>AuthController</w:t>
+      </w:r>
+      <w:proofErr w:type="spellEnd"/>
+      <w:r>
+        <w:t xml:space="preserve"> (маршрут /</w:t>
+      </w:r>
+      <w:proofErr w:type="spellStart"/>
+      <w:r>
+        <w:t>api</w:t>
+      </w:r>
+      <w:proofErr w:type="spellEnd"/>
+      <w:r>
+        <w:t>/</w:t>
+      </w:r>
+      <w:proofErr w:type="spellStart"/>
+      <w:r>
+        <w:t>auth</w:t>
+      </w:r>
+      <w:proofErr w:type="spellEnd"/>
+      <w:r>
+        <w:t>) отвечает за процессы аутентификации и регистрации. Контроллер обеспечивает проверку учётных данных, выдачу JWT-токенов доступа и создание новых учётных записей. Маршруты данного контроллера являются публично доступными и не требуют предварительной аутентификации.</w:t>
+      </w:r>
+    </w:p>
+    <w:p>
+      <w:proofErr w:type="spellStart"/>
+      <w:r>
+        <w:t>CommonController</w:t>
+      </w:r>
+      <w:proofErr w:type="spellEnd"/>
+      <w:r>
+        <w:t xml:space="preserve"> (маршрут /</w:t>
+      </w:r>
+      <w:proofErr w:type="spellStart"/>
+      <w:r>
+        <w:t>api</w:t>
+      </w:r>
+      <w:proofErr w:type="spellEnd"/>
+      <w:r>
+        <w:t>) объединяет общесистемные маршруты, доступные авторизованным пользователям независимо от их роли. Контроллер выступает единой точкой доступа к информации, необходимой различным категориям пользователей при работе с витриной качества металла. Функциональность контроллера охватывает получение сводной информации по типам металлов и производственным партиям, выдачу детальных сведений о выбранной партии, получение данных MES, результатов лабораторных исследований LIMS и агрегированных показателей SCADA. Кроме того, через данный контроллер осуществляется получение данных профиля текущего пользователя и формирование PDF-отчёта по выбранной производственной партии.</w:t>
+      </w:r>
+    </w:p>
+    <w:p>
+      <w:proofErr w:type="spellStart"/>
+      <w:r>
+        <w:t>LaboratoryController</w:t>
+      </w:r>
+      <w:proofErr w:type="spellEnd"/>
+      <w:r>
+        <w:t xml:space="preserve"> (маршрут /</w:t>
+      </w:r>
+      <w:proofErr w:type="spellStart"/>
+      <w:r>
+        <w:t>api</w:t>
+      </w:r>
+      <w:proofErr w:type="spellEnd"/>
+      <w:r>
+        <w:t>/</w:t>
+      </w:r>
+      <w:proofErr w:type="spellStart"/>
+      <w:r>
+        <w:t>laboratory</w:t>
+      </w:r>
+      <w:proofErr w:type="spellEnd"/>
+      <w:r>
+        <w:t>) отвечает за предоставление специализированного функционала сотрудникам лаборатории. Контроллер обеспечивает получение списка последних выполненных анализов, а также детальной информации о результатах лабораторных исследований для конкретной производственной партии, включая показатели контроля качества продукции.</w:t>
+      </w:r>
+    </w:p>
+    <w:p>
+      <w:proofErr w:type="spellStart"/>
+      <w:r>
+        <w:t>ManagementController</w:t>
+      </w:r>
+      <w:proofErr w:type="spellEnd"/>
+      <w:r>
+        <w:t xml:space="preserve"> (маршрут /</w:t>
+      </w:r>
+      <w:proofErr w:type="spellStart"/>
+      <w:r>
+        <w:t>api</w:t>
+      </w:r>
+      <w:proofErr w:type="spellEnd"/>
+      <w:r>
+        <w:t>/</w:t>
+      </w:r>
+      <w:proofErr w:type="spellStart"/>
+      <w:r>
+        <w:t>management</w:t>
+      </w:r>
+      <w:proofErr w:type="spellEnd"/>
+      <w:r>
+        <w:t xml:space="preserve">) реализует функциональность, предназначенную для руководящего состава предприятия. </w:t>
+      </w:r>
+      <w:r>
+        <w:lastRenderedPageBreak/>
+        <w:t>Основной задачей контроллера является предоставление агрегированной аналитической информации по производственным показателям и качеству выпускаемой продукции. Через данный интерфейс формируются статистические данные, содержащие сведения о количестве партий в разрезе типов металла, распределении партий по статусам и показателях брака.</w:t>
+      </w:r>
+    </w:p>
+    <w:p>
+      <w:proofErr w:type="spellStart"/>
+      <w:r>
+        <w:t>ProductionController</w:t>
+      </w:r>
+      <w:proofErr w:type="spellEnd"/>
+      <w:r>
+        <w:t xml:space="preserve"> (маршрут /</w:t>
+      </w:r>
+      <w:proofErr w:type="spellStart"/>
+      <w:r>
+        <w:t>api</w:t>
+      </w:r>
+      <w:proofErr w:type="spellEnd"/>
+      <w:r>
+        <w:t>/</w:t>
+      </w:r>
+      <w:proofErr w:type="spellStart"/>
+      <w:r>
+        <w:t>production</w:t>
+      </w:r>
+      <w:proofErr w:type="spellEnd"/>
+      <w:r>
+        <w:t>) содержит маршруты, предназначенные для пользователей производственных подразделений. Контроллер обеспечивает получение сведений о последних производственных партиях, находящихся в обработке на предприятии, а также предоставление детализированных данных SCADA для построения графиков технологических параметров оборудования.</w:t>
+      </w:r>
+    </w:p>
+    <w:p>
+      <w:proofErr w:type="spellStart"/>
+      <w:r>
+        <w:t>NotificationController</w:t>
+      </w:r>
+      <w:proofErr w:type="spellEnd"/>
+      <w:r>
+        <w:t xml:space="preserve"> (маршрут /</w:t>
+      </w:r>
+      <w:proofErr w:type="spellStart"/>
+      <w:r>
+        <w:t>api</w:t>
+      </w:r>
+      <w:proofErr w:type="spellEnd"/>
+      <w:r>
+        <w:t>/</w:t>
+      </w:r>
+      <w:proofErr w:type="spellStart"/>
+      <w:r>
+        <w:t>notifications</w:t>
+      </w:r>
+      <w:proofErr w:type="spellEnd"/>
+      <w:r>
+        <w:t>) управляет жизненным циклом уведомлений об обнаруженных отклонениях и инцидентах. Помимо получения списков уведомлений и статистических данных, контроллер обеспечивает изменение статуса инцидентов, фиксацию ответственных сотрудников и сохранение комментариев по результатам анализа причин возникших отклонений.</w:t>
+      </w:r>
+    </w:p>
+    <w:p>
+      <w:r>
+        <w:t xml:space="preserve">Разграничение контроллеров по бизнес-направлениям предприятия обеспечивает логическую изоляцию HTTP-маршрутов, упрощает контроль доступа на уровне </w:t>
+      </w:r>
+      <w:proofErr w:type="spellStart"/>
+      <w:r>
+        <w:t>Spring</w:t>
+      </w:r>
+      <w:proofErr w:type="spellEnd"/>
+      <w:r>
+        <w:t xml:space="preserve"> </w:t>
+      </w:r>
+      <w:proofErr w:type="spellStart"/>
+      <w:r>
+        <w:t>Security</w:t>
+      </w:r>
+      <w:proofErr w:type="spellEnd"/>
+      <w:r>
+        <w:t xml:space="preserve"> и создаёт структурную основу для дальнейшего расширения функциональности системы без изменения существующих интерфейсов.</w:t>
+      </w:r>
+    </w:p>
+    <w:p>
+      <w:pPr>
+        <w:pStyle w:val="3"/>
+      </w:pPr>
+      <w:proofErr w:type="spellStart"/>
+      <w:r>
+        <w:t>Реализация</w:t>
+      </w:r>
+      <w:proofErr w:type="spellEnd"/>
+      <w:r>
+        <w:t xml:space="preserve"> </w:t>
+      </w:r>
+      <w:proofErr w:type="spellStart"/>
+      <w:r>
+        <w:t>системы</w:t>
+      </w:r>
+      <w:proofErr w:type="spellEnd"/>
+      <w:r>
+        <w:t xml:space="preserve"> </w:t>
+      </w:r>
+      <w:proofErr w:type="spellStart"/>
+      <w:r>
+        <w:t>безопасности</w:t>
+      </w:r>
+      <w:proofErr w:type="spellEnd"/>
+    </w:p>
+    <w:p>
+      <w:r>
+        <w:t xml:space="preserve">Витрина качества металлов обеспечивает доступ к производственным данным различных подразделений предприятия, поэтому одним из ключевых требований к разрабатываемой системе является обеспечение информационной безопасности. Для решения данной задачи реализована централизованная подсистема безопасности на основе фреймворка </w:t>
+      </w:r>
+      <w:proofErr w:type="spellStart"/>
+      <w:r>
+        <w:t>Spring</w:t>
+      </w:r>
+      <w:proofErr w:type="spellEnd"/>
+      <w:r>
+        <w:t xml:space="preserve"> </w:t>
+      </w:r>
+      <w:proofErr w:type="spellStart"/>
+      <w:r>
+        <w:t>Security</w:t>
+      </w:r>
+      <w:proofErr w:type="spellEnd"/>
+      <w:r>
+        <w:t xml:space="preserve">, реализующая </w:t>
+      </w:r>
+      <w:proofErr w:type="spellStart"/>
+      <w:r>
+        <w:t>stateless</w:t>
+      </w:r>
+      <w:proofErr w:type="spellEnd"/>
+      <w:r>
+        <w:t>-аутентификацию с использованием JWT-</w:t>
+      </w:r>
+      <w:r>
+        <w:lastRenderedPageBreak/>
+        <w:t>токенов. Отсутствие серверных сессий позволяет обслуживать горизонтально масштабируемые развёртывания.</w:t>
+      </w:r>
+    </w:p>
+    <w:p>
+      <w:r>
+        <w:t xml:space="preserve">Конфигурационный класс </w:t>
+      </w:r>
+      <w:proofErr w:type="spellStart"/>
+      <w:r>
+        <w:rPr>
+          <w:lang w:val="en-US"/>
+        </w:rPr>
+        <w:t>SecurityConfig</w:t>
+      </w:r>
+      <w:proofErr w:type="spellEnd"/>
+      <w:r>
+        <w:t xml:space="preserve"> аннотирован @</w:t>
+      </w:r>
+      <w:r>
+        <w:rPr>
+          <w:lang w:val="en-US"/>
+        </w:rPr>
+        <w:t>Configuration</w:t>
+      </w:r>
+      <w:r>
+        <w:t xml:space="preserve"> и @</w:t>
+      </w:r>
+      <w:proofErr w:type="spellStart"/>
+      <w:r>
+        <w:rPr>
+          <w:lang w:val="en-US"/>
+        </w:rPr>
+        <w:t>EnableWebSecurity</w:t>
+      </w:r>
+      <w:proofErr w:type="spellEnd"/>
+      <w:r>
+        <w:t xml:space="preserve"> и определяет цепочку фильтров безопасности (</w:t>
+      </w:r>
+      <w:proofErr w:type="spellStart"/>
+      <w:r>
+        <w:rPr>
+          <w:lang w:val="en-US"/>
+        </w:rPr>
+        <w:t>SecurityFilterChain</w:t>
+      </w:r>
+      <w:proofErr w:type="spellEnd"/>
+      <w:r>
+        <w:t xml:space="preserve">). В цепочке настроено отключение </w:t>
+      </w:r>
+      <w:r>
+        <w:rPr>
+          <w:lang w:val="en-US"/>
+        </w:rPr>
+        <w:t>CSRF</w:t>
+      </w:r>
+      <w:r>
+        <w:t xml:space="preserve">-защиты (избыточной при использовании </w:t>
       </w:r>
       <w:r>
         <w:rPr>
@@ -23050,7 +23720,36 @@
         <w:t>JWT</w:t>
       </w:r>
       <w:r>
-        <w:t xml:space="preserve">-токен с идентификатором пользователя, его ролью и временем истечения и возвращает токен клиентскому приложению. При неуспешной аутентификации выбрасывает исключение, транслируемое обработчиком в </w:t>
+        <w:t xml:space="preserve">), разрешение </w:t>
+      </w:r>
+      <w:r>
+        <w:rPr>
+          <w:lang w:val="en-US"/>
+        </w:rPr>
+        <w:t>CORS</w:t>
+      </w:r>
+      <w:r>
+        <w:t xml:space="preserve"> для клиентского приложения, политика управления сессиями </w:t>
+      </w:r>
+      <w:proofErr w:type="spellStart"/>
+      <w:r>
+        <w:rPr>
+          <w:lang w:val="en-US"/>
+        </w:rPr>
+        <w:t>SessionCreationPolicy</w:t>
+      </w:r>
+      <w:proofErr w:type="spellEnd"/>
+      <w:r>
+        <w:t>.</w:t>
+      </w:r>
+      <w:r>
+        <w:rPr>
+          <w:lang w:val="en-US"/>
+        </w:rPr>
+        <w:t>STATELESS</w:t>
+      </w:r>
+      <w:r>
+        <w:t xml:space="preserve"> (запрет создания </w:t>
       </w:r>
       <w:r>
         <w:rPr>
@@ -23059,43 +23758,466 @@
         <w:t>HTTP</w:t>
       </w:r>
       <w:r>
-        <w:t>-статус 401. Метод регистрации создаёт новую запись в базе данных с предварительным хешированием пароля.</w:t>
-      </w:r>
-    </w:p>
-    <w:p>
-      <w:proofErr w:type="spellStart"/>
-      <w:r>
-        <w:t>BatchService</w:t>
-      </w:r>
-      <w:proofErr w:type="spellEnd"/>
-      <w:r>
-        <w:t xml:space="preserve"> обеспечивает получение информации о партиях металла. Включает методы, доступные всем авторизованным пользователям, а также специализированные методы для определённых ролей системы. Отвечает за получение: списка всех типов металлов со сводной статистикой по количеству партий в каждом статусе; статистики по браку в разрезе типов металлов; списка последних зарегистрированных партий; постраничного списка партий по заданному типу металла с поддержкой фильтрации по статусу и поиска по номеру партии; полной детальной информации по отдельной партии. Помимо этого, содержит метод сохранения новой записи партии в базу данных.</w:t>
-      </w:r>
-    </w:p>
-    <w:p>
-      <w:proofErr w:type="spellStart"/>
-      <w:r>
-        <w:t>LimsService</w:t>
-      </w:r>
-      <w:proofErr w:type="spellEnd"/>
-      <w:r>
-        <w:t xml:space="preserve"> предоставляет методы для получения выборки последних </w:t>
-      </w:r>
-      <w:r>
+        <w:t>-сессий) и правила доступа к маршрутам: публичный доступ к /</w:t>
+      </w:r>
+      <w:proofErr w:type="spellStart"/>
+      <w:r>
+        <w:rPr>
+          <w:lang w:val="en-US"/>
+        </w:rPr>
+        <w:t>api</w:t>
+      </w:r>
+      <w:proofErr w:type="spellEnd"/>
+      <w:r>
+        <w:t>/</w:t>
+      </w:r>
+      <w:r>
+        <w:rPr>
+          <w:lang w:val="en-US"/>
+        </w:rPr>
+        <w:t>auth</w:t>
+      </w:r>
+      <w:r>
+        <w:t>/, доступ к /</w:t>
+      </w:r>
+      <w:proofErr w:type="spellStart"/>
+      <w:r>
+        <w:rPr>
+          <w:lang w:val="en-US"/>
+        </w:rPr>
+        <w:t>api</w:t>
+      </w:r>
+      <w:proofErr w:type="spellEnd"/>
+      <w:r>
+        <w:t>/</w:t>
+      </w:r>
+      <w:r>
+        <w:rPr>
+          <w:lang w:val="en-US"/>
+        </w:rPr>
+        <w:t>users</w:t>
+      </w:r>
+      <w:r>
+        <w:t xml:space="preserve">/ только для пользователей с ролью </w:t>
+      </w:r>
+      <w:r>
+        <w:rPr>
+          <w:lang w:val="en-US"/>
+        </w:rPr>
+        <w:t>ADMIN</w:t>
+      </w:r>
+      <w:r>
+        <w:t xml:space="preserve">, доступ ко всем остальным маршрутам только для аутентифицированных пользователей. В цепочку фильтров добавлен </w:t>
+      </w:r>
+      <w:proofErr w:type="spellStart"/>
+      <w:r>
+        <w:rPr>
+          <w:lang w:val="en-US"/>
+        </w:rPr>
+        <w:t>JwtAuthenticationFilter</w:t>
+      </w:r>
+      <w:proofErr w:type="spellEnd"/>
+      <w:r>
+        <w:t xml:space="preserve">, располагающийся перед </w:t>
+      </w:r>
+      <w:proofErr w:type="spellStart"/>
+      <w:r>
+        <w:rPr>
+          <w:lang w:val="en-US"/>
+        </w:rPr>
+        <w:t>UsernamePasswordAuthenticationFilter</w:t>
+      </w:r>
+      <w:proofErr w:type="spellEnd"/>
+      <w:r>
+        <w:t>.</w:t>
+      </w:r>
+    </w:p>
+    <w:p>
+      <w:r>
+        <w:t xml:space="preserve">Класс </w:t>
+      </w:r>
+      <w:proofErr w:type="spellStart"/>
+      <w:r>
+        <w:rPr>
+          <w:lang w:val="en-US"/>
+        </w:rPr>
+        <w:t>JwtAuthenticationFilter</w:t>
+      </w:r>
+      <w:proofErr w:type="spellEnd"/>
+      <w:r>
+        <w:t xml:space="preserve"> расширяет </w:t>
+      </w:r>
+      <w:proofErr w:type="spellStart"/>
+      <w:r>
+        <w:rPr>
+          <w:lang w:val="en-US"/>
+        </w:rPr>
+        <w:t>OncePerRequestFilter</w:t>
+      </w:r>
+      <w:proofErr w:type="spellEnd"/>
+      <w:r>
+        <w:t xml:space="preserve"> и выполняется один раз при каждом </w:t>
+      </w:r>
+      <w:r>
+        <w:rPr>
+          <w:lang w:val="en-US"/>
+        </w:rPr>
+        <w:t>HTTP</w:t>
+      </w:r>
+      <w:r>
+        <w:t xml:space="preserve">-запросе. При обработке запроса фильтр извлекает значение заголовка </w:t>
+      </w:r>
+      <w:r>
+        <w:rPr>
+          <w:lang w:val="en-US"/>
+        </w:rPr>
+        <w:t>Authorization</w:t>
+      </w:r>
+      <w:r>
+        <w:t xml:space="preserve">, проверяет наличие и формат </w:t>
+      </w:r>
+      <w:r>
+        <w:rPr>
+          <w:lang w:val="en-US"/>
+        </w:rPr>
+        <w:t>Bearer</w:t>
+      </w:r>
+      <w:r>
+        <w:t xml:space="preserve">-токена, передаёт токен в </w:t>
+      </w:r>
+      <w:proofErr w:type="spellStart"/>
+      <w:r>
+        <w:rPr>
+          <w:lang w:val="en-US"/>
+        </w:rPr>
+        <w:t>JwtService</w:t>
+      </w:r>
+      <w:proofErr w:type="spellEnd"/>
+      <w:r>
+        <w:t xml:space="preserve"> для валидации. При успешной валидации извлекает из </w:t>
+      </w:r>
+      <w:r>
+        <w:rPr>
+          <w:lang w:val="en-US"/>
+        </w:rPr>
+        <w:t>claims</w:t>
+      </w:r>
+      <w:r>
+        <w:t xml:space="preserve"> токена идентификатор пользователя и его роль, загружает объект </w:t>
+      </w:r>
+      <w:proofErr w:type="spellStart"/>
+      <w:r>
+        <w:rPr>
+          <w:lang w:val="en-US"/>
+        </w:rPr>
+        <w:t>UserDetails</w:t>
+      </w:r>
+      <w:proofErr w:type="spellEnd"/>
+      <w:r>
+        <w:t xml:space="preserve"> через </w:t>
+      </w:r>
+      <w:proofErr w:type="spellStart"/>
+      <w:r>
+        <w:rPr>
+          <w:lang w:val="en-US"/>
+        </w:rPr>
+        <w:t>UserDetailsService</w:t>
+      </w:r>
+      <w:proofErr w:type="spellEnd"/>
+      <w:r>
+        <w:t xml:space="preserve">, создаёт объект </w:t>
+      </w:r>
+      <w:proofErr w:type="spellStart"/>
+      <w:r>
+        <w:rPr>
+          <w:lang w:val="en-US"/>
+        </w:rPr>
+        <w:t>UsernamePasswordAuthenticationToken</w:t>
+      </w:r>
+      <w:proofErr w:type="spellEnd"/>
+      <w:r>
+        <w:t xml:space="preserve"> и сохраняет его в </w:t>
+      </w:r>
+      <w:proofErr w:type="spellStart"/>
+      <w:r>
+        <w:rPr>
+          <w:lang w:val="en-US"/>
+        </w:rPr>
+        <w:t>SecurityContextHolder</w:t>
+      </w:r>
+      <w:proofErr w:type="spellEnd"/>
+      <w:r>
+        <w:t xml:space="preserve">. Это позволяет нижестоящим компонентам (сервисам и контроллерам) получить данные авторизованного пользователя через </w:t>
+      </w:r>
+      <w:proofErr w:type="spellStart"/>
+      <w:r>
+        <w:rPr>
+          <w:lang w:val="en-US"/>
+        </w:rPr>
+        <w:t>SecurityContextHolder</w:t>
+      </w:r>
+      <w:proofErr w:type="spellEnd"/>
+      <w:r>
+        <w:t>.</w:t>
+      </w:r>
+      <w:proofErr w:type="spellStart"/>
+      <w:r>
+        <w:rPr>
+          <w:lang w:val="en-US"/>
+        </w:rPr>
+        <w:t>getContext</w:t>
+      </w:r>
+      <w:proofErr w:type="spellEnd"/>
+      <w:r>
+        <w:t>(</w:t>
+      </w:r>
+      <w:proofErr w:type="gramStart"/>
+      <w:r>
+        <w:t>).</w:t>
+      </w:r>
+      <w:proofErr w:type="spellStart"/>
+      <w:r>
+        <w:rPr>
+          <w:lang w:val="en-US"/>
+        </w:rPr>
+        <w:t>getAuthentication</w:t>
+      </w:r>
+      <w:proofErr w:type="spellEnd"/>
+      <w:proofErr w:type="gramEnd"/>
+      <w:r>
+        <w:t>().</w:t>
+      </w:r>
+    </w:p>
+    <w:p>
+      <w:r>
+        <w:t xml:space="preserve">Класс </w:t>
+      </w:r>
+      <w:proofErr w:type="spellStart"/>
+      <w:r>
+        <w:rPr>
+          <w:lang w:val="en-US"/>
+        </w:rPr>
+        <w:t>JwtService</w:t>
+      </w:r>
+      <w:proofErr w:type="spellEnd"/>
+      <w:r>
+        <w:t xml:space="preserve"> отвечает за генерацию и валидацию </w:t>
+      </w:r>
+      <w:r>
+        <w:rPr>
+          <w:lang w:val="en-US"/>
+        </w:rPr>
+        <w:t>JWT</w:t>
+      </w:r>
+      <w:r>
+        <w:t xml:space="preserve">-токенов с использованием библиотеки </w:t>
+      </w:r>
+      <w:r>
+        <w:rPr>
+          <w:lang w:val="en-US"/>
+        </w:rPr>
+        <w:t>JJWT</w:t>
+      </w:r>
+      <w:r>
+        <w:t xml:space="preserve">. При генерации токена в </w:t>
+      </w:r>
+      <w:r>
+        <w:rPr>
+          <w:lang w:val="en-US"/>
+        </w:rPr>
+        <w:t>claims</w:t>
+      </w:r>
+      <w:r>
+        <w:t xml:space="preserve"> записываются идентификатор пользователя (</w:t>
+      </w:r>
+      <w:r>
+        <w:rPr>
+          <w:lang w:val="en-US"/>
+        </w:rPr>
+        <w:t>sub</w:t>
+      </w:r>
+      <w:r>
+        <w:t>), его роль, время выдачи (</w:t>
+      </w:r>
+      <w:proofErr w:type="spellStart"/>
+      <w:r>
+        <w:rPr>
+          <w:lang w:val="en-US"/>
+        </w:rPr>
+        <w:t>iat</w:t>
+      </w:r>
+      <w:proofErr w:type="spellEnd"/>
+      <w:r>
+        <w:t>) и время истечения (</w:t>
+      </w:r>
+      <w:r>
+        <w:rPr>
+          <w:lang w:val="en-US"/>
+        </w:rPr>
+        <w:t>exp</w:t>
+      </w:r>
+      <w:r>
+        <w:t xml:space="preserve">). Метод валидации проверяет целостность подписи, соответствие алгоритма и срок действия токена. Секретный ключ подписи хранится в конфигурационном файле </w:t>
+      </w:r>
+      <w:proofErr w:type="gramStart"/>
+      <w:r>
+        <w:rPr>
+          <w:lang w:val="en-US"/>
+        </w:rPr>
+        <w:t>application</w:t>
+      </w:r>
+      <w:r>
+        <w:t>.</w:t>
+      </w:r>
+      <w:r>
+        <w:rPr>
+          <w:lang w:val="en-US"/>
+        </w:rPr>
+        <w:t>properties</w:t>
+      </w:r>
+      <w:proofErr w:type="gramEnd"/>
+      <w:r>
+        <w:t xml:space="preserve"> и передаётся в </w:t>
+      </w:r>
+      <w:proofErr w:type="spellStart"/>
+      <w:r>
+        <w:rPr>
+          <w:lang w:val="en-US"/>
+        </w:rPr>
         <w:lastRenderedPageBreak/>
-        <w:t xml:space="preserve">анализов, списка всех испытаний по конкретной партии как с детализированными результатами, так и без них, а также методы для создания новых объектов </w:t>
-      </w:r>
-      <w:proofErr w:type="spellStart"/>
-      <w:r>
-        <w:t>LimsEntity</w:t>
-      </w:r>
-      <w:proofErr w:type="spellEnd"/>
-      <w:r>
-        <w:t xml:space="preserve"> и </w:t>
-      </w:r>
-      <w:proofErr w:type="spellStart"/>
-      <w:r>
-        <w:t>LimsResultEntity</w:t>
+        <w:t>JwtService</w:t>
+      </w:r>
+      <w:proofErr w:type="spellEnd"/>
+      <w:r>
+        <w:t xml:space="preserve"> через @</w:t>
+      </w:r>
+      <w:r>
+        <w:rPr>
+          <w:lang w:val="en-US"/>
+        </w:rPr>
+        <w:t>Value</w:t>
+      </w:r>
+      <w:r>
+        <w:t>-аннотацию.</w:t>
+      </w:r>
+    </w:p>
+    <w:p>
+      <w:r>
+        <w:t xml:space="preserve">Класс </w:t>
+      </w:r>
+      <w:proofErr w:type="spellStart"/>
+      <w:r>
+        <w:rPr>
+          <w:lang w:val="en-US"/>
+        </w:rPr>
+        <w:t>CustomUserDetailsService</w:t>
+      </w:r>
+      <w:proofErr w:type="spellEnd"/>
+      <w:r>
+        <w:t xml:space="preserve"> реализует интерфейс </w:t>
+      </w:r>
+      <w:proofErr w:type="spellStart"/>
+      <w:r>
+        <w:rPr>
+          <w:lang w:val="en-US"/>
+        </w:rPr>
+        <w:t>UserDetailsService</w:t>
+      </w:r>
+      <w:proofErr w:type="spellEnd"/>
+      <w:r>
+        <w:t xml:space="preserve"> </w:t>
+      </w:r>
+      <w:r>
+        <w:rPr>
+          <w:lang w:val="en-US"/>
+        </w:rPr>
+        <w:t>Spring</w:t>
+      </w:r>
+      <w:r>
+        <w:t xml:space="preserve"> </w:t>
+      </w:r>
+      <w:r>
+        <w:rPr>
+          <w:lang w:val="en-US"/>
+        </w:rPr>
+        <w:t>Security</w:t>
+      </w:r>
+      <w:r>
+        <w:t xml:space="preserve"> и переопределяет метод </w:t>
+      </w:r>
+      <w:proofErr w:type="spellStart"/>
+      <w:r>
+        <w:rPr>
+          <w:lang w:val="en-US"/>
+        </w:rPr>
+        <w:t>loadUserByUsername</w:t>
+      </w:r>
+      <w:proofErr w:type="spellEnd"/>
+      <w:r>
+        <w:t xml:space="preserve">. При вызове метода он извлекает из базы данных объект </w:t>
+      </w:r>
+      <w:proofErr w:type="spellStart"/>
+      <w:r>
+        <w:rPr>
+          <w:lang w:val="en-US"/>
+        </w:rPr>
+        <w:t>UserEntity</w:t>
+      </w:r>
+      <w:proofErr w:type="spellEnd"/>
+      <w:r>
+        <w:t xml:space="preserve"> по логину через </w:t>
+      </w:r>
+      <w:proofErr w:type="spellStart"/>
+      <w:r>
+        <w:rPr>
+          <w:lang w:val="en-US"/>
+        </w:rPr>
+        <w:t>UserRepository</w:t>
+      </w:r>
+      <w:proofErr w:type="spellEnd"/>
+      <w:r>
+        <w:t xml:space="preserve">, преобразует его в объект </w:t>
+      </w:r>
+      <w:r>
+        <w:rPr>
+          <w:lang w:val="en-US"/>
+        </w:rPr>
+        <w:t>User</w:t>
+      </w:r>
+      <w:r>
+        <w:t xml:space="preserve"> (реализацию </w:t>
+      </w:r>
+      <w:proofErr w:type="spellStart"/>
+      <w:r>
+        <w:rPr>
+          <w:lang w:val="en-US"/>
+        </w:rPr>
+        <w:t>UserDetails</w:t>
+      </w:r>
+      <w:proofErr w:type="spellEnd"/>
+      <w:r>
+        <w:t xml:space="preserve">) с установкой роли в виде </w:t>
+      </w:r>
+      <w:proofErr w:type="spellStart"/>
+      <w:r>
+        <w:rPr>
+          <w:lang w:val="en-US"/>
+        </w:rPr>
+        <w:t>GrantedAuthority</w:t>
+      </w:r>
+      <w:proofErr w:type="spellEnd"/>
+      <w:r>
+        <w:t xml:space="preserve"> и признака активности учётной записи. </w:t>
+      </w:r>
+      <w:r>
+        <w:t xml:space="preserve">Если пользователь не найден, выбрасывается </w:t>
+      </w:r>
+      <w:proofErr w:type="spellStart"/>
+      <w:r>
+        <w:rPr>
+          <w:lang w:val="en-US"/>
+        </w:rPr>
+        <w:t>UsernameNotFoundException</w:t>
       </w:r>
       <w:proofErr w:type="spellEnd"/>
       <w:r>
@@ -23103,171 +24225,12 @@
       </w:r>
     </w:p>
     <w:p>
-      <w:proofErr w:type="spellStart"/>
-      <w:r>
-        <w:t>MesService</w:t>
-      </w:r>
-      <w:proofErr w:type="spellEnd"/>
-      <w:r>
-        <w:t xml:space="preserve"> отвечает за работу с данными производственных операций. Предоставляет методы получения производственных параметров для конкретной партии металла, а также методы сохранения и выдачи сущностей из базы данных.</w:t>
-      </w:r>
-    </w:p>
-    <w:p>
-      <w:proofErr w:type="spellStart"/>
-      <w:r>
-        <w:t>NotificationService</w:t>
-      </w:r>
-      <w:proofErr w:type="spellEnd"/>
-      <w:r>
-        <w:t xml:space="preserve"> обеспечивает управление уведомлениями об отклонениях. Предоставляет методы для выдачи выборки уведомлений, ещё не принятых в работу; получения списка инцидентов с фильтрацией по статусу; создания нового инцидента; обновления статуса существующего инцидента и маркировки уведомлений как прочитанных. Кроме того, сервис реализует аналитические методы: подсчёт количества уведомлений по конкретной партии и распределение инцидентов по статусам за текущий день.</w:t>
-      </w:r>
-    </w:p>
-    <w:p>
-      <w:proofErr w:type="spellStart"/>
-      <w:r>
-        <w:t>ReportService</w:t>
-      </w:r>
-      <w:proofErr w:type="spellEnd"/>
-      <w:r>
-        <w:t xml:space="preserve"> реализует серверную генерацию PDF-отчёта по производственной партии. Принимает идентификатор партии, параллельно запрашивает из базы данных все необходимые данные (</w:t>
-      </w:r>
-      <w:proofErr w:type="spellStart"/>
-      <w:r>
-        <w:t>dim_batch</w:t>
-      </w:r>
-      <w:proofErr w:type="spellEnd"/>
-      <w:r>
-        <w:t xml:space="preserve">, </w:t>
-      </w:r>
-      <w:proofErr w:type="spellStart"/>
-      <w:r>
-        <w:t>fact_mes</w:t>
-      </w:r>
-      <w:proofErr w:type="spellEnd"/>
-      <w:r>
-        <w:t xml:space="preserve">, </w:t>
-      </w:r>
-      <w:proofErr w:type="spellStart"/>
-      <w:r>
-        <w:t>fact_scada</w:t>
-      </w:r>
-      <w:proofErr w:type="spellEnd"/>
-      <w:r>
-        <w:t xml:space="preserve">, </w:t>
-      </w:r>
-      <w:proofErr w:type="spellStart"/>
-      <w:r>
-        <w:t>fact_lims</w:t>
-      </w:r>
-      <w:proofErr w:type="spellEnd"/>
-      <w:r>
-        <w:t xml:space="preserve">, </w:t>
-      </w:r>
-      <w:proofErr w:type="spellStart"/>
-      <w:r>
-        <w:t>fact_lims_results</w:t>
-      </w:r>
-      <w:proofErr w:type="spellEnd"/>
-      <w:r>
-        <w:t xml:space="preserve">, </w:t>
-      </w:r>
-      <w:proofErr w:type="spellStart"/>
-      <w:r>
-        <w:t>fact_notifications</w:t>
-      </w:r>
-      <w:proofErr w:type="spellEnd"/>
-      <w:r>
-        <w:t xml:space="preserve">), подсчитывает количество предупреждений и тревог по каждому источнику данных и формирует PDF-документ с помощью библиотеки </w:t>
-      </w:r>
-      <w:proofErr w:type="spellStart"/>
-      <w:r>
-        <w:t>iText</w:t>
-      </w:r>
-      <w:proofErr w:type="spellEnd"/>
-      <w:r>
-        <w:t xml:space="preserve"> 5</w:t>
-      </w:r>
-      <w:r>
-        <w:t>. Сформированный документ содержит титульный блок с реквизитами партии, данные об авторе документа и дате его создания, таблицы технологических параметров MES, агрегированные показатели SCADA с указанием количества отклонений, детализацию результатов LIMS по каждому параметру и итоговое заключение о качестве партии.</w:t>
-      </w:r>
-    </w:p>
-    <w:p>
-      <w:proofErr w:type="spellStart"/>
-      <w:r>
-        <w:t>ScadaService</w:t>
-      </w:r>
-      <w:proofErr w:type="spellEnd"/>
-      <w:r>
-        <w:t xml:space="preserve"> предоставляет методы выборки данных SCADA для отображения на детальной странице партии. Для партий в статусе PROCESSING возвращает актуальные показания датчиков за последнюю минуту по идентификатору оборудования с сохранением сведений об </w:t>
-      </w:r>
-      <w:r>
-        <w:lastRenderedPageBreak/>
-        <w:t xml:space="preserve">отклонениях. Для партий, завершивших обработку, выполняет агрегирующий запрос, разбивающий весь период обработки (от </w:t>
-      </w:r>
-      <w:proofErr w:type="spellStart"/>
-      <w:r>
-        <w:t>processingTime</w:t>
-      </w:r>
-      <w:proofErr w:type="spellEnd"/>
-      <w:r>
-        <w:t xml:space="preserve"> до </w:t>
-      </w:r>
-      <w:proofErr w:type="spellStart"/>
-      <w:r>
-        <w:t>endTime</w:t>
-      </w:r>
-      <w:proofErr w:type="spellEnd"/>
-      <w:r>
-        <w:t>) на 60 временн</w:t>
-      </w:r>
-      <w:r>
-        <w:t>ы</w:t>
-      </w:r>
-      <w:r>
-        <w:t xml:space="preserve">х интервалов: для каждого интервала вычисляются средние значения параметров, а данные со статусами WARNING и ALARM выделяются в отдельные блоки. Для пользователей роли «Производство» каждый параметр формирует собственный набор данных, используемый для построения графиков на детальной странице. Для остальных ролей вычисляются агрегированные показатели </w:t>
-      </w:r>
-      <w:r>
-        <w:t>–</w:t>
-      </w:r>
-      <w:r>
-        <w:t xml:space="preserve"> среднее, минимальное, максимальное значения и общее количество превышений нормы. Помимо этого, сервис управляет созданием и выдачей записей из базы данных.</w:t>
-      </w:r>
-    </w:p>
-    <w:p>
-      <w:proofErr w:type="spellStart"/>
-      <w:r>
-        <w:t>UserProfileService</w:t>
-      </w:r>
-      <w:proofErr w:type="spellEnd"/>
-      <w:r>
-        <w:t xml:space="preserve"> отвечает за получение данных профиля текущего пользователя на основании идентификатора, извлечённого из JWT-токена входящего запроса.</w:t>
-      </w:r>
-    </w:p>
-    <w:p>
-      <w:proofErr w:type="spellStart"/>
-      <w:r>
-        <w:t>WebSocketService</w:t>
-      </w:r>
-      <w:proofErr w:type="spellEnd"/>
-      <w:r>
-        <w:t xml:space="preserve"> содержит методы для отправки специализированных сообщений по выделенным </w:t>
-      </w:r>
-      <w:proofErr w:type="spellStart"/>
-      <w:r>
-        <w:t>WebSocket</w:t>
-      </w:r>
-      <w:proofErr w:type="spellEnd"/>
-      <w:r>
-        <w:t>-каналам, обеспечивая адресную доставку уведомлений подключённым клиентам.</w:t>
-      </w:r>
-    </w:p>
-    <w:p>
-      <w:r>
-        <w:t>Реализованный сервисный слой обеспечивает единую точку реализации бизнес-логики системы: обработку поступающих производственных данных, выполнение аналитических расчётов, формирование отчётности и управление жизненным циклом уведомлений. Изоляция бизнес-логики от смежных слоёв исключает её дублирование в контроллерах и репозиториях, а однозначная ответственность каждого сервиса обеспечивает соответствие архитектуры принципу единственной ответственности (</w:t>
-      </w:r>
-      <w:proofErr w:type="spellStart"/>
-      <w:r>
-        <w:t>Single</w:t>
+      <w:r>
+        <w:t xml:space="preserve">Реализованная подсистема безопасности на основе </w:t>
+      </w:r>
+      <w:proofErr w:type="spellStart"/>
+      <w:r>
+        <w:t>Spring</w:t>
       </w:r>
       <w:proofErr w:type="spellEnd"/>
       <w:r>
@@ -23275,912 +24238,10 @@
       </w:r>
       <w:proofErr w:type="spellStart"/>
       <w:r>
-        <w:t>Responsibility</w:t>
-      </w:r>
-      <w:proofErr w:type="spellEnd"/>
-      <w:r>
-        <w:t xml:space="preserve"> </w:t>
-      </w:r>
-      <w:proofErr w:type="spellStart"/>
-      <w:r>
-        <w:t>Principle</w:t>
-      </w:r>
-      <w:proofErr w:type="spellEnd"/>
-      <w:r>
-        <w:t>).</w:t>
-      </w:r>
-    </w:p>
-    <w:p>
-      <w:pPr>
-        <w:pStyle w:val="3"/>
-      </w:pPr>
-      <w:proofErr w:type="spellStart"/>
-      <w:r>
-        <w:t>Реализация</w:t>
-      </w:r>
-      <w:proofErr w:type="spellEnd"/>
-      <w:r>
-        <w:t xml:space="preserve"> </w:t>
-      </w:r>
-      <w:proofErr w:type="spellStart"/>
-      <w:r>
-        <w:t>контроллеров</w:t>
-      </w:r>
-      <w:proofErr w:type="spellEnd"/>
-    </w:p>
-    <w:p>
-      <w:r>
-        <w:t xml:space="preserve">Для реализации HTTP-интерфейса серверной части используются REST-контроллеры, построенные на основе модуля </w:t>
-      </w:r>
-      <w:proofErr w:type="spellStart"/>
-      <w:r>
-        <w:t>Spring</w:t>
-      </w:r>
-      <w:proofErr w:type="spellEnd"/>
-      <w:r>
-        <w:t xml:space="preserve"> </w:t>
-      </w:r>
-      <w:proofErr w:type="spellStart"/>
-      <w:r>
-        <w:t>Web</w:t>
-      </w:r>
-      <w:proofErr w:type="spellEnd"/>
-      <w:r>
-        <w:t>. Контроллеры, аннотированные @</w:t>
-      </w:r>
-      <w:proofErr w:type="spellStart"/>
-      <w:r>
-        <w:t>RestController</w:t>
-      </w:r>
-      <w:proofErr w:type="spellEnd"/>
-      <w:r>
-        <w:t xml:space="preserve">, обеспечивают обработку входящих HTTP-запросов и автоматическое преобразование объектов приложения в формат JSON посредством библиотеки </w:t>
-      </w:r>
-      <w:proofErr w:type="spellStart"/>
-      <w:r>
-        <w:t>Jackson</w:t>
-      </w:r>
-      <w:proofErr w:type="spellEnd"/>
-      <w:r>
-        <w:t>.</w:t>
-      </w:r>
-    </w:p>
-    <w:p>
-      <w:proofErr w:type="spellStart"/>
-      <w:r>
-        <w:lastRenderedPageBreak/>
-        <w:t>AdminController</w:t>
-      </w:r>
-      <w:proofErr w:type="spellEnd"/>
-      <w:r>
-        <w:t xml:space="preserve"> (маршрут /</w:t>
-      </w:r>
-      <w:proofErr w:type="spellStart"/>
-      <w:r>
-        <w:t>api</w:t>
-      </w:r>
-      <w:proofErr w:type="spellEnd"/>
-      <w:r>
-        <w:t>/</w:t>
-      </w:r>
-      <w:proofErr w:type="spellStart"/>
-      <w:r>
-        <w:t>admin</w:t>
-      </w:r>
-      <w:proofErr w:type="spellEnd"/>
-      <w:r>
-        <w:t>) реализует административные функции управления пользователями системы. Контроллер предоставляет инструменты поиска и фильтрации учётных записей, а также редактирования персональных данных и изменения ролей пользователей.</w:t>
-      </w:r>
-    </w:p>
-    <w:p>
-      <w:proofErr w:type="spellStart"/>
-      <w:r>
-        <w:t>AuthController</w:t>
-      </w:r>
-      <w:proofErr w:type="spellEnd"/>
-      <w:r>
-        <w:t xml:space="preserve"> (маршрут /</w:t>
-      </w:r>
-      <w:proofErr w:type="spellStart"/>
-      <w:r>
-        <w:t>api</w:t>
-      </w:r>
-      <w:proofErr w:type="spellEnd"/>
-      <w:r>
-        <w:t>/</w:t>
-      </w:r>
-      <w:proofErr w:type="spellStart"/>
-      <w:r>
-        <w:t>auth</w:t>
-      </w:r>
-      <w:proofErr w:type="spellEnd"/>
-      <w:r>
-        <w:t>) отвечает за процессы аутентификации и регистрации. Контроллер обеспечивает проверку учётных данных, выдачу JWT-токенов доступа и создание новых учётных записей. Маршруты данного контроллера являются публично доступными и не требуют предварительной аутентификации.</w:t>
-      </w:r>
-    </w:p>
-    <w:p>
-      <w:proofErr w:type="spellStart"/>
-      <w:r>
-        <w:t>CommonController</w:t>
-      </w:r>
-      <w:proofErr w:type="spellEnd"/>
-      <w:r>
-        <w:t xml:space="preserve"> (маршрут /</w:t>
-      </w:r>
-      <w:proofErr w:type="spellStart"/>
-      <w:r>
-        <w:t>api</w:t>
-      </w:r>
-      <w:proofErr w:type="spellEnd"/>
-      <w:r>
-        <w:t>) объединяет общесистемные маршруты, доступные авторизованным пользователям независимо от их роли. Контроллер выступает единой точкой доступа к информации, необходимой различным категориям пользователей при работе с витриной качества металла. Функциональность контроллера охватывает получение сводной информации по типам металлов и производственным партиям, выдачу детальных сведений о выбранной партии, получение данных MES, результатов лабораторных исследований LIMS и агрегированных показателей SCADA. Кроме того, через данный контроллер осуществляется получение данных профиля текущего пользователя и формирование PDF-отчёта по выбранной производственной партии.</w:t>
-      </w:r>
-    </w:p>
-    <w:p>
-      <w:proofErr w:type="spellStart"/>
-      <w:r>
-        <w:t>LaboratoryController</w:t>
-      </w:r>
-      <w:proofErr w:type="spellEnd"/>
-      <w:r>
-        <w:t xml:space="preserve"> (маршрут /</w:t>
-      </w:r>
-      <w:proofErr w:type="spellStart"/>
-      <w:r>
-        <w:t>api</w:t>
-      </w:r>
-      <w:proofErr w:type="spellEnd"/>
-      <w:r>
-        <w:t>/</w:t>
-      </w:r>
-      <w:proofErr w:type="spellStart"/>
-      <w:r>
-        <w:t>laboratory</w:t>
-      </w:r>
-      <w:proofErr w:type="spellEnd"/>
-      <w:r>
-        <w:t>) отвечает за предоставление специализированного функционала сотрудникам лаборатории. Контроллер обеспечивает получение списка последних выполненных анализов, а также детальной информации о результатах лабораторных исследований для конкретной производственной партии, включая показатели контроля качества продукции.</w:t>
-      </w:r>
-    </w:p>
-    <w:p>
-      <w:proofErr w:type="spellStart"/>
-      <w:r>
-        <w:t>ManagementController</w:t>
-      </w:r>
-      <w:proofErr w:type="spellEnd"/>
-      <w:r>
-        <w:t xml:space="preserve"> (маршрут /</w:t>
-      </w:r>
-      <w:proofErr w:type="spellStart"/>
-      <w:r>
-        <w:t>api</w:t>
-      </w:r>
-      <w:proofErr w:type="spellEnd"/>
-      <w:r>
-        <w:t>/</w:t>
-      </w:r>
-      <w:proofErr w:type="spellStart"/>
-      <w:r>
-        <w:t>management</w:t>
-      </w:r>
-      <w:proofErr w:type="spellEnd"/>
-      <w:r>
-        <w:t xml:space="preserve">) реализует функциональность, предназначенную для руководящего состава предприятия. Основной задачей контроллера является предоставление агрегированной </w:t>
-      </w:r>
-      <w:r>
-        <w:lastRenderedPageBreak/>
-        <w:t>аналитической информации по производственным показателям и качеству выпускаемой продукции. Через данный интерфейс формируются статистические данные, содержащие сведения о количестве партий в разрезе типов металла, распределении партий по статусам и показателях брака.</w:t>
-      </w:r>
-    </w:p>
-    <w:p>
-      <w:proofErr w:type="spellStart"/>
-      <w:r>
-        <w:t>ProductionController</w:t>
-      </w:r>
-      <w:proofErr w:type="spellEnd"/>
-      <w:r>
-        <w:t xml:space="preserve"> (маршрут /</w:t>
-      </w:r>
-      <w:proofErr w:type="spellStart"/>
-      <w:r>
-        <w:t>api</w:t>
-      </w:r>
-      <w:proofErr w:type="spellEnd"/>
-      <w:r>
-        <w:t>/</w:t>
-      </w:r>
-      <w:proofErr w:type="spellStart"/>
-      <w:r>
-        <w:t>production</w:t>
-      </w:r>
-      <w:proofErr w:type="spellEnd"/>
-      <w:r>
-        <w:t>) содержит маршруты, предназначенные для пользователей производственных подразделений. Контроллер обеспечивает получение сведений о последних производственных партиях, находящихся в обработке на предприятии, а также предоставление детализированных данных SCADA для построения графиков технологических параметров оборудования.</w:t>
-      </w:r>
-    </w:p>
-    <w:p>
-      <w:proofErr w:type="spellStart"/>
-      <w:r>
-        <w:t>NotificationController</w:t>
-      </w:r>
-      <w:proofErr w:type="spellEnd"/>
-      <w:r>
-        <w:t xml:space="preserve"> (маршрут /</w:t>
-      </w:r>
-      <w:proofErr w:type="spellStart"/>
-      <w:r>
-        <w:t>api</w:t>
-      </w:r>
-      <w:proofErr w:type="spellEnd"/>
-      <w:r>
-        <w:t>/</w:t>
-      </w:r>
-      <w:proofErr w:type="spellStart"/>
-      <w:r>
-        <w:t>notifications</w:t>
-      </w:r>
-      <w:proofErr w:type="spellEnd"/>
-      <w:r>
-        <w:t>) управляет жизненным циклом уведомлений об обнаруженных отклонениях и инцидентах. Помимо получения списков уведомлений и статистических данных, контроллер обеспечивает изменение статуса инцидентов, фиксацию ответственных сотрудников и сохранение комментариев по результатам анализа причин возникших отклонений.</w:t>
-      </w:r>
-    </w:p>
-    <w:p>
-      <w:r>
-        <w:t xml:space="preserve">Разграничение контроллеров по бизнес-направлениям предприятия обеспечивает логическую изоляцию HTTP-маршрутов, упрощает контроль доступа на уровне </w:t>
-      </w:r>
-      <w:proofErr w:type="spellStart"/>
-      <w:r>
-        <w:t>Spring</w:t>
-      </w:r>
-      <w:proofErr w:type="spellEnd"/>
-      <w:r>
-        <w:t xml:space="preserve"> </w:t>
-      </w:r>
-      <w:proofErr w:type="spellStart"/>
-      <w:r>
         <w:t>Security</w:t>
       </w:r>
       <w:proofErr w:type="spellEnd"/>
       <w:r>
-        <w:t xml:space="preserve"> и создаёт структурную основу для дальнейшего расширения функциональности системы без изменения существующих интерфейсов.</w:t>
-      </w:r>
-    </w:p>
-    <w:p>
-      <w:pPr>
-        <w:pStyle w:val="3"/>
-      </w:pPr>
-      <w:proofErr w:type="spellStart"/>
-      <w:r>
-        <w:t>Реализация</w:t>
-      </w:r>
-      <w:proofErr w:type="spellEnd"/>
-      <w:r>
-        <w:t xml:space="preserve"> </w:t>
-      </w:r>
-      <w:proofErr w:type="spellStart"/>
-      <w:r>
-        <w:t>системы</w:t>
-      </w:r>
-      <w:proofErr w:type="spellEnd"/>
-      <w:r>
-        <w:t xml:space="preserve"> </w:t>
-      </w:r>
-      <w:proofErr w:type="spellStart"/>
-      <w:r>
-        <w:t>безопасности</w:t>
-      </w:r>
-      <w:proofErr w:type="spellEnd"/>
-    </w:p>
-    <w:p>
-      <w:r>
-        <w:t xml:space="preserve">Витрина качества металлов обеспечивает доступ к производственным данным различных подразделений предприятия, поэтому одним из ключевых требований к разрабатываемой системе является обеспечение информационной безопасности. Для решения данной задачи реализована централизованная подсистема безопасности на основе фреймворка </w:t>
-      </w:r>
-      <w:proofErr w:type="spellStart"/>
-      <w:r>
-        <w:t>Spring</w:t>
-      </w:r>
-      <w:proofErr w:type="spellEnd"/>
-      <w:r>
-        <w:t xml:space="preserve"> </w:t>
-      </w:r>
-      <w:proofErr w:type="spellStart"/>
-      <w:r>
-        <w:t>Security</w:t>
-      </w:r>
-      <w:proofErr w:type="spellEnd"/>
-      <w:r>
-        <w:t xml:space="preserve">, реализующая </w:t>
-      </w:r>
-      <w:proofErr w:type="spellStart"/>
-      <w:r>
-        <w:t>stateless</w:t>
-      </w:r>
-      <w:proofErr w:type="spellEnd"/>
-      <w:r>
-        <w:t xml:space="preserve">-аутентификацию с использованием JWT-токенов. Отсутствие серверных сессий позволяет обслуживать горизонтально </w:t>
-      </w:r>
-      <w:r>
-        <w:lastRenderedPageBreak/>
-        <w:t>масштабируемые развёртывания.</w:t>
-      </w:r>
-    </w:p>
-    <w:p>
-      <w:r>
-        <w:t xml:space="preserve">Конфигурационный класс </w:t>
-      </w:r>
-      <w:proofErr w:type="spellStart"/>
-      <w:r>
-        <w:rPr>
-          <w:lang w:val="en-US"/>
-        </w:rPr>
-        <w:t>SecurityConfig</w:t>
-      </w:r>
-      <w:proofErr w:type="spellEnd"/>
-      <w:r>
-        <w:t xml:space="preserve"> аннотирован @</w:t>
-      </w:r>
-      <w:r>
-        <w:rPr>
-          <w:lang w:val="en-US"/>
-        </w:rPr>
-        <w:t>Configuration</w:t>
-      </w:r>
-      <w:r>
-        <w:t xml:space="preserve"> и @</w:t>
-      </w:r>
-      <w:proofErr w:type="spellStart"/>
-      <w:r>
-        <w:rPr>
-          <w:lang w:val="en-US"/>
-        </w:rPr>
-        <w:t>EnableWebSecurity</w:t>
-      </w:r>
-      <w:proofErr w:type="spellEnd"/>
-      <w:r>
-        <w:t xml:space="preserve"> и определяет цепочку фильтров безопасности (</w:t>
-      </w:r>
-      <w:proofErr w:type="spellStart"/>
-      <w:r>
-        <w:rPr>
-          <w:lang w:val="en-US"/>
-        </w:rPr>
-        <w:t>SecurityFilterChain</w:t>
-      </w:r>
-      <w:proofErr w:type="spellEnd"/>
-      <w:r>
-        <w:t xml:space="preserve">). В цепочке настроено отключение </w:t>
-      </w:r>
-      <w:r>
-        <w:rPr>
-          <w:lang w:val="en-US"/>
-        </w:rPr>
-        <w:t>CSRF</w:t>
-      </w:r>
-      <w:r>
-        <w:t xml:space="preserve">-защиты (избыточной при использовании </w:t>
-      </w:r>
-      <w:r>
-        <w:rPr>
-          <w:lang w:val="en-US"/>
-        </w:rPr>
-        <w:t>JWT</w:t>
-      </w:r>
-      <w:r>
-        <w:t xml:space="preserve">), разрешение </w:t>
-      </w:r>
-      <w:r>
-        <w:rPr>
-          <w:lang w:val="en-US"/>
-        </w:rPr>
-        <w:t>CORS</w:t>
-      </w:r>
-      <w:r>
-        <w:t xml:space="preserve"> для клиентского приложения, политика управления сессиями </w:t>
-      </w:r>
-      <w:proofErr w:type="spellStart"/>
-      <w:r>
-        <w:rPr>
-          <w:lang w:val="en-US"/>
-        </w:rPr>
-        <w:t>SessionCreationPolicy</w:t>
-      </w:r>
-      <w:proofErr w:type="spellEnd"/>
-      <w:r>
-        <w:t>.</w:t>
-      </w:r>
-      <w:r>
-        <w:rPr>
-          <w:lang w:val="en-US"/>
-        </w:rPr>
-        <w:t>STATELESS</w:t>
-      </w:r>
-      <w:r>
-        <w:t xml:space="preserve"> (запрет создания </w:t>
-      </w:r>
-      <w:r>
-        <w:rPr>
-          <w:lang w:val="en-US"/>
-        </w:rPr>
-        <w:t>HTTP</w:t>
-      </w:r>
-      <w:r>
-        <w:t>-сессий) и правила доступа к маршрутам: публичный доступ к /</w:t>
-      </w:r>
-      <w:proofErr w:type="spellStart"/>
-      <w:r>
-        <w:rPr>
-          <w:lang w:val="en-US"/>
-        </w:rPr>
-        <w:t>api</w:t>
-      </w:r>
-      <w:proofErr w:type="spellEnd"/>
-      <w:r>
-        <w:t>/</w:t>
-      </w:r>
-      <w:r>
-        <w:rPr>
-          <w:lang w:val="en-US"/>
-        </w:rPr>
-        <w:t>auth</w:t>
-      </w:r>
-      <w:r>
-        <w:t>/, доступ к /</w:t>
-      </w:r>
-      <w:proofErr w:type="spellStart"/>
-      <w:r>
-        <w:rPr>
-          <w:lang w:val="en-US"/>
-        </w:rPr>
-        <w:t>api</w:t>
-      </w:r>
-      <w:proofErr w:type="spellEnd"/>
-      <w:r>
-        <w:t>/</w:t>
-      </w:r>
-      <w:r>
-        <w:rPr>
-          <w:lang w:val="en-US"/>
-        </w:rPr>
-        <w:t>users</w:t>
-      </w:r>
-      <w:r>
-        <w:t xml:space="preserve">/ только для пользователей с ролью </w:t>
-      </w:r>
-      <w:r>
-        <w:rPr>
-          <w:lang w:val="en-US"/>
-        </w:rPr>
-        <w:t>ADMIN</w:t>
-      </w:r>
-      <w:r>
-        <w:t xml:space="preserve">, доступ ко всем остальным маршрутам только для аутентифицированных пользователей. В цепочку фильтров добавлен </w:t>
-      </w:r>
-      <w:proofErr w:type="spellStart"/>
-      <w:r>
-        <w:rPr>
-          <w:lang w:val="en-US"/>
-        </w:rPr>
-        <w:t>JwtAuthenticationFilter</w:t>
-      </w:r>
-      <w:proofErr w:type="spellEnd"/>
-      <w:r>
-        <w:t xml:space="preserve">, располагающийся перед </w:t>
-      </w:r>
-      <w:proofErr w:type="spellStart"/>
-      <w:r>
-        <w:rPr>
-          <w:lang w:val="en-US"/>
-        </w:rPr>
-        <w:t>UsernamePasswordAuthenticationFilter</w:t>
-      </w:r>
-      <w:proofErr w:type="spellEnd"/>
-      <w:r>
-        <w:t>.</w:t>
-      </w:r>
-    </w:p>
-    <w:p>
-      <w:r>
-        <w:t xml:space="preserve">Класс </w:t>
-      </w:r>
-      <w:proofErr w:type="spellStart"/>
-      <w:r>
-        <w:rPr>
-          <w:lang w:val="en-US"/>
-        </w:rPr>
-        <w:t>JwtAuthenticationFilter</w:t>
-      </w:r>
-      <w:proofErr w:type="spellEnd"/>
-      <w:r>
-        <w:t xml:space="preserve"> расширяет </w:t>
-      </w:r>
-      <w:proofErr w:type="spellStart"/>
-      <w:r>
-        <w:rPr>
-          <w:lang w:val="en-US"/>
-        </w:rPr>
-        <w:t>OncePerRequestFilter</w:t>
-      </w:r>
-      <w:proofErr w:type="spellEnd"/>
-      <w:r>
-        <w:t xml:space="preserve"> и выполняется один раз при каждом </w:t>
-      </w:r>
-      <w:r>
-        <w:rPr>
-          <w:lang w:val="en-US"/>
-        </w:rPr>
-        <w:t>HTTP</w:t>
-      </w:r>
-      <w:r>
-        <w:t xml:space="preserve">-запросе. При обработке запроса фильтр извлекает значение заголовка </w:t>
-      </w:r>
-      <w:r>
-        <w:rPr>
-          <w:lang w:val="en-US"/>
-        </w:rPr>
-        <w:t>Authorization</w:t>
-      </w:r>
-      <w:r>
-        <w:t xml:space="preserve">, проверяет наличие и формат </w:t>
-      </w:r>
-      <w:r>
-        <w:rPr>
-          <w:lang w:val="en-US"/>
-        </w:rPr>
-        <w:t>Bearer</w:t>
-      </w:r>
-      <w:r>
-        <w:t xml:space="preserve">-токена, передаёт токен в </w:t>
-      </w:r>
-      <w:proofErr w:type="spellStart"/>
-      <w:r>
-        <w:rPr>
-          <w:lang w:val="en-US"/>
-        </w:rPr>
-        <w:t>JwtService</w:t>
-      </w:r>
-      <w:proofErr w:type="spellEnd"/>
-      <w:r>
-        <w:t xml:space="preserve"> для валидации. При успешной валидации извлекает из </w:t>
-      </w:r>
-      <w:r>
-        <w:rPr>
-          <w:lang w:val="en-US"/>
-        </w:rPr>
-        <w:t>claims</w:t>
-      </w:r>
-      <w:r>
-        <w:t xml:space="preserve"> токена идентификатор пользователя и его роль, загружает объект </w:t>
-      </w:r>
-      <w:proofErr w:type="spellStart"/>
-      <w:r>
-        <w:rPr>
-          <w:lang w:val="en-US"/>
-        </w:rPr>
-        <w:t>UserDetails</w:t>
-      </w:r>
-      <w:proofErr w:type="spellEnd"/>
-      <w:r>
-        <w:t xml:space="preserve"> через </w:t>
-      </w:r>
-      <w:proofErr w:type="spellStart"/>
-      <w:r>
-        <w:rPr>
-          <w:lang w:val="en-US"/>
-        </w:rPr>
-        <w:t>UserDetailsService</w:t>
-      </w:r>
-      <w:proofErr w:type="spellEnd"/>
-      <w:r>
-        <w:t xml:space="preserve">, создаёт объект </w:t>
-      </w:r>
-      <w:proofErr w:type="spellStart"/>
-      <w:r>
-        <w:rPr>
-          <w:lang w:val="en-US"/>
-        </w:rPr>
-        <w:t>UsernamePasswordAuthenticationToken</w:t>
-      </w:r>
-      <w:proofErr w:type="spellEnd"/>
-      <w:r>
-        <w:t xml:space="preserve"> и сохраняет его в </w:t>
-      </w:r>
-      <w:proofErr w:type="spellStart"/>
-      <w:r>
-        <w:rPr>
-          <w:lang w:val="en-US"/>
-        </w:rPr>
-        <w:t>SecurityContextHolder</w:t>
-      </w:r>
-      <w:proofErr w:type="spellEnd"/>
-      <w:r>
-        <w:t xml:space="preserve">. Это позволяет нижестоящим компонентам (сервисам и контроллерам) получить данные авторизованного пользователя через </w:t>
-      </w:r>
-      <w:proofErr w:type="spellStart"/>
-      <w:r>
-        <w:rPr>
-          <w:lang w:val="en-US"/>
-        </w:rPr>
-        <w:t>SecurityContextHolder</w:t>
-      </w:r>
-      <w:proofErr w:type="spellEnd"/>
-      <w:r>
-        <w:t>.</w:t>
-      </w:r>
-      <w:proofErr w:type="spellStart"/>
-      <w:r>
-        <w:rPr>
-          <w:lang w:val="en-US"/>
-        </w:rPr>
-        <w:t>getContext</w:t>
-      </w:r>
-      <w:proofErr w:type="spellEnd"/>
-      <w:r>
-        <w:t>().</w:t>
-      </w:r>
-      <w:proofErr w:type="spellStart"/>
-      <w:r>
-        <w:rPr>
-          <w:lang w:val="en-US"/>
-        </w:rPr>
-        <w:t>getAuthentication</w:t>
-      </w:r>
-      <w:proofErr w:type="spellEnd"/>
-      <w:r>
-        <w:t>().</w:t>
-      </w:r>
-    </w:p>
-    <w:p>
-      <w:r>
-        <w:t xml:space="preserve">Класс </w:t>
-      </w:r>
-      <w:proofErr w:type="spellStart"/>
-      <w:r>
-        <w:rPr>
-          <w:lang w:val="en-US"/>
-        </w:rPr>
-        <w:t>JwtService</w:t>
-      </w:r>
-      <w:proofErr w:type="spellEnd"/>
-      <w:r>
-        <w:t xml:space="preserve"> отвечает за генерацию и валидацию </w:t>
-      </w:r>
-      <w:r>
-        <w:rPr>
-          <w:lang w:val="en-US"/>
-        </w:rPr>
-        <w:t>JWT</w:t>
-      </w:r>
-      <w:r>
-        <w:t xml:space="preserve">-токенов с использованием библиотеки </w:t>
-      </w:r>
-      <w:r>
-        <w:rPr>
-          <w:lang w:val="en-US"/>
-        </w:rPr>
-        <w:t>JJWT</w:t>
-      </w:r>
-      <w:r>
-        <w:t xml:space="preserve">. При генерации токена в </w:t>
-      </w:r>
-      <w:r>
-        <w:rPr>
-          <w:lang w:val="en-US"/>
-        </w:rPr>
-        <w:t>claims</w:t>
-      </w:r>
-      <w:r>
-        <w:t xml:space="preserve"> записываются идентификатор пользователя (</w:t>
-      </w:r>
-      <w:r>
-        <w:rPr>
-          <w:lang w:val="en-US"/>
-        </w:rPr>
-        <w:t>sub</w:t>
-      </w:r>
-      <w:r>
-        <w:t>), его роль, время выдачи (</w:t>
-      </w:r>
-      <w:proofErr w:type="spellStart"/>
-      <w:r>
-        <w:rPr>
-          <w:lang w:val="en-US"/>
-        </w:rPr>
-        <w:t>iat</w:t>
-      </w:r>
-      <w:proofErr w:type="spellEnd"/>
-      <w:r>
-        <w:t>) и время истечения (</w:t>
-      </w:r>
-      <w:r>
-        <w:rPr>
-          <w:lang w:val="en-US"/>
-        </w:rPr>
-        <w:t>exp</w:t>
-      </w:r>
-      <w:r>
-        <w:t xml:space="preserve">). Метод валидации проверяет целостность подписи, соответствие алгоритма и срок действия токена. Секретный ключ подписи хранится в конфигурационном файле </w:t>
-      </w:r>
-      <w:r>
-        <w:rPr>
-          <w:lang w:val="en-US"/>
-        </w:rPr>
-        <w:t>application</w:t>
-      </w:r>
-      <w:r>
-        <w:t>.</w:t>
-      </w:r>
-      <w:r>
-        <w:rPr>
-          <w:lang w:val="en-US"/>
-        </w:rPr>
-        <w:t>properties</w:t>
-      </w:r>
-      <w:r>
-        <w:t xml:space="preserve"> и передаётся в </w:t>
-      </w:r>
-      <w:proofErr w:type="spellStart"/>
-      <w:r>
-        <w:rPr>
-          <w:lang w:val="en-US"/>
-        </w:rPr>
-        <w:t>JwtService</w:t>
-      </w:r>
-      <w:proofErr w:type="spellEnd"/>
-      <w:r>
-        <w:t xml:space="preserve"> через @</w:t>
-      </w:r>
-      <w:r>
-        <w:rPr>
-          <w:lang w:val="en-US"/>
-        </w:rPr>
-        <w:t>Value</w:t>
-      </w:r>
-      <w:r>
-        <w:t>-аннотацию.</w:t>
-      </w:r>
-    </w:p>
-    <w:p>
-      <w:r>
-        <w:lastRenderedPageBreak/>
-        <w:t xml:space="preserve">Класс </w:t>
-      </w:r>
-      <w:proofErr w:type="spellStart"/>
-      <w:r>
-        <w:rPr>
-          <w:lang w:val="en-US"/>
-        </w:rPr>
-        <w:t>CustomUserDetailsService</w:t>
-      </w:r>
-      <w:proofErr w:type="spellEnd"/>
-      <w:r>
-        <w:t xml:space="preserve"> реализует интерфейс </w:t>
-      </w:r>
-      <w:proofErr w:type="spellStart"/>
-      <w:r>
-        <w:rPr>
-          <w:lang w:val="en-US"/>
-        </w:rPr>
-        <w:t>UserDetailsService</w:t>
-      </w:r>
-      <w:proofErr w:type="spellEnd"/>
-      <w:r>
-        <w:t xml:space="preserve"> </w:t>
-      </w:r>
-      <w:r>
-        <w:rPr>
-          <w:lang w:val="en-US"/>
-        </w:rPr>
-        <w:t>Spring</w:t>
-      </w:r>
-      <w:r>
-        <w:t xml:space="preserve"> </w:t>
-      </w:r>
-      <w:r>
-        <w:rPr>
-          <w:lang w:val="en-US"/>
-        </w:rPr>
-        <w:t>Security</w:t>
-      </w:r>
-      <w:r>
-        <w:t xml:space="preserve"> и переопределяет метод </w:t>
-      </w:r>
-      <w:proofErr w:type="spellStart"/>
-      <w:r>
-        <w:rPr>
-          <w:lang w:val="en-US"/>
-        </w:rPr>
-        <w:t>loadUserByUsername</w:t>
-      </w:r>
-      <w:proofErr w:type="spellEnd"/>
-      <w:r>
-        <w:t xml:space="preserve">. При вызове метода он извлекает из базы данных объект </w:t>
-      </w:r>
-      <w:proofErr w:type="spellStart"/>
-      <w:r>
-        <w:rPr>
-          <w:lang w:val="en-US"/>
-        </w:rPr>
-        <w:t>UserEntity</w:t>
-      </w:r>
-      <w:proofErr w:type="spellEnd"/>
-      <w:r>
-        <w:t xml:space="preserve"> по логину через </w:t>
-      </w:r>
-      <w:proofErr w:type="spellStart"/>
-      <w:r>
-        <w:rPr>
-          <w:lang w:val="en-US"/>
-        </w:rPr>
-        <w:t>UserRepository</w:t>
-      </w:r>
-      <w:proofErr w:type="spellEnd"/>
-      <w:r>
-        <w:t xml:space="preserve">, преобразует его в объект </w:t>
-      </w:r>
-      <w:r>
-        <w:rPr>
-          <w:lang w:val="en-US"/>
-        </w:rPr>
-        <w:t>User</w:t>
-      </w:r>
-      <w:r>
-        <w:t xml:space="preserve"> (реализацию </w:t>
-      </w:r>
-      <w:proofErr w:type="spellStart"/>
-      <w:r>
-        <w:rPr>
-          <w:lang w:val="en-US"/>
-        </w:rPr>
-        <w:t>UserDetails</w:t>
-      </w:r>
-      <w:proofErr w:type="spellEnd"/>
-      <w:r>
-        <w:t xml:space="preserve">) с установкой роли в виде </w:t>
-      </w:r>
-      <w:proofErr w:type="spellStart"/>
-      <w:r>
-        <w:rPr>
-          <w:lang w:val="en-US"/>
-        </w:rPr>
-        <w:t>GrantedAuthority</w:t>
-      </w:r>
-      <w:proofErr w:type="spellEnd"/>
-      <w:r>
-        <w:t xml:space="preserve"> и признака активности учётной записи. </w:t>
-      </w:r>
-      <w:r>
-        <w:t xml:space="preserve">Если пользователь не найден, выбрасывается </w:t>
-      </w:r>
-      <w:proofErr w:type="spellStart"/>
-      <w:r>
-        <w:rPr>
-          <w:lang w:val="en-US"/>
-        </w:rPr>
-        <w:t>UsernameNotFoundException</w:t>
-      </w:r>
-      <w:proofErr w:type="spellEnd"/>
-      <w:r>
-        <w:t>.</w:t>
-      </w:r>
-    </w:p>
-    <w:p>
-      <w:r>
-        <w:t xml:space="preserve">Реализованная подсистема безопасности на основе </w:t>
-      </w:r>
-      <w:proofErr w:type="spellStart"/>
-      <w:r>
-        <w:t>Spring</w:t>
-      </w:r>
-      <w:proofErr w:type="spellEnd"/>
-      <w:r>
-        <w:t xml:space="preserve"> </w:t>
-      </w:r>
-      <w:proofErr w:type="spellStart"/>
-      <w:r>
-        <w:t>Security</w:t>
-      </w:r>
-      <w:proofErr w:type="spellEnd"/>
-      <w:r>
         <w:t xml:space="preserve"> и JWT обеспечивает надёжную защиту производственных данных без сохранения состояния на сервере. Хранение роли пользователя непосредственно в подписанном токене исключает возможность подмены прав доступа на клиентской стороне и позволяет серверному приложению выполнять авторизацию при каждом запросе без дополнительных обращений к базе данных.</w:t>
       </w:r>
     </w:p>
@@ -24189,7 +24250,7 @@
         <w:pStyle w:val="2"/>
       </w:pPr>
       <w:bookmarkStart w:id="44" w:name="_Toc231062528"/>
-      <w:bookmarkStart w:id="45" w:name="_Toc231928867"/>
+      <w:bookmarkStart w:id="45" w:name="_Toc232011601"/>
       <w:proofErr w:type="spellStart"/>
       <w:r>
         <w:t>Реализация</w:t>
@@ -24300,11 +24361,11 @@
       </w:r>
       <w:proofErr w:type="spellEnd"/>
       <w:r>
-        <w:t xml:space="preserve"> содержит компоненты верхнего уровня, соответствующие маршрутам приложения: страницы входа и регистрации, </w:t>
+        <w:t xml:space="preserve"> содержит компоненты верхнего уровня, </w:t>
       </w:r>
       <w:r>
         <w:lastRenderedPageBreak/>
-        <w:t>ролевые главные страницы, страница партий по типу металла, детальная страница партии, административный раздел, страница профиля пользователя, страница реестра уведомлений об отклонениях и специализированная страница для отображения ошибок навигации.</w:t>
+        <w:t>соответствующие маршрутам приложения: страницы входа и регистрации, ролевые главные страницы, страница партий по типу металла, детальная страница партии, административный раздел, страница профиля пользователя, страница реестра уведомлений об отклонениях и специализированная страница для отображения ошибок навигации.</w:t>
       </w:r>
     </w:p>
     <w:p>
@@ -24333,7 +24394,15 @@
       </w:r>
       <w:proofErr w:type="spellEnd"/>
       <w:r>
-        <w:t xml:space="preserve">-компоненты, организованные по принадлежности к конкретным страницам либо в поддиректорию </w:t>
+        <w:t xml:space="preserve">-компоненты, организованные по принадлежности к конкретным страницам либо </w:t>
+      </w:r>
+      <w:proofErr w:type="gramStart"/>
+      <w:r>
+        <w:t>в поддиректорию</w:t>
+      </w:r>
+      <w:proofErr w:type="gramEnd"/>
+      <w:r>
+        <w:t xml:space="preserve"> </w:t>
       </w:r>
       <w:proofErr w:type="spellStart"/>
       <w:r>
@@ -24522,6 +24591,7 @@
     <w:p>
       <w:proofErr w:type="spellStart"/>
       <w:r>
+        <w:lastRenderedPageBreak/>
         <w:t>Footer</w:t>
       </w:r>
       <w:proofErr w:type="spellEnd"/>
@@ -24532,11 +24602,7 @@
         <w:t>–</w:t>
       </w:r>
       <w:r>
-        <w:t xml:space="preserve"> компонент, встраивающийся в нижнюю часть каждой страницы </w:t>
-      </w:r>
-      <w:r>
-        <w:lastRenderedPageBreak/>
-        <w:t>после авторизации. Содержит краткую информацию о системе и кнопку прокрутки страницы в начало.</w:t>
+        <w:t xml:space="preserve"> компонент, встраивающийся в нижнюю часть каждой страницы после авторизации. Содержит краткую информацию о системе и кнопку прокрутки страницы в начало.</w:t>
       </w:r>
     </w:p>
     <w:p>
@@ -24683,6 +24749,7 @@
     <w:p>
       <w:proofErr w:type="spellStart"/>
       <w:r>
+        <w:lastRenderedPageBreak/>
         <w:t>PaginationButton</w:t>
       </w:r>
       <w:proofErr w:type="spellEnd"/>
@@ -24693,11 +24760,7 @@
         <w:t>–</w:t>
       </w:r>
       <w:r>
-        <w:t xml:space="preserve"> компонент постраничной навигации, используемый в </w:t>
-      </w:r>
-      <w:r>
-        <w:lastRenderedPageBreak/>
-        <w:t>табличных представлениях с большим количеством записей. Принимает внутренний компонент, признак активности и обработчик смены страницы.</w:t>
+        <w:t xml:space="preserve"> компонент постраничной навигации, используемый в табличных представлениях с большим количеством записей. Принимает внутренний компонент, признак активности и обработчик смены страницы.</w:t>
       </w:r>
     </w:p>
     <w:p>
@@ -24903,7 +24966,11 @@
         <w:t>–</w:t>
       </w:r>
       <w:r>
-        <w:t xml:space="preserve"> витрина для роли «Лаборатория». Страница состоит из двух зон. Верхняя зона содержит компонент </w:t>
+        <w:t xml:space="preserve"> витрина для роли «Лаборатория». Страница </w:t>
+      </w:r>
+      <w:r>
+        <w:lastRenderedPageBreak/>
+        <w:t xml:space="preserve">состоит из двух зон. Верхняя зона содержит компонент </w:t>
       </w:r>
       <w:proofErr w:type="spellStart"/>
       <w:r>
@@ -24917,11 +24984,7 @@
         <w:t>–</w:t>
       </w:r>
       <w:r>
-        <w:t xml:space="preserve"> сетку </w:t>
-      </w:r>
-      <w:r>
-        <w:lastRenderedPageBreak/>
-        <w:t xml:space="preserve">карточек типов металлов, каждая из которых отображает наименование металла, общее количество партий и мини-статистику по статусам за текущий день в виде счётчиков. При нажатии на наименование выполняется переход на страницу партий соответствующего типа металла. Нижняя зона содержит компонент </w:t>
+        <w:t xml:space="preserve"> сетку карточек типов металлов, каждая из которых отображает наименование металла, общее количество партий и мини-статистику по статусам за текущий день в виде счётчиков. При нажатии на наименование выполняется переход на страницу партий соответствующего типа металла. Нижняя зона содержит компонент </w:t>
       </w:r>
       <w:proofErr w:type="spellStart"/>
       <w:r>
@@ -25527,6 +25590,7 @@
         <w:t>batches</w:t>
       </w:r>
       <w:proofErr w:type="spellEnd"/>
+      <w:proofErr w:type="gramStart"/>
       <w:r>
         <w:t>/:</w:t>
       </w:r>
@@ -25535,6 +25599,7 @@
         <w:t>metalType</w:t>
       </w:r>
       <w:proofErr w:type="spellEnd"/>
+      <w:proofErr w:type="gramEnd"/>
       <w:r>
         <w:t>. Страница выполняет запрос к /</w:t>
       </w:r>
@@ -25551,6 +25616,7 @@
         <w:t>batches</w:t>
       </w:r>
       <w:proofErr w:type="spellEnd"/>
+      <w:proofErr w:type="gramStart"/>
       <w:r>
         <w:t>/:</w:t>
       </w:r>
@@ -25559,6 +25625,7 @@
         <w:t>metalType</w:t>
       </w:r>
       <w:proofErr w:type="spellEnd"/>
+      <w:proofErr w:type="gramEnd"/>
       <w:r>
         <w:t xml:space="preserve"> и отображает полный список партий выбранного типа металла, что представлено на рисунке 1</w:t>
       </w:r>
@@ -25741,13 +25808,18 @@
       </w:r>
       <w:proofErr w:type="spellEnd"/>
       <w:r>
-        <w:t>, доступном по маршруту /:</w:t>
+        <w:t xml:space="preserve">, доступном по маршруту </w:t>
+      </w:r>
+      <w:proofErr w:type="gramStart"/>
+      <w:r>
+        <w:t>/:</w:t>
       </w:r>
       <w:proofErr w:type="spellStart"/>
       <w:r>
         <w:t>role</w:t>
       </w:r>
       <w:proofErr w:type="spellEnd"/>
+      <w:proofErr w:type="gramEnd"/>
       <w:r>
         <w:t>/</w:t>
       </w:r>
@@ -26917,7 +26989,7 @@
       <w:pPr>
         <w:pStyle w:val="2"/>
       </w:pPr>
-      <w:bookmarkStart w:id="46" w:name="_Toc231928868"/>
+      <w:bookmarkStart w:id="46" w:name="_Toc232011602"/>
       <w:proofErr w:type="spellStart"/>
       <w:r>
         <w:t>Итоги</w:t>
@@ -26956,7 +27028,15 @@
     </w:p>
     <w:p>
       <w:r>
-        <w:t xml:space="preserve">Серверная часть обеспечивает обработку входящих производственных данных через брокер сообщений </w:t>
+        <w:t xml:space="preserve">Серверная часть обеспечивает обработку входящих производственных данных </w:t>
+      </w:r>
+      <w:proofErr w:type="gramStart"/>
+      <w:r>
+        <w:t>через брокер</w:t>
+      </w:r>
+      <w:proofErr w:type="gramEnd"/>
+      <w:r>
+        <w:t xml:space="preserve"> сообщений </w:t>
       </w:r>
       <w:proofErr w:type="spellStart"/>
       <w:r>
@@ -27073,7 +27153,7 @@
         </w:rPr>
       </w:pPr>
       <w:bookmarkStart w:id="47" w:name="_Toc231062529"/>
-      <w:bookmarkStart w:id="48" w:name="_Toc231928869"/>
+      <w:bookmarkStart w:id="48" w:name="_Toc232011603"/>
       <w:r>
         <w:rPr>
           <w:lang w:val="ru-RU"/>
@@ -27420,7 +27500,7 @@
         <w:ind w:left="709"/>
       </w:pPr>
       <w:bookmarkStart w:id="49" w:name="_Toc231062530"/>
-      <w:bookmarkStart w:id="50" w:name="_Toc231928870"/>
+      <w:bookmarkStart w:id="50" w:name="_Toc232011604"/>
       <w:r>
         <w:lastRenderedPageBreak/>
         <w:t>СПИСОК ИСПОЛЬЗОВАННЫХ ИСТОЧНИКОВ</w:t>
@@ -27464,7 +27544,21 @@
         <w:rPr>
           <w:lang w:val="en-US"/>
         </w:rPr>
-        <w:t>]. — Geneva : International Organization for Standardization, 2015. — URL: https://www.iso.org/standard/62085.html (</w:t>
+        <w:t xml:space="preserve">]. — </w:t>
+      </w:r>
+      <w:proofErr w:type="gramStart"/>
+      <w:r>
+        <w:rPr>
+          <w:lang w:val="en-US"/>
+        </w:rPr>
+        <w:t>Geneva :</w:t>
+      </w:r>
+      <w:proofErr w:type="gramEnd"/>
+      <w:r>
+        <w:rPr>
+          <w:lang w:val="en-US"/>
+        </w:rPr>
+        <w:t xml:space="preserve"> International Organization for Standardization, 2015. — URL: https://www.iso.org/standard/62085.html (</w:t>
       </w:r>
       <w:r>
         <w:t>дата</w:t>
@@ -27531,7 +27625,21 @@
         <w:rPr>
           <w:lang w:val="en-US"/>
         </w:rPr>
-        <w:t>]. — Geneva : International Organization for Standardization, 2017. — URL: https://www.iso.org/standard/66912.html (</w:t>
+        <w:t xml:space="preserve">]. — </w:t>
+      </w:r>
+      <w:proofErr w:type="gramStart"/>
+      <w:r>
+        <w:rPr>
+          <w:lang w:val="en-US"/>
+        </w:rPr>
+        <w:t>Geneva :</w:t>
+      </w:r>
+      <w:proofErr w:type="gramEnd"/>
+      <w:r>
+        <w:rPr>
+          <w:lang w:val="en-US"/>
+        </w:rPr>
+        <w:t xml:space="preserve"> International Organization for Standardization, 2017. — URL: https://www.iso.org/standard/66912.html (</w:t>
       </w:r>
       <w:r>
         <w:t>дата</w:t>
@@ -27595,6 +27703,7 @@
       <w:r>
         <w:t xml:space="preserve">Интегрированные системы проектирования и управления. </w:t>
       </w:r>
+      <w:proofErr w:type="gramStart"/>
       <w:r>
         <w:rPr>
           <w:lang w:val="en-US"/>
@@ -27602,7 +27711,11 @@
         <w:t>SCADA</w:t>
       </w:r>
       <w:r>
-        <w:t xml:space="preserve"> : учебное пособие / Х. Н. </w:t>
+        <w:t xml:space="preserve"> :</w:t>
+      </w:r>
+      <w:proofErr w:type="gramEnd"/>
+      <w:r>
+        <w:t xml:space="preserve"> учебное пособие / Х. Н. </w:t>
       </w:r>
       <w:proofErr w:type="spellStart"/>
       <w:r>
@@ -27618,7 +27731,15 @@
       </w:r>
       <w:proofErr w:type="spellEnd"/>
       <w:r>
-        <w:t xml:space="preserve">, С. А. Хохрин [и др.]. — Санкт-Петербург : Лань, 2022. — 408 с. — </w:t>
+        <w:t>, С. А. Хохрин [и др.]. — Санкт-</w:t>
+      </w:r>
+      <w:proofErr w:type="gramStart"/>
+      <w:r>
+        <w:t>Петербург :</w:t>
+      </w:r>
+      <w:proofErr w:type="gramEnd"/>
+      <w:r>
+        <w:t xml:space="preserve"> Лань, 2022. — 408 с. — </w:t>
       </w:r>
       <w:r>
         <w:rPr>
@@ -27636,7 +27757,11 @@
         <w:t> </w:t>
       </w:r>
       <w:r>
-        <w:t>— Текст</w:t>
+        <w:t xml:space="preserve">— </w:t>
+      </w:r>
+      <w:proofErr w:type="gramStart"/>
+      <w:r>
+        <w:t>Текст</w:t>
       </w:r>
       <w:r>
         <w:rPr>
@@ -27645,7 +27770,11 @@
         <w:t> </w:t>
       </w:r>
       <w:r>
-        <w:t>: электронный</w:t>
+        <w:t>:</w:t>
+      </w:r>
+      <w:proofErr w:type="gramEnd"/>
+      <w:r>
+        <w:t xml:space="preserve"> электронный</w:t>
       </w:r>
       <w:r>
         <w:rPr>
@@ -27743,7 +27872,23 @@
         <w:ind w:left="993" w:hanging="284"/>
       </w:pPr>
       <w:r>
-        <w:t xml:space="preserve">Федотов, А. В. Компьютерное управление в производственных системах : Учебное пособие для вузов / А. В. Федотов, В. Г. Хомченко. — 2-е изд., стер. — Санкт-Петербург : Лань, 2021. — 620 с. — </w:t>
+        <w:t xml:space="preserve">Федотов, А. В. Компьютерное управление в производственных </w:t>
+      </w:r>
+      <w:proofErr w:type="gramStart"/>
+      <w:r>
+        <w:t>системах :</w:t>
+      </w:r>
+      <w:proofErr w:type="gramEnd"/>
+      <w:r>
+        <w:t xml:space="preserve"> Учебное пособие для вузов / А. В. Федотов, В. Г. Хомченко. — 2-е изд., стер. — Санкт-</w:t>
+      </w:r>
+      <w:proofErr w:type="gramStart"/>
+      <w:r>
+        <w:t>Петербург :</w:t>
+      </w:r>
+      <w:proofErr w:type="gramEnd"/>
+      <w:r>
+        <w:t xml:space="preserve"> Лань, 2021. — 620 с. — </w:t>
       </w:r>
       <w:r>
         <w:rPr>
@@ -27761,7 +27906,11 @@
         <w:t> </w:t>
       </w:r>
       <w:r>
-        <w:t>— Текст</w:t>
+        <w:t xml:space="preserve">— </w:t>
+      </w:r>
+      <w:proofErr w:type="gramStart"/>
+      <w:r>
+        <w:t>Текст</w:t>
       </w:r>
       <w:r>
         <w:rPr>
@@ -27770,7 +27919,11 @@
         <w:t> </w:t>
       </w:r>
       <w:r>
-        <w:t>: электронный</w:t>
+        <w:t>:</w:t>
+      </w:r>
+      <w:proofErr w:type="gramEnd"/>
+      <w:r>
+        <w:t xml:space="preserve"> электронный</w:t>
       </w:r>
       <w:r>
         <w:rPr>
@@ -27888,7 +28041,21 @@
         <w:rPr>
           <w:lang w:val="en-US"/>
         </w:rPr>
-        <w:t xml:space="preserve">, S., Ward, G., Herman, G. Laboratory Information Management Systems (LIMS) // Cannabis Laboratory Fundamentals / ed. by S. R. Opie. — Cham : Springer, 2021. — P. 183–210. — DOI: 10.1007/978-3-030-62716-4_7. </w:t>
+        <w:t xml:space="preserve">, S., Ward, G., Herman, G. Laboratory Information Management Systems (LIMS) // Cannabis Laboratory Fundamentals / ed. by S. R. Opie. — </w:t>
+      </w:r>
+      <w:proofErr w:type="gramStart"/>
+      <w:r>
+        <w:rPr>
+          <w:lang w:val="en-US"/>
+        </w:rPr>
+        <w:t>Cham :</w:t>
+      </w:r>
+      <w:proofErr w:type="gramEnd"/>
+      <w:r>
+        <w:rPr>
+          <w:lang w:val="en-US"/>
+        </w:rPr>
+        <w:t xml:space="preserve"> Springer, 2021. — P. 183–210. — DOI: 10.1007/978-3-030-62716-4_7. </w:t>
       </w:r>
     </w:p>
     <w:p>
@@ -28288,12 +28455,17 @@
         <w:t xml:space="preserve"> X </w:t>
       </w:r>
       <w:proofErr w:type="spellStart"/>
+      <w:proofErr w:type="gramStart"/>
       <w:r>
         <w:t>Quality</w:t>
       </w:r>
       <w:proofErr w:type="spellEnd"/>
       <w:r>
-        <w:t xml:space="preserve"> : [Электронный ресурс]. — Режим доступа: https://www.siemens.com/ru-ru/products/opcenter/quality-x-cloud-qms/essentials/ (дата обращения: 0</w:t>
+        <w:t xml:space="preserve"> :</w:t>
+      </w:r>
+      <w:proofErr w:type="gramEnd"/>
+      <w:r>
+        <w:t xml:space="preserve"> [Электронный ресурс]. — Режим доступа: https://www.siemens.com/ru-ru/products/opcenter/quality-x-cloud-qms/essentials/ (дата обращения: 0</w:t>
       </w:r>
       <w:r>
         <w:t>2</w:t>
@@ -28318,7 +28490,31 @@
         <w:ind w:left="993" w:hanging="284"/>
       </w:pPr>
       <w:r>
-        <w:t>Рочев, К. В. Информационные технологии. Анализ и проектирование информационных систем : учебное пособие для вузов / К. В. Рочев. — 4-е изд., стер. — Санкт-Петербург : Лань, 2025. — 128 с. — ISBN 978-5-507-50803-7. — Текст : электронный // Лань : электронно-библиотечная система. — URL: https://e.lanbook.com/book/465164 (дата обращения: 0</w:t>
+        <w:t xml:space="preserve">Рочев, К. В. Информационные технологии. Анализ и проектирование информационных </w:t>
+      </w:r>
+      <w:proofErr w:type="gramStart"/>
+      <w:r>
+        <w:t>систем :</w:t>
+      </w:r>
+      <w:proofErr w:type="gramEnd"/>
+      <w:r>
+        <w:t xml:space="preserve"> учебное пособие для вузов / К. В. Рочев. — 4-е изд., стер. — Санкт-</w:t>
+      </w:r>
+      <w:proofErr w:type="gramStart"/>
+      <w:r>
+        <w:t>Петербург :</w:t>
+      </w:r>
+      <w:proofErr w:type="gramEnd"/>
+      <w:r>
+        <w:t xml:space="preserve"> Лань, 2025. — 128 с. — ISBN 978-5-507-50803-7. — </w:t>
+      </w:r>
+      <w:proofErr w:type="gramStart"/>
+      <w:r>
+        <w:t>Текст :</w:t>
+      </w:r>
+      <w:proofErr w:type="gramEnd"/>
+      <w:r>
+        <w:t xml:space="preserve"> электронный // Лань : электронно-библиотечная система. — URL: https://e.lanbook.com/book/465164 (дата обращения: 0</w:t>
       </w:r>
       <w:r>
         <w:t>1</w:t>
@@ -28351,7 +28547,31 @@
         <w:ind w:left="993" w:hanging="284"/>
       </w:pPr>
       <w:r>
-        <w:t>Остроух, А. В. Проектирование информационных систем : монография / А. В. Остроух, Н. Е. Суркова. — 2-е изд., стер. — Санкт-Петербург : Лань, 2021. — 164 с. — ISBN 978-5-8114-8377-8. — Текст : электронный // Лань : электронно-библиотечная система. — URL: https://e.lanbook.com/book/175513 (дата обращения: 0</w:t>
+        <w:t xml:space="preserve">Остроух, А. В. Проектирование информационных </w:t>
+      </w:r>
+      <w:proofErr w:type="gramStart"/>
+      <w:r>
+        <w:t>систем :</w:t>
+      </w:r>
+      <w:proofErr w:type="gramEnd"/>
+      <w:r>
+        <w:t xml:space="preserve"> монография / А. В. Остроух, Н. Е. Суркова. — 2-е изд., стер. — Санкт-</w:t>
+      </w:r>
+      <w:proofErr w:type="gramStart"/>
+      <w:r>
+        <w:t>Петербург :</w:t>
+      </w:r>
+      <w:proofErr w:type="gramEnd"/>
+      <w:r>
+        <w:t xml:space="preserve"> Лань, 2021. — 164 с. — ISBN 978-5-8114-8377-8. — </w:t>
+      </w:r>
+      <w:proofErr w:type="gramStart"/>
+      <w:r>
+        <w:t>Текст :</w:t>
+      </w:r>
+      <w:proofErr w:type="gramEnd"/>
+      <w:r>
+        <w:t xml:space="preserve"> электронный // Лань : электронно-библиотечная система. — URL: https://e.lanbook.com/book/175513 (дата обращения: 0</w:t>
       </w:r>
       <w:r>
         <w:t>1</w:t>
@@ -28388,7 +28608,15 @@
       </w:r>
       <w:r>
         <w:lastRenderedPageBreak/>
-        <w:t xml:space="preserve">правила, диаграммы, примеры применения : учебное пособие / Я. А. Копылова, А. Д. </w:t>
+        <w:t xml:space="preserve">правила, диаграммы, примеры </w:t>
+      </w:r>
+      <w:proofErr w:type="gramStart"/>
+      <w:r>
+        <w:t>применения :</w:t>
+      </w:r>
+      <w:proofErr w:type="gramEnd"/>
+      <w:r>
+        <w:t xml:space="preserve"> учебное пособие / Я. А. Копылова, А. Д. </w:t>
       </w:r>
       <w:proofErr w:type="spellStart"/>
       <w:r>
@@ -28396,7 +28624,23 @@
       </w:r>
       <w:proofErr w:type="spellEnd"/>
       <w:r>
-        <w:t>. — Москва : РТУ МИРЭА, 2025. — 76 с. — ISBN 978-5-7339-2806-7. — Текст : электронный // Лань : электронно-библиотечная система. — URL: https://e.lanbook.com/book/516288 (дата обращения: 0</w:t>
+        <w:t xml:space="preserve">. — </w:t>
+      </w:r>
+      <w:proofErr w:type="gramStart"/>
+      <w:r>
+        <w:t>Москва :</w:t>
+      </w:r>
+      <w:proofErr w:type="gramEnd"/>
+      <w:r>
+        <w:t xml:space="preserve"> РТУ МИРЭА, 2025. — 76 с. — ISBN 978-5-7339-2806-7. — </w:t>
+      </w:r>
+      <w:proofErr w:type="gramStart"/>
+      <w:r>
+        <w:t>Текст :</w:t>
+      </w:r>
+      <w:proofErr w:type="gramEnd"/>
+      <w:r>
+        <w:t xml:space="preserve"> электронный // Лань : электронно-библиотечная система. — URL: https://e.lanbook.com/book/516288 (дата обращения: 0</w:t>
       </w:r>
       <w:r>
         <w:t>1</w:t>
@@ -29784,6 +30028,7 @@
         <w:t xml:space="preserve">Spring Framework Reference. </w:t>
       </w:r>
       <w:proofErr w:type="spellStart"/>
+      <w:proofErr w:type="gramStart"/>
       <w:r>
         <w:rPr>
           <w:lang w:val="en-US"/>
@@ -29795,7 +30040,14 @@
         <w:rPr>
           <w:lang w:val="en-US"/>
         </w:rPr>
-        <w:t xml:space="preserve"> :: Spring Framework [</w:t>
+        <w:t xml:space="preserve"> :</w:t>
+      </w:r>
+      <w:proofErr w:type="gramEnd"/>
+      <w:r>
+        <w:rPr>
+          <w:lang w:val="en-US"/>
+        </w:rPr>
+        <w:t>: Spring Framework [</w:t>
       </w:r>
       <w:r>
         <w:t>Электронный</w:t>
@@ -30019,7 +30271,7 @@
         </w:rPr>
       </w:pPr>
       <w:bookmarkStart w:id="51" w:name="_Toc231062531"/>
-      <w:bookmarkStart w:id="52" w:name="_Toc231928871"/>
+      <w:bookmarkStart w:id="52" w:name="_Toc232011605"/>
       <w:r>
         <w:rPr>
           <w:lang w:val="ru-RU"/>
@@ -30100,7 +30352,21 @@
         <w:rPr>
           <w:lang w:val="en-US"/>
         </w:rPr>
-        <w:t>      context: ./Frontend</w:t>
+        <w:t>      context</w:t>
+      </w:r>
+      <w:proofErr w:type="gramStart"/>
+      <w:r>
+        <w:rPr>
+          <w:lang w:val="en-US"/>
+        </w:rPr>
+        <w:t>: .</w:t>
+      </w:r>
+      <w:proofErr w:type="gramEnd"/>
+      <w:r>
+        <w:rPr>
+          <w:lang w:val="en-US"/>
+        </w:rPr>
+        <w:t>/Frontend</w:t>
       </w:r>
     </w:p>
     <w:p>
@@ -30319,7 +30585,21 @@
         <w:rPr>
           <w:lang w:val="en-US"/>
         </w:rPr>
-        <w:t>      context: ./</w:t>
+        <w:t>      context</w:t>
+      </w:r>
+      <w:proofErr w:type="gramStart"/>
+      <w:r>
+        <w:rPr>
+          <w:lang w:val="en-US"/>
+        </w:rPr>
+        <w:t>: .</w:t>
+      </w:r>
+      <w:proofErr w:type="gramEnd"/>
+      <w:r>
+        <w:rPr>
+          <w:lang w:val="en-US"/>
+        </w:rPr>
+        <w:t>/</w:t>
       </w:r>
       <w:proofErr w:type="spellStart"/>
       <w:r>
@@ -30666,7 +30946,21 @@
         <w:rPr>
           <w:lang w:val="en-US"/>
         </w:rPr>
-        <w:t>      context: ./</w:t>
+        <w:t>      context</w:t>
+      </w:r>
+      <w:proofErr w:type="gramStart"/>
+      <w:r>
+        <w:rPr>
+          <w:lang w:val="en-US"/>
+        </w:rPr>
+        <w:t>: .</w:t>
+      </w:r>
+      <w:proofErr w:type="gramEnd"/>
+      <w:r>
+        <w:rPr>
+          <w:lang w:val="en-US"/>
+        </w:rPr>
+        <w:t>/</w:t>
       </w:r>
       <w:proofErr w:type="spellStart"/>
       <w:r>
@@ -31126,7 +31420,21 @@
         <w:rPr>
           <w:lang w:val="en-US"/>
         </w:rPr>
-        <w:t>      context: ./Postgres</w:t>
+        <w:t>      context</w:t>
+      </w:r>
+      <w:proofErr w:type="gramStart"/>
+      <w:r>
+        <w:rPr>
+          <w:lang w:val="en-US"/>
+        </w:rPr>
+        <w:t>: .</w:t>
+      </w:r>
+      <w:proofErr w:type="gramEnd"/>
+      <w:r>
+        <w:rPr>
+          <w:lang w:val="en-US"/>
+        </w:rPr>
+        <w:t>/Postgres</w:t>
       </w:r>
     </w:p>
     <w:p>
@@ -31623,7 +31931,21 @@
         <w:rPr>
           <w:lang w:val="en-US"/>
         </w:rPr>
-        <w:t>      KAFKA_LISTENER_SECURITY_PROTOCOL_MAP: PLAINTEXT:PLAINTEXT,PLAINTEXT_HOST:PLAINTEXT</w:t>
+        <w:t xml:space="preserve">      KAFKA_LISTENER_SECURITY_PROTOCOL_MAP: </w:t>
+      </w:r>
+      <w:proofErr w:type="gramStart"/>
+      <w:r>
+        <w:rPr>
+          <w:lang w:val="en-US"/>
+        </w:rPr>
+        <w:t>PLAINTEXT:PLAINTEXT</w:t>
+      </w:r>
+      <w:proofErr w:type="gramEnd"/>
+      <w:r>
+        <w:rPr>
+          <w:lang w:val="en-US"/>
+        </w:rPr>
+        <w:t>,PLAINTEXT_HOST:PLAINTEXT</w:t>
       </w:r>
     </w:p>
     <w:p>
@@ -32313,7 +32635,21 @@
         <w:rPr>
           <w:lang w:val="en-US"/>
         </w:rPr>
-        <w:t xml:space="preserve"> TIMESTAMP DEFAULT now(),</w:t>
+        <w:t xml:space="preserve"> TIMESTAMP DEFAULT </w:t>
+      </w:r>
+      <w:proofErr w:type="gramStart"/>
+      <w:r>
+        <w:rPr>
+          <w:lang w:val="en-US"/>
+        </w:rPr>
+        <w:t>now(</w:t>
+      </w:r>
+      <w:proofErr w:type="gramEnd"/>
+      <w:r>
+        <w:rPr>
+          <w:lang w:val="en-US"/>
+        </w:rPr>
+        <w:t>),</w:t>
       </w:r>
     </w:p>
     <w:p>
@@ -33614,14 +33950,28 @@
         <w:rPr>
           <w:lang w:val="en-US"/>
         </w:rPr>
-        <w:t>gen_random_uuid</w:t>
-      </w:r>
-      <w:proofErr w:type="spellEnd"/>
-      <w:r>
-        <w:rPr>
-          <w:lang w:val="en-US"/>
-        </w:rPr>
-        <w:t>(),</w:t>
+        <w:t>gen_random_</w:t>
+      </w:r>
+      <w:proofErr w:type="gramStart"/>
+      <w:r>
+        <w:rPr>
+          <w:lang w:val="en-US"/>
+        </w:rPr>
+        <w:t>uuid</w:t>
+      </w:r>
+      <w:proofErr w:type="spellEnd"/>
+      <w:r>
+        <w:rPr>
+          <w:lang w:val="en-US"/>
+        </w:rPr>
+        <w:t>(</w:t>
+      </w:r>
+      <w:proofErr w:type="gramEnd"/>
+      <w:r>
+        <w:rPr>
+          <w:lang w:val="en-US"/>
+        </w:rPr>
+        <w:t>),</w:t>
       </w:r>
     </w:p>
     <w:p>
@@ -33739,7 +34089,21 @@
         <w:rPr>
           <w:lang w:val="en-US"/>
         </w:rPr>
-        <w:t xml:space="preserve"> TIMESTAMP DEFAULT NOW()</w:t>
+        <w:t xml:space="preserve"> TIMESTAMP DEFAULT </w:t>
+      </w:r>
+      <w:proofErr w:type="gramStart"/>
+      <w:r>
+        <w:rPr>
+          <w:lang w:val="en-US"/>
+        </w:rPr>
+        <w:t>NOW(</w:t>
+      </w:r>
+      <w:proofErr w:type="gramEnd"/>
+      <w:r>
+        <w:rPr>
+          <w:lang w:val="en-US"/>
+        </w:rPr>
+        <w:t>)</w:t>
       </w:r>
     </w:p>
     <w:p>
@@ -33855,7 +34219,14 @@
         <w:rPr>
           <w:lang w:val="en-US"/>
         </w:rPr>
-        <w:t>fact_notifications</w:t>
+        <w:t>fact_</w:t>
+      </w:r>
+      <w:proofErr w:type="gramStart"/>
+      <w:r>
+        <w:rPr>
+          <w:lang w:val="en-US"/>
+        </w:rPr>
+        <w:t>notifications</w:t>
       </w:r>
       <w:proofErr w:type="spellEnd"/>
       <w:r>
@@ -33865,6 +34236,7 @@
         <w:t>(</w:t>
       </w:r>
       <w:proofErr w:type="spellStart"/>
+      <w:proofErr w:type="gramEnd"/>
       <w:r>
         <w:rPr>
           <w:lang w:val="en-US"/>
@@ -33924,14 +34296,28 @@
         <w:rPr>
           <w:lang w:val="en-US"/>
         </w:rPr>
-        <w:t>fact_notifications</w:t>
-      </w:r>
-      <w:proofErr w:type="spellEnd"/>
-      <w:r>
-        <w:rPr>
-          <w:lang w:val="en-US"/>
-        </w:rPr>
-        <w:t xml:space="preserve">(viewed, </w:t>
+        <w:t>fact_</w:t>
+      </w:r>
+      <w:proofErr w:type="gramStart"/>
+      <w:r>
+        <w:rPr>
+          <w:lang w:val="en-US"/>
+        </w:rPr>
+        <w:t>notifications</w:t>
+      </w:r>
+      <w:proofErr w:type="spellEnd"/>
+      <w:r>
+        <w:rPr>
+          <w:lang w:val="en-US"/>
+        </w:rPr>
+        <w:t>(</w:t>
+      </w:r>
+      <w:proofErr w:type="gramEnd"/>
+      <w:r>
+        <w:rPr>
+          <w:lang w:val="en-US"/>
+        </w:rPr>
+        <w:t xml:space="preserve">viewed, </w:t>
       </w:r>
       <w:proofErr w:type="spellStart"/>
       <w:r>
@@ -33993,7 +34379,14 @@
         <w:rPr>
           <w:lang w:val="en-US"/>
         </w:rPr>
-        <w:t>dim_batch</w:t>
+        <w:t>dim_</w:t>
+      </w:r>
+      <w:proofErr w:type="gramStart"/>
+      <w:r>
+        <w:rPr>
+          <w:lang w:val="en-US"/>
+        </w:rPr>
+        <w:t>batch</w:t>
       </w:r>
       <w:proofErr w:type="spellEnd"/>
       <w:r>
@@ -34003,6 +34396,7 @@
         <w:t>(</w:t>
       </w:r>
       <w:proofErr w:type="spellStart"/>
+      <w:proofErr w:type="gramEnd"/>
       <w:r>
         <w:rPr>
           <w:lang w:val="en-US"/>
@@ -34380,7 +34774,14 @@
         <w:rPr>
           <w:lang w:val="en-US"/>
         </w:rPr>
-        <w:t>fact_mes</w:t>
+        <w:t>fact_</w:t>
+      </w:r>
+      <w:proofErr w:type="gramStart"/>
+      <w:r>
+        <w:rPr>
+          <w:lang w:val="en-US"/>
+        </w:rPr>
+        <w:t>mes</w:t>
       </w:r>
       <w:proofErr w:type="spellEnd"/>
       <w:r>
@@ -34390,6 +34791,7 @@
         <w:t>(</w:t>
       </w:r>
       <w:proofErr w:type="spellStart"/>
+      <w:proofErr w:type="gramEnd"/>
       <w:r>
         <w:rPr>
           <w:lang w:val="en-US"/>
@@ -34532,7 +34934,14 @@
         <w:rPr>
           <w:lang w:val="en-US"/>
         </w:rPr>
-        <w:t>fact_lims</w:t>
+        <w:t>fact_</w:t>
+      </w:r>
+      <w:proofErr w:type="gramStart"/>
+      <w:r>
+        <w:rPr>
+          <w:lang w:val="en-US"/>
+        </w:rPr>
+        <w:t>lims</w:t>
       </w:r>
       <w:proofErr w:type="spellEnd"/>
       <w:r>
@@ -34542,6 +34951,7 @@
         <w:t>(</w:t>
       </w:r>
       <w:proofErr w:type="spellStart"/>
+      <w:proofErr w:type="gramEnd"/>
       <w:r>
         <w:rPr>
           <w:lang w:val="en-US"/>
@@ -34601,7 +35011,14 @@
         <w:rPr>
           <w:lang w:val="en-US"/>
         </w:rPr>
-        <w:t>fact_lims</w:t>
+        <w:t>fact_</w:t>
+      </w:r>
+      <w:proofErr w:type="gramStart"/>
+      <w:r>
+        <w:rPr>
+          <w:lang w:val="en-US"/>
+        </w:rPr>
+        <w:t>lims</w:t>
       </w:r>
       <w:proofErr w:type="spellEnd"/>
       <w:r>
@@ -34611,6 +35028,7 @@
         <w:t>(</w:t>
       </w:r>
       <w:proofErr w:type="spellStart"/>
+      <w:proofErr w:type="gramEnd"/>
       <w:r>
         <w:rPr>
           <w:lang w:val="en-US"/>
@@ -35442,14 +35860,28 @@
         <w:rPr>
           <w:lang w:val="en-US"/>
         </w:rPr>
-        <w:t>create_next_scada_partition</w:t>
-      </w:r>
-      <w:proofErr w:type="spellEnd"/>
-      <w:r>
-        <w:rPr>
-          <w:lang w:val="en-US"/>
-        </w:rPr>
-        <w:t>()</w:t>
+        <w:t>create_next_scada_</w:t>
+      </w:r>
+      <w:proofErr w:type="gramStart"/>
+      <w:r>
+        <w:rPr>
+          <w:lang w:val="en-US"/>
+        </w:rPr>
+        <w:t>partition</w:t>
+      </w:r>
+      <w:proofErr w:type="spellEnd"/>
+      <w:r>
+        <w:rPr>
+          <w:lang w:val="en-US"/>
+        </w:rPr>
+        <w:t>(</w:t>
+      </w:r>
+      <w:proofErr w:type="gramEnd"/>
+      <w:r>
+        <w:rPr>
+          <w:lang w:val="en-US"/>
+        </w:rPr>
+        <w:t>)</w:t>
       </w:r>
     </w:p>
     <w:p>
@@ -35502,7 +35934,21 @@
         <w:rPr>
           <w:lang w:val="en-US"/>
         </w:rPr>
-        <w:t xml:space="preserve"> DATE := DATE_TRUNC('month', NOW() + INTERVAL '1 month');</w:t>
+        <w:t xml:space="preserve"> </w:t>
+      </w:r>
+      <w:proofErr w:type="gramStart"/>
+      <w:r>
+        <w:rPr>
+          <w:lang w:val="en-US"/>
+        </w:rPr>
+        <w:t>DATE :</w:t>
+      </w:r>
+      <w:proofErr w:type="gramEnd"/>
+      <w:r>
+        <w:rPr>
+          <w:lang w:val="en-US"/>
+        </w:rPr>
+        <w:t>= DATE_TRUNC('month', NOW() + INTERVAL '1 month');</w:t>
       </w:r>
     </w:p>
     <w:p>
@@ -35616,14 +36062,282 @@
         <w:rPr>
           <w:lang w:val="en-US"/>
         </w:rPr>
+        <w:t>partition_</w:t>
+      </w:r>
+      <w:proofErr w:type="gramStart"/>
+      <w:r>
+        <w:rPr>
+          <w:lang w:val="en-US"/>
+        </w:rPr>
+        <w:t>name</w:t>
+      </w:r>
+      <w:proofErr w:type="spellEnd"/>
+      <w:r>
+        <w:rPr>
+          <w:lang w:val="en-US"/>
+        </w:rPr>
+        <w:t xml:space="preserve"> :</w:t>
+      </w:r>
+      <w:proofErr w:type="gramEnd"/>
+      <w:r>
+        <w:rPr>
+          <w:lang w:val="en-US"/>
+        </w:rPr>
+        <w:t>= '</w:t>
+      </w:r>
+      <w:proofErr w:type="spellStart"/>
+      <w:r>
+        <w:rPr>
+          <w:lang w:val="en-US"/>
+        </w:rPr>
+        <w:t>fact_scada</w:t>
+      </w:r>
+      <w:proofErr w:type="spellEnd"/>
+      <w:r>
+        <w:rPr>
+          <w:lang w:val="en-US"/>
+        </w:rPr>
+        <w:t>_' || TO_CHAR(</w:t>
+      </w:r>
+      <w:proofErr w:type="spellStart"/>
+      <w:r>
+        <w:rPr>
+          <w:lang w:val="en-US"/>
+        </w:rPr>
+        <w:t>next_month</w:t>
+      </w:r>
+      <w:proofErr w:type="spellEnd"/>
+      <w:r>
+        <w:rPr>
+          <w:lang w:val="en-US"/>
+        </w:rPr>
+        <w:t>, 'YYYY_MM');</w:t>
+      </w:r>
+    </w:p>
+    <w:p>
+      <w:pPr>
+        <w:rPr>
+          <w:lang w:val="en-US"/>
+        </w:rPr>
+      </w:pPr>
+      <w:r>
+        <w:rPr>
+          <w:lang w:val="en-US"/>
+        </w:rPr>
+        <w:t xml:space="preserve">    </w:t>
+      </w:r>
+      <w:proofErr w:type="spellStart"/>
+      <w:r>
+        <w:rPr>
+          <w:lang w:val="en-US"/>
+        </w:rPr>
+        <w:t>start_</w:t>
+      </w:r>
+      <w:proofErr w:type="gramStart"/>
+      <w:r>
+        <w:rPr>
+          <w:lang w:val="en-US"/>
+        </w:rPr>
+        <w:t>date</w:t>
+      </w:r>
+      <w:proofErr w:type="spellEnd"/>
+      <w:r>
+        <w:rPr>
+          <w:lang w:val="en-US"/>
+        </w:rPr>
+        <w:t xml:space="preserve"> :</w:t>
+      </w:r>
+      <w:proofErr w:type="gramEnd"/>
+      <w:r>
+        <w:rPr>
+          <w:lang w:val="en-US"/>
+        </w:rPr>
+        <w:t>= TO_CHAR(</w:t>
+      </w:r>
+      <w:proofErr w:type="spellStart"/>
+      <w:r>
+        <w:rPr>
+          <w:lang w:val="en-US"/>
+        </w:rPr>
+        <w:t>next_month</w:t>
+      </w:r>
+      <w:proofErr w:type="spellEnd"/>
+      <w:r>
+        <w:rPr>
+          <w:lang w:val="en-US"/>
+        </w:rPr>
+        <w:t>, 'YYYY-MM-DD');</w:t>
+      </w:r>
+    </w:p>
+    <w:p>
+      <w:pPr>
+        <w:rPr>
+          <w:lang w:val="en-US"/>
+        </w:rPr>
+      </w:pPr>
+      <w:r>
+        <w:rPr>
+          <w:lang w:val="en-US"/>
+        </w:rPr>
+        <w:t xml:space="preserve">    </w:t>
+      </w:r>
+      <w:proofErr w:type="spellStart"/>
+      <w:r>
+        <w:rPr>
+          <w:lang w:val="en-US"/>
+        </w:rPr>
+        <w:t>end_</w:t>
+      </w:r>
+      <w:proofErr w:type="gramStart"/>
+      <w:r>
+        <w:rPr>
+          <w:lang w:val="en-US"/>
+        </w:rPr>
+        <w:t>date</w:t>
+      </w:r>
+      <w:proofErr w:type="spellEnd"/>
+      <w:r>
+        <w:rPr>
+          <w:lang w:val="en-US"/>
+        </w:rPr>
+        <w:t xml:space="preserve"> :</w:t>
+      </w:r>
+      <w:proofErr w:type="gramEnd"/>
+      <w:r>
+        <w:rPr>
+          <w:lang w:val="en-US"/>
+        </w:rPr>
+        <w:t>= TO_CHAR(</w:t>
+      </w:r>
+      <w:proofErr w:type="spellStart"/>
+      <w:r>
+        <w:rPr>
+          <w:lang w:val="en-US"/>
+        </w:rPr>
+        <w:t>next_month</w:t>
+      </w:r>
+      <w:proofErr w:type="spellEnd"/>
+      <w:r>
+        <w:rPr>
+          <w:lang w:val="en-US"/>
+        </w:rPr>
+        <w:t xml:space="preserve"> + INTERVAL '1 month', 'YYYY-MM-DD');</w:t>
+      </w:r>
+    </w:p>
+    <w:p>
+      <w:pPr>
+        <w:rPr>
+          <w:lang w:val="en-US"/>
+        </w:rPr>
+      </w:pPr>
+    </w:p>
+    <w:p>
+      <w:pPr>
+        <w:rPr>
+          <w:lang w:val="en-US"/>
+        </w:rPr>
+      </w:pPr>
+      <w:r>
+        <w:rPr>
+          <w:lang w:val="en-US"/>
+        </w:rPr>
+        <w:t>    IF NOT EXISTS (</w:t>
+      </w:r>
+    </w:p>
+    <w:p>
+      <w:pPr>
+        <w:rPr>
+          <w:lang w:val="en-US"/>
+        </w:rPr>
+      </w:pPr>
+      <w:r>
+        <w:rPr>
+          <w:lang w:val="en-US"/>
+        </w:rPr>
+        <w:t xml:space="preserve">        SELECT 1 FROM </w:t>
+      </w:r>
+      <w:proofErr w:type="spellStart"/>
+      <w:r>
+        <w:rPr>
+          <w:lang w:val="en-US"/>
+        </w:rPr>
+        <w:t>pg_class</w:t>
+      </w:r>
+      <w:proofErr w:type="spellEnd"/>
+      <w:r>
+        <w:rPr>
+          <w:lang w:val="en-US"/>
+        </w:rPr>
+        <w:t xml:space="preserve"> WHERE </w:t>
+      </w:r>
+      <w:proofErr w:type="spellStart"/>
+      <w:r>
+        <w:rPr>
+          <w:lang w:val="en-US"/>
+        </w:rPr>
+        <w:t>relname</w:t>
+      </w:r>
+      <w:proofErr w:type="spellEnd"/>
+      <w:r>
+        <w:rPr>
+          <w:lang w:val="en-US"/>
+        </w:rPr>
+        <w:t xml:space="preserve"> = </w:t>
+      </w:r>
+      <w:proofErr w:type="spellStart"/>
+      <w:r>
+        <w:rPr>
+          <w:lang w:val="en-US"/>
+        </w:rPr>
         <w:t>partition_name</w:t>
       </w:r>
       <w:proofErr w:type="spellEnd"/>
-      <w:r>
-        <w:rPr>
-          <w:lang w:val="en-US"/>
-        </w:rPr>
-        <w:t xml:space="preserve"> := '</w:t>
+    </w:p>
+    <w:p>
+      <w:pPr>
+        <w:rPr>
+          <w:lang w:val="en-US"/>
+        </w:rPr>
+      </w:pPr>
+      <w:r>
+        <w:rPr>
+          <w:lang w:val="en-US"/>
+        </w:rPr>
+        <w:t>    ) THEN</w:t>
+      </w:r>
+    </w:p>
+    <w:p>
+      <w:pPr>
+        <w:rPr>
+          <w:lang w:val="en-US"/>
+        </w:rPr>
+      </w:pPr>
+      <w:r>
+        <w:rPr>
+          <w:lang w:val="en-US"/>
+        </w:rPr>
+        <w:t xml:space="preserve">        EXECUTE </w:t>
+      </w:r>
+      <w:proofErr w:type="gramStart"/>
+      <w:r>
+        <w:rPr>
+          <w:lang w:val="en-US"/>
+        </w:rPr>
+        <w:t>FORMAT(</w:t>
+      </w:r>
+      <w:proofErr w:type="gramEnd"/>
+    </w:p>
+    <w:p>
+      <w:pPr>
+        <w:rPr>
+          <w:lang w:val="en-US"/>
+        </w:rPr>
+      </w:pPr>
+      <w:r>
+        <w:rPr>
+          <w:lang w:val="en-US"/>
+        </w:rPr>
+        <w:t xml:space="preserve">            'CREATE TABLE %I PARTITION OF </w:t>
       </w:r>
       <w:proofErr w:type="spellStart"/>
       <w:r>
@@ -35637,21 +36351,290 @@
         <w:rPr>
           <w:lang w:val="en-US"/>
         </w:rPr>
-        <w:t>_' || TO_CHAR(</w:t>
-      </w:r>
-      <w:proofErr w:type="spellStart"/>
-      <w:r>
-        <w:rPr>
-          <w:lang w:val="en-US"/>
-        </w:rPr>
-        <w:t>next_month</w:t>
-      </w:r>
-      <w:proofErr w:type="spellEnd"/>
-      <w:r>
-        <w:rPr>
-          <w:lang w:val="en-US"/>
-        </w:rPr>
-        <w:t>, 'YYYY_MM');</w:t>
+        <w:t xml:space="preserve"> FOR VALUES FROM (%L) TO (%L)',</w:t>
+      </w:r>
+    </w:p>
+    <w:p>
+      <w:pPr>
+        <w:rPr>
+          <w:lang w:val="en-US"/>
+        </w:rPr>
+      </w:pPr>
+      <w:r>
+        <w:rPr>
+          <w:lang w:val="en-US"/>
+        </w:rPr>
+        <w:t xml:space="preserve">            </w:t>
+      </w:r>
+      <w:proofErr w:type="spellStart"/>
+      <w:r>
+        <w:rPr>
+          <w:lang w:val="en-US"/>
+        </w:rPr>
+        <w:t>partition_name</w:t>
+      </w:r>
+      <w:proofErr w:type="spellEnd"/>
+      <w:r>
+        <w:rPr>
+          <w:lang w:val="en-US"/>
+        </w:rPr>
+        <w:t xml:space="preserve">, </w:t>
+      </w:r>
+      <w:proofErr w:type="spellStart"/>
+      <w:r>
+        <w:rPr>
+          <w:lang w:val="en-US"/>
+        </w:rPr>
+        <w:t>start_date</w:t>
+      </w:r>
+      <w:proofErr w:type="spellEnd"/>
+      <w:r>
+        <w:rPr>
+          <w:lang w:val="en-US"/>
+        </w:rPr>
+        <w:t xml:space="preserve">, </w:t>
+      </w:r>
+      <w:proofErr w:type="spellStart"/>
+      <w:r>
+        <w:rPr>
+          <w:lang w:val="en-US"/>
+        </w:rPr>
+        <w:t>end_date</w:t>
+      </w:r>
+      <w:proofErr w:type="spellEnd"/>
+    </w:p>
+    <w:p>
+      <w:pPr>
+        <w:rPr>
+          <w:lang w:val="en-US"/>
+        </w:rPr>
+      </w:pPr>
+      <w:r>
+        <w:rPr>
+          <w:lang w:val="en-US"/>
+        </w:rPr>
+        <w:t>        );</w:t>
+      </w:r>
+    </w:p>
+    <w:p>
+      <w:pPr>
+        <w:rPr>
+          <w:lang w:val="en-US"/>
+        </w:rPr>
+      </w:pPr>
+      <w:r>
+        <w:rPr>
+          <w:lang w:val="en-US"/>
+        </w:rPr>
+        <w:t>    END IF;</w:t>
+      </w:r>
+    </w:p>
+    <w:p>
+      <w:pPr>
+        <w:rPr>
+          <w:lang w:val="en-US"/>
+        </w:rPr>
+      </w:pPr>
+      <w:r>
+        <w:rPr>
+          <w:lang w:val="en-US"/>
+        </w:rPr>
+        <w:t>END;</w:t>
+      </w:r>
+    </w:p>
+    <w:p>
+      <w:pPr>
+        <w:rPr>
+          <w:lang w:val="en-US"/>
+        </w:rPr>
+      </w:pPr>
+      <w:r>
+        <w:rPr>
+          <w:lang w:val="en-US"/>
+        </w:rPr>
+        <w:t xml:space="preserve">$$ LANGUAGE </w:t>
+      </w:r>
+      <w:proofErr w:type="spellStart"/>
+      <w:r>
+        <w:rPr>
+          <w:lang w:val="en-US"/>
+        </w:rPr>
+        <w:t>plpgsql</w:t>
+      </w:r>
+      <w:proofErr w:type="spellEnd"/>
+      <w:r>
+        <w:rPr>
+          <w:lang w:val="en-US"/>
+        </w:rPr>
+        <w:t>;</w:t>
+      </w:r>
+    </w:p>
+    <w:p>
+      <w:pPr>
+        <w:rPr>
+          <w:lang w:val="en-US"/>
+        </w:rPr>
+      </w:pPr>
+    </w:p>
+    <w:p>
+      <w:pPr>
+        <w:rPr>
+          <w:lang w:val="en-US"/>
+        </w:rPr>
+      </w:pPr>
+      <w:r>
+        <w:rPr>
+          <w:lang w:val="en-US"/>
+        </w:rPr>
+        <w:t xml:space="preserve">SELECT </w:t>
+      </w:r>
+      <w:proofErr w:type="spellStart"/>
+      <w:proofErr w:type="gramStart"/>
+      <w:r>
+        <w:rPr>
+          <w:lang w:val="en-US"/>
+        </w:rPr>
+        <w:t>cron.schedule</w:t>
+      </w:r>
+      <w:proofErr w:type="spellEnd"/>
+      <w:proofErr w:type="gramEnd"/>
+      <w:r>
+        <w:rPr>
+          <w:lang w:val="en-US"/>
+        </w:rPr>
+        <w:t>('create-</w:t>
+      </w:r>
+      <w:proofErr w:type="spellStart"/>
+      <w:r>
+        <w:rPr>
+          <w:lang w:val="en-US"/>
+        </w:rPr>
+        <w:t>scada</w:t>
+      </w:r>
+      <w:proofErr w:type="spellEnd"/>
+      <w:r>
+        <w:rPr>
+          <w:lang w:val="en-US"/>
+        </w:rPr>
+        <w:t>-partition', '0 9 25 * *',</w:t>
+      </w:r>
+    </w:p>
+    <w:p>
+      <w:pPr>
+        <w:rPr>
+          <w:lang w:val="en-US"/>
+        </w:rPr>
+      </w:pPr>
+      <w:r>
+        <w:rPr>
+          <w:lang w:val="en-US"/>
+        </w:rPr>
+        <w:t xml:space="preserve">    'SELECT </w:t>
+      </w:r>
+      <w:proofErr w:type="spellStart"/>
+      <w:r>
+        <w:rPr>
+          <w:lang w:val="en-US"/>
+        </w:rPr>
+        <w:t>create_next_scada_</w:t>
+      </w:r>
+      <w:proofErr w:type="gramStart"/>
+      <w:r>
+        <w:rPr>
+          <w:lang w:val="en-US"/>
+        </w:rPr>
+        <w:t>partition</w:t>
+      </w:r>
+      <w:proofErr w:type="spellEnd"/>
+      <w:r>
+        <w:rPr>
+          <w:lang w:val="en-US"/>
+        </w:rPr>
+        <w:t>(</w:t>
+      </w:r>
+      <w:proofErr w:type="gramEnd"/>
+      <w:r>
+        <w:rPr>
+          <w:lang w:val="en-US"/>
+        </w:rPr>
+        <w:t>)');</w:t>
+      </w:r>
+    </w:p>
+    <w:p>
+      <w:pPr>
+        <w:rPr>
+          <w:lang w:val="en-US"/>
+        </w:rPr>
+      </w:pPr>
+      <w:r>
+        <w:rPr>
+          <w:lang w:val="en-US"/>
+        </w:rPr>
+        <w:t xml:space="preserve">import </w:t>
+      </w:r>
+      <w:proofErr w:type="spellStart"/>
+      <w:r>
+        <w:rPr>
+          <w:lang w:val="en-US"/>
+        </w:rPr>
+        <w:t>axios</w:t>
+      </w:r>
+      <w:proofErr w:type="spellEnd"/>
+      <w:r>
+        <w:rPr>
+          <w:lang w:val="en-US"/>
+        </w:rPr>
+        <w:t xml:space="preserve"> from '</w:t>
+      </w:r>
+      <w:proofErr w:type="spellStart"/>
+      <w:r>
+        <w:rPr>
+          <w:lang w:val="en-US"/>
+        </w:rPr>
+        <w:t>axios</w:t>
+      </w:r>
+      <w:proofErr w:type="spellEnd"/>
+      <w:r>
+        <w:rPr>
+          <w:lang w:val="en-US"/>
+        </w:rPr>
+        <w:t>';</w:t>
+      </w:r>
+    </w:p>
+    <w:p>
+      <w:pPr>
+        <w:rPr>
+          <w:lang w:val="en-US"/>
+        </w:rPr>
+      </w:pPr>
+    </w:p>
+    <w:p>
+      <w:pPr>
+        <w:rPr>
+          <w:lang w:val="en-US"/>
+        </w:rPr>
+      </w:pPr>
+      <w:r>
+        <w:rPr>
+          <w:lang w:val="en-US"/>
+        </w:rPr>
+        <w:t xml:space="preserve">const API = </w:t>
+      </w:r>
+      <w:proofErr w:type="spellStart"/>
+      <w:proofErr w:type="gramStart"/>
+      <w:r>
+        <w:rPr>
+          <w:lang w:val="en-US"/>
+        </w:rPr>
+        <w:t>axios.create</w:t>
+      </w:r>
+      <w:proofErr w:type="spellEnd"/>
+      <w:proofErr w:type="gramEnd"/>
+      <w:r>
+        <w:rPr>
+          <w:lang w:val="en-US"/>
+        </w:rPr>
+        <w:t>({</w:t>
       </w:r>
     </w:p>
     <w:p>
@@ -35671,123 +36654,267 @@
         <w:rPr>
           <w:lang w:val="en-US"/>
         </w:rPr>
-        <w:t>start_date</w:t>
-      </w:r>
-      <w:proofErr w:type="spellEnd"/>
-      <w:r>
-        <w:rPr>
-          <w:lang w:val="en-US"/>
-        </w:rPr>
-        <w:t xml:space="preserve"> := TO_CHAR(</w:t>
-      </w:r>
-      <w:proofErr w:type="spellStart"/>
-      <w:r>
-        <w:rPr>
-          <w:lang w:val="en-US"/>
-        </w:rPr>
-        <w:t>next_month</w:t>
-      </w:r>
-      <w:proofErr w:type="spellEnd"/>
-      <w:r>
-        <w:rPr>
-          <w:lang w:val="en-US"/>
-        </w:rPr>
-        <w:t>, 'YYYY-MM-DD');</w:t>
-      </w:r>
-    </w:p>
-    <w:p>
-      <w:pPr>
-        <w:rPr>
-          <w:lang w:val="en-US"/>
-        </w:rPr>
-      </w:pPr>
-      <w:r>
-        <w:rPr>
-          <w:lang w:val="en-US"/>
-        </w:rPr>
-        <w:t xml:space="preserve">    </w:t>
-      </w:r>
-      <w:proofErr w:type="spellStart"/>
-      <w:r>
-        <w:rPr>
-          <w:lang w:val="en-US"/>
-        </w:rPr>
-        <w:t>end_date</w:t>
-      </w:r>
-      <w:proofErr w:type="spellEnd"/>
-      <w:r>
-        <w:rPr>
-          <w:lang w:val="en-US"/>
-        </w:rPr>
-        <w:t xml:space="preserve"> := TO_CHAR(</w:t>
-      </w:r>
-      <w:proofErr w:type="spellStart"/>
-      <w:r>
-        <w:rPr>
-          <w:lang w:val="en-US"/>
-        </w:rPr>
-        <w:t>next_month</w:t>
-      </w:r>
-      <w:proofErr w:type="spellEnd"/>
-      <w:r>
-        <w:rPr>
-          <w:lang w:val="en-US"/>
-        </w:rPr>
-        <w:t xml:space="preserve"> + INTERVAL '1 month', 'YYYY-MM-DD');</w:t>
-      </w:r>
-    </w:p>
-    <w:p>
-      <w:pPr>
-        <w:rPr>
-          <w:lang w:val="en-US"/>
-        </w:rPr>
-      </w:pPr>
-    </w:p>
-    <w:p>
-      <w:pPr>
-        <w:rPr>
-          <w:lang w:val="en-US"/>
-        </w:rPr>
-      </w:pPr>
-      <w:r>
-        <w:rPr>
-          <w:lang w:val="en-US"/>
-        </w:rPr>
-        <w:t>    IF NOT EXISTS (</w:t>
-      </w:r>
-    </w:p>
-    <w:p>
-      <w:pPr>
-        <w:rPr>
-          <w:lang w:val="en-US"/>
-        </w:rPr>
-      </w:pPr>
-      <w:r>
-        <w:rPr>
-          <w:lang w:val="en-US"/>
-        </w:rPr>
-        <w:t xml:space="preserve">        SELECT 1 FROM </w:t>
-      </w:r>
-      <w:proofErr w:type="spellStart"/>
-      <w:r>
-        <w:rPr>
-          <w:lang w:val="en-US"/>
-        </w:rPr>
-        <w:t>pg_class</w:t>
-      </w:r>
-      <w:proofErr w:type="spellEnd"/>
-      <w:r>
-        <w:rPr>
-          <w:lang w:val="en-US"/>
-        </w:rPr>
-        <w:t xml:space="preserve"> WHERE </w:t>
-      </w:r>
-      <w:proofErr w:type="spellStart"/>
-      <w:r>
-        <w:rPr>
-          <w:lang w:val="en-US"/>
-        </w:rPr>
-        <w:t>relname</w:t>
+        <w:t>baseURL</w:t>
+      </w:r>
+      <w:proofErr w:type="spellEnd"/>
+      <w:r>
+        <w:rPr>
+          <w:lang w:val="en-US"/>
+        </w:rPr>
+        <w:t>: 'http://localhost:8081/</w:t>
+      </w:r>
+      <w:proofErr w:type="spellStart"/>
+      <w:r>
+        <w:rPr>
+          <w:lang w:val="en-US"/>
+        </w:rPr>
+        <w:t>api</w:t>
+      </w:r>
+      <w:proofErr w:type="spellEnd"/>
+      <w:r>
+        <w:rPr>
+          <w:lang w:val="en-US"/>
+        </w:rPr>
+        <w:t>'</w:t>
+      </w:r>
+    </w:p>
+    <w:p>
+      <w:pPr>
+        <w:rPr>
+          <w:lang w:val="en-US"/>
+        </w:rPr>
+      </w:pPr>
+      <w:r>
+        <w:rPr>
+          <w:lang w:val="en-US"/>
+        </w:rPr>
+        <w:t>});</w:t>
+      </w:r>
+    </w:p>
+    <w:p>
+      <w:pPr>
+        <w:rPr>
+          <w:lang w:val="en-US"/>
+        </w:rPr>
+      </w:pPr>
+    </w:p>
+    <w:p>
+      <w:pPr>
+        <w:rPr>
+          <w:lang w:val="en-US"/>
+        </w:rPr>
+      </w:pPr>
+      <w:proofErr w:type="spellStart"/>
+      <w:proofErr w:type="gramStart"/>
+      <w:r>
+        <w:rPr>
+          <w:lang w:val="en-US"/>
+        </w:rPr>
+        <w:t>API.interceptors.request.use</w:t>
+      </w:r>
+      <w:proofErr w:type="spellEnd"/>
+      <w:r>
+        <w:rPr>
+          <w:lang w:val="en-US"/>
+        </w:rPr>
+        <w:t>(</w:t>
+      </w:r>
+      <w:proofErr w:type="gramEnd"/>
+      <w:r>
+        <w:rPr>
+          <w:lang w:val="en-US"/>
+        </w:rPr>
+        <w:t>config =&gt; {</w:t>
+      </w:r>
+    </w:p>
+    <w:p>
+      <w:pPr>
+        <w:rPr>
+          <w:lang w:val="en-US"/>
+        </w:rPr>
+      </w:pPr>
+      <w:r>
+        <w:rPr>
+          <w:lang w:val="en-US"/>
+        </w:rPr>
+        <w:t xml:space="preserve">    const token = </w:t>
+      </w:r>
+      <w:proofErr w:type="spellStart"/>
+      <w:r>
+        <w:rPr>
+          <w:lang w:val="en-US"/>
+        </w:rPr>
+        <w:t>localStorage.getItem</w:t>
+      </w:r>
+      <w:proofErr w:type="spellEnd"/>
+      <w:r>
+        <w:rPr>
+          <w:lang w:val="en-US"/>
+        </w:rPr>
+        <w:t>('token');</w:t>
+      </w:r>
+    </w:p>
+    <w:p>
+      <w:pPr>
+        <w:rPr>
+          <w:lang w:val="en-US"/>
+        </w:rPr>
+      </w:pPr>
+      <w:r>
+        <w:rPr>
+          <w:lang w:val="en-US"/>
+        </w:rPr>
+        <w:t>    if (token) {</w:t>
+      </w:r>
+    </w:p>
+    <w:p>
+      <w:pPr>
+        <w:rPr>
+          <w:lang w:val="en-US"/>
+        </w:rPr>
+      </w:pPr>
+      <w:r>
+        <w:rPr>
+          <w:lang w:val="en-US"/>
+        </w:rPr>
+        <w:t xml:space="preserve">        </w:t>
+      </w:r>
+      <w:proofErr w:type="spellStart"/>
+      <w:proofErr w:type="gramStart"/>
+      <w:r>
+        <w:rPr>
+          <w:lang w:val="en-US"/>
+        </w:rPr>
+        <w:t>config.headers</w:t>
+      </w:r>
+      <w:proofErr w:type="gramEnd"/>
+      <w:r>
+        <w:rPr>
+          <w:lang w:val="en-US"/>
+        </w:rPr>
+        <w:t>.Authorization</w:t>
+      </w:r>
+      <w:proofErr w:type="spellEnd"/>
+      <w:r>
+        <w:rPr>
+          <w:lang w:val="en-US"/>
+        </w:rPr>
+        <w:t xml:space="preserve"> =</w:t>
+      </w:r>
+    </w:p>
+    <w:p>
+      <w:pPr>
+        <w:rPr>
+          <w:lang w:val="en-US"/>
+        </w:rPr>
+      </w:pPr>
+      <w:r>
+        <w:rPr>
+          <w:lang w:val="en-US"/>
+        </w:rPr>
+        <w:t>            `Bearer ${token}`;</w:t>
+      </w:r>
+    </w:p>
+    <w:p>
+      <w:pPr>
+        <w:rPr>
+          <w:lang w:val="en-US"/>
+        </w:rPr>
+      </w:pPr>
+      <w:r>
+        <w:rPr>
+          <w:lang w:val="en-US"/>
+        </w:rPr>
+        <w:t>    }</w:t>
+      </w:r>
+    </w:p>
+    <w:p>
+      <w:pPr>
+        <w:rPr>
+          <w:lang w:val="en-US"/>
+        </w:rPr>
+      </w:pPr>
+      <w:r>
+        <w:rPr>
+          <w:lang w:val="en-US"/>
+        </w:rPr>
+        <w:t>    return config;</w:t>
+      </w:r>
+    </w:p>
+    <w:p>
+      <w:pPr>
+        <w:rPr>
+          <w:lang w:val="en-US"/>
+        </w:rPr>
+      </w:pPr>
+      <w:r>
+        <w:rPr>
+          <w:lang w:val="en-US"/>
+        </w:rPr>
+        <w:t>});</w:t>
+      </w:r>
+    </w:p>
+    <w:p>
+      <w:pPr>
+        <w:rPr>
+          <w:lang w:val="en-US"/>
+        </w:rPr>
+      </w:pPr>
+    </w:p>
+    <w:p>
+      <w:pPr>
+        <w:rPr>
+          <w:lang w:val="en-US"/>
+        </w:rPr>
+      </w:pPr>
+      <w:proofErr w:type="spellStart"/>
+      <w:proofErr w:type="gramStart"/>
+      <w:r>
+        <w:rPr>
+          <w:lang w:val="en-US"/>
+        </w:rPr>
+        <w:t>API.interceptors.response.use</w:t>
+      </w:r>
+      <w:proofErr w:type="spellEnd"/>
+      <w:r>
+        <w:rPr>
+          <w:lang w:val="en-US"/>
+        </w:rPr>
+        <w:t>(</w:t>
+      </w:r>
+      <w:proofErr w:type="gramEnd"/>
+    </w:p>
+    <w:p>
+      <w:pPr>
+        <w:rPr>
+          <w:lang w:val="en-US"/>
+        </w:rPr>
+      </w:pPr>
+      <w:r>
+        <w:rPr>
+          <w:lang w:val="en-US"/>
+        </w:rPr>
+        <w:t>    (response) =&gt; {</w:t>
+      </w:r>
+    </w:p>
+    <w:p>
+      <w:pPr>
+        <w:rPr>
+          <w:lang w:val="en-US"/>
+        </w:rPr>
+      </w:pPr>
+      <w:r>
+        <w:rPr>
+          <w:lang w:val="en-US"/>
+        </w:rPr>
+        <w:t xml:space="preserve">        const </w:t>
+      </w:r>
+      <w:proofErr w:type="spellStart"/>
+      <w:r>
+        <w:rPr>
+          <w:lang w:val="en-US"/>
+        </w:rPr>
+        <w:t>newToken</w:t>
       </w:r>
       <w:proofErr w:type="spellEnd"/>
       <w:r>
@@ -35797,65 +36924,47 @@
         <w:t xml:space="preserve"> = </w:t>
       </w:r>
       <w:proofErr w:type="spellStart"/>
-      <w:r>
-        <w:rPr>
-          <w:lang w:val="en-US"/>
-        </w:rPr>
-        <w:t>partition_name</w:t>
-      </w:r>
-      <w:proofErr w:type="spellEnd"/>
-    </w:p>
-    <w:p>
-      <w:pPr>
-        <w:rPr>
-          <w:lang w:val="en-US"/>
-        </w:rPr>
-      </w:pPr>
-      <w:r>
-        <w:rPr>
-          <w:lang w:val="en-US"/>
-        </w:rPr>
-        <w:t>    ) THEN</w:t>
-      </w:r>
-    </w:p>
-    <w:p>
-      <w:pPr>
-        <w:rPr>
-          <w:lang w:val="en-US"/>
-        </w:rPr>
-      </w:pPr>
-      <w:r>
-        <w:rPr>
-          <w:lang w:val="en-US"/>
-        </w:rPr>
-        <w:t>        EXECUTE FORMAT(</w:t>
-      </w:r>
-    </w:p>
-    <w:p>
-      <w:pPr>
-        <w:rPr>
-          <w:lang w:val="en-US"/>
-        </w:rPr>
-      </w:pPr>
-      <w:r>
-        <w:rPr>
-          <w:lang w:val="en-US"/>
-        </w:rPr>
-        <w:t xml:space="preserve">            'CREATE TABLE %I PARTITION OF </w:t>
-      </w:r>
-      <w:proofErr w:type="spellStart"/>
-      <w:r>
-        <w:rPr>
-          <w:lang w:val="en-US"/>
-        </w:rPr>
-        <w:t>fact_scada</w:t>
-      </w:r>
-      <w:proofErr w:type="spellEnd"/>
-      <w:r>
-        <w:rPr>
-          <w:lang w:val="en-US"/>
-        </w:rPr>
-        <w:t xml:space="preserve"> FOR VALUES FROM (%L) TO (%L)',</w:t>
+      <w:proofErr w:type="gramStart"/>
+      <w:r>
+        <w:rPr>
+          <w:lang w:val="en-US"/>
+        </w:rPr>
+        <w:t>response.headers</w:t>
+      </w:r>
+      <w:proofErr w:type="spellEnd"/>
+      <w:proofErr w:type="gramEnd"/>
+      <w:r>
+        <w:rPr>
+          <w:lang w:val="en-US"/>
+        </w:rPr>
+        <w:t>['x-new-token'];</w:t>
+      </w:r>
+    </w:p>
+    <w:p>
+      <w:pPr>
+        <w:rPr>
+          <w:lang w:val="en-US"/>
+        </w:rPr>
+      </w:pPr>
+      <w:r>
+        <w:rPr>
+          <w:lang w:val="en-US"/>
+        </w:rPr>
+        <w:t>        if (</w:t>
+      </w:r>
+      <w:proofErr w:type="spellStart"/>
+      <w:r>
+        <w:rPr>
+          <w:lang w:val="en-US"/>
+        </w:rPr>
+        <w:t>newToken</w:t>
+      </w:r>
+      <w:proofErr w:type="spellEnd"/>
+      <w:r>
+        <w:rPr>
+          <w:lang w:val="en-US"/>
+        </w:rPr>
+        <w:t>) {</w:t>
       </w:r>
     </w:p>
     <w:p>
@@ -35875,507 +36984,14 @@
         <w:rPr>
           <w:lang w:val="en-US"/>
         </w:rPr>
-        <w:t>partition_name</w:t>
-      </w:r>
-      <w:proofErr w:type="spellEnd"/>
-      <w:r>
-        <w:rPr>
-          <w:lang w:val="en-US"/>
-        </w:rPr>
-        <w:t xml:space="preserve">, </w:t>
-      </w:r>
-      <w:proofErr w:type="spellStart"/>
-      <w:r>
-        <w:rPr>
-          <w:lang w:val="en-US"/>
-        </w:rPr>
-        <w:t>start_date</w:t>
-      </w:r>
-      <w:proofErr w:type="spellEnd"/>
-      <w:r>
-        <w:rPr>
-          <w:lang w:val="en-US"/>
-        </w:rPr>
-        <w:t xml:space="preserve">, </w:t>
-      </w:r>
-      <w:proofErr w:type="spellStart"/>
-      <w:r>
-        <w:rPr>
-          <w:lang w:val="en-US"/>
-        </w:rPr>
-        <w:t>end_date</w:t>
-      </w:r>
-      <w:proofErr w:type="spellEnd"/>
-    </w:p>
-    <w:p>
-      <w:pPr>
-        <w:rPr>
-          <w:lang w:val="en-US"/>
-        </w:rPr>
-      </w:pPr>
-      <w:r>
-        <w:rPr>
-          <w:lang w:val="en-US"/>
-        </w:rPr>
-        <w:t>        );</w:t>
-      </w:r>
-    </w:p>
-    <w:p>
-      <w:pPr>
-        <w:rPr>
-          <w:lang w:val="en-US"/>
-        </w:rPr>
-      </w:pPr>
-      <w:r>
-        <w:rPr>
-          <w:lang w:val="en-US"/>
-        </w:rPr>
-        <w:t>    END IF;</w:t>
-      </w:r>
-    </w:p>
-    <w:p>
-      <w:pPr>
-        <w:rPr>
-          <w:lang w:val="en-US"/>
-        </w:rPr>
-      </w:pPr>
-      <w:r>
-        <w:rPr>
-          <w:lang w:val="en-US"/>
-        </w:rPr>
-        <w:t>END;</w:t>
-      </w:r>
-    </w:p>
-    <w:p>
-      <w:pPr>
-        <w:rPr>
-          <w:lang w:val="en-US"/>
-        </w:rPr>
-      </w:pPr>
-      <w:r>
-        <w:rPr>
-          <w:lang w:val="en-US"/>
-        </w:rPr>
-        <w:t xml:space="preserve">$$ LANGUAGE </w:t>
-      </w:r>
-      <w:proofErr w:type="spellStart"/>
-      <w:r>
-        <w:rPr>
-          <w:lang w:val="en-US"/>
-        </w:rPr>
-        <w:t>plpgsql</w:t>
-      </w:r>
-      <w:proofErr w:type="spellEnd"/>
-      <w:r>
-        <w:rPr>
-          <w:lang w:val="en-US"/>
-        </w:rPr>
-        <w:t>;</w:t>
-      </w:r>
-    </w:p>
-    <w:p>
-      <w:pPr>
-        <w:rPr>
-          <w:lang w:val="en-US"/>
-        </w:rPr>
-      </w:pPr>
-    </w:p>
-    <w:p>
-      <w:pPr>
-        <w:rPr>
-          <w:lang w:val="en-US"/>
-        </w:rPr>
-      </w:pPr>
-      <w:r>
-        <w:rPr>
-          <w:lang w:val="en-US"/>
-        </w:rPr>
-        <w:t xml:space="preserve">SELECT </w:t>
-      </w:r>
-      <w:proofErr w:type="spellStart"/>
-      <w:r>
-        <w:rPr>
-          <w:lang w:val="en-US"/>
-        </w:rPr>
-        <w:t>cron.schedule</w:t>
-      </w:r>
-      <w:proofErr w:type="spellEnd"/>
-      <w:r>
-        <w:rPr>
-          <w:lang w:val="en-US"/>
-        </w:rPr>
-        <w:t>('create-</w:t>
-      </w:r>
-      <w:proofErr w:type="spellStart"/>
-      <w:r>
-        <w:rPr>
-          <w:lang w:val="en-US"/>
-        </w:rPr>
-        <w:t>scada</w:t>
-      </w:r>
-      <w:proofErr w:type="spellEnd"/>
-      <w:r>
-        <w:rPr>
-          <w:lang w:val="en-US"/>
-        </w:rPr>
-        <w:t>-partition', '0 9 25 * *',</w:t>
-      </w:r>
-    </w:p>
-    <w:p>
-      <w:pPr>
-        <w:rPr>
-          <w:lang w:val="en-US"/>
-        </w:rPr>
-      </w:pPr>
-      <w:r>
-        <w:rPr>
-          <w:lang w:val="en-US"/>
-        </w:rPr>
-        <w:t xml:space="preserve">    'SELECT </w:t>
-      </w:r>
-      <w:proofErr w:type="spellStart"/>
-      <w:r>
-        <w:rPr>
-          <w:lang w:val="en-US"/>
-        </w:rPr>
-        <w:t>create_next_scada_partition</w:t>
-      </w:r>
-      <w:proofErr w:type="spellEnd"/>
-      <w:r>
-        <w:rPr>
-          <w:lang w:val="en-US"/>
-        </w:rPr>
-        <w:t>()');</w:t>
-      </w:r>
-    </w:p>
-    <w:p>
-      <w:pPr>
-        <w:rPr>
-          <w:lang w:val="en-US"/>
-        </w:rPr>
-      </w:pPr>
-      <w:r>
-        <w:rPr>
-          <w:lang w:val="en-US"/>
-        </w:rPr>
-        <w:t xml:space="preserve">import </w:t>
-      </w:r>
-      <w:proofErr w:type="spellStart"/>
-      <w:r>
-        <w:rPr>
-          <w:lang w:val="en-US"/>
-        </w:rPr>
-        <w:t>axios</w:t>
-      </w:r>
-      <w:proofErr w:type="spellEnd"/>
-      <w:r>
-        <w:rPr>
-          <w:lang w:val="en-US"/>
-        </w:rPr>
-        <w:t xml:space="preserve"> from '</w:t>
-      </w:r>
-      <w:proofErr w:type="spellStart"/>
-      <w:r>
-        <w:rPr>
-          <w:lang w:val="en-US"/>
-        </w:rPr>
-        <w:t>axios</w:t>
-      </w:r>
-      <w:proofErr w:type="spellEnd"/>
-      <w:r>
-        <w:rPr>
-          <w:lang w:val="en-US"/>
-        </w:rPr>
-        <w:t>';</w:t>
-      </w:r>
-    </w:p>
-    <w:p>
-      <w:pPr>
-        <w:rPr>
-          <w:lang w:val="en-US"/>
-        </w:rPr>
-      </w:pPr>
-    </w:p>
-    <w:p>
-      <w:pPr>
-        <w:rPr>
-          <w:lang w:val="en-US"/>
-        </w:rPr>
-      </w:pPr>
-      <w:r>
-        <w:rPr>
-          <w:lang w:val="en-US"/>
-        </w:rPr>
-        <w:t xml:space="preserve">const API = </w:t>
-      </w:r>
-      <w:proofErr w:type="spellStart"/>
-      <w:r>
-        <w:rPr>
-          <w:lang w:val="en-US"/>
-        </w:rPr>
-        <w:t>axios.create</w:t>
-      </w:r>
-      <w:proofErr w:type="spellEnd"/>
-      <w:r>
-        <w:rPr>
-          <w:lang w:val="en-US"/>
-        </w:rPr>
-        <w:t>({</w:t>
-      </w:r>
-    </w:p>
-    <w:p>
-      <w:pPr>
-        <w:rPr>
-          <w:lang w:val="en-US"/>
-        </w:rPr>
-      </w:pPr>
-      <w:r>
-        <w:rPr>
-          <w:lang w:val="en-US"/>
-        </w:rPr>
-        <w:t xml:space="preserve">    </w:t>
-      </w:r>
-      <w:proofErr w:type="spellStart"/>
-      <w:r>
-        <w:rPr>
-          <w:lang w:val="en-US"/>
-        </w:rPr>
-        <w:t>baseURL</w:t>
-      </w:r>
-      <w:proofErr w:type="spellEnd"/>
-      <w:r>
-        <w:rPr>
-          <w:lang w:val="en-US"/>
-        </w:rPr>
-        <w:t>: 'http://localhost:8081/</w:t>
-      </w:r>
-      <w:proofErr w:type="spellStart"/>
-      <w:r>
-        <w:rPr>
-          <w:lang w:val="en-US"/>
-        </w:rPr>
-        <w:t>api</w:t>
-      </w:r>
-      <w:proofErr w:type="spellEnd"/>
-      <w:r>
-        <w:rPr>
-          <w:lang w:val="en-US"/>
-        </w:rPr>
-        <w:t>'</w:t>
-      </w:r>
-    </w:p>
-    <w:p>
-      <w:pPr>
-        <w:rPr>
-          <w:lang w:val="en-US"/>
-        </w:rPr>
-      </w:pPr>
-      <w:r>
-        <w:rPr>
-          <w:lang w:val="en-US"/>
-        </w:rPr>
-        <w:t>});</w:t>
-      </w:r>
-    </w:p>
-    <w:p>
-      <w:pPr>
-        <w:rPr>
-          <w:lang w:val="en-US"/>
-        </w:rPr>
-      </w:pPr>
-    </w:p>
-    <w:p>
-      <w:pPr>
-        <w:rPr>
-          <w:lang w:val="en-US"/>
-        </w:rPr>
-      </w:pPr>
-      <w:proofErr w:type="spellStart"/>
-      <w:r>
-        <w:rPr>
-          <w:lang w:val="en-US"/>
-        </w:rPr>
-        <w:t>API.interceptors.request.use</w:t>
-      </w:r>
-      <w:proofErr w:type="spellEnd"/>
-      <w:r>
-        <w:rPr>
-          <w:lang w:val="en-US"/>
-        </w:rPr>
-        <w:t>(config =&gt; {</w:t>
-      </w:r>
-    </w:p>
-    <w:p>
-      <w:pPr>
-        <w:rPr>
-          <w:lang w:val="en-US"/>
-        </w:rPr>
-      </w:pPr>
-      <w:r>
-        <w:rPr>
-          <w:lang w:val="en-US"/>
-        </w:rPr>
-        <w:t xml:space="preserve">    const token = </w:t>
-      </w:r>
-      <w:proofErr w:type="spellStart"/>
-      <w:r>
-        <w:rPr>
-          <w:lang w:val="en-US"/>
-        </w:rPr>
-        <w:t>localStorage.getItem</w:t>
-      </w:r>
-      <w:proofErr w:type="spellEnd"/>
-      <w:r>
-        <w:rPr>
-          <w:lang w:val="en-US"/>
-        </w:rPr>
-        <w:t>('token');</w:t>
-      </w:r>
-    </w:p>
-    <w:p>
-      <w:pPr>
-        <w:rPr>
-          <w:lang w:val="en-US"/>
-        </w:rPr>
-      </w:pPr>
-      <w:r>
-        <w:rPr>
-          <w:lang w:val="en-US"/>
-        </w:rPr>
-        <w:t>    if (token) {</w:t>
-      </w:r>
-    </w:p>
-    <w:p>
-      <w:pPr>
-        <w:rPr>
-          <w:lang w:val="en-US"/>
-        </w:rPr>
-      </w:pPr>
-      <w:r>
-        <w:rPr>
-          <w:lang w:val="en-US"/>
-        </w:rPr>
-        <w:t xml:space="preserve">        </w:t>
-      </w:r>
-      <w:proofErr w:type="spellStart"/>
-      <w:r>
-        <w:rPr>
-          <w:lang w:val="en-US"/>
-        </w:rPr>
-        <w:t>config.headers.Authorization</w:t>
-      </w:r>
-      <w:proofErr w:type="spellEnd"/>
-      <w:r>
-        <w:rPr>
-          <w:lang w:val="en-US"/>
-        </w:rPr>
-        <w:t xml:space="preserve"> =</w:t>
-      </w:r>
-    </w:p>
-    <w:p>
-      <w:pPr>
-        <w:rPr>
-          <w:lang w:val="en-US"/>
-        </w:rPr>
-      </w:pPr>
-      <w:r>
-        <w:rPr>
-          <w:lang w:val="en-US"/>
-        </w:rPr>
-        <w:t>            `Bearer ${token}`;</w:t>
-      </w:r>
-    </w:p>
-    <w:p>
-      <w:pPr>
-        <w:rPr>
-          <w:lang w:val="en-US"/>
-        </w:rPr>
-      </w:pPr>
-      <w:r>
-        <w:rPr>
-          <w:lang w:val="en-US"/>
-        </w:rPr>
-        <w:t>    }</w:t>
-      </w:r>
-    </w:p>
-    <w:p>
-      <w:pPr>
-        <w:rPr>
-          <w:lang w:val="en-US"/>
-        </w:rPr>
-      </w:pPr>
-      <w:r>
-        <w:rPr>
-          <w:lang w:val="en-US"/>
-        </w:rPr>
-        <w:t>    return config;</w:t>
-      </w:r>
-    </w:p>
-    <w:p>
-      <w:pPr>
-        <w:rPr>
-          <w:lang w:val="en-US"/>
-        </w:rPr>
-      </w:pPr>
-      <w:r>
-        <w:rPr>
-          <w:lang w:val="en-US"/>
-        </w:rPr>
-        <w:t>});</w:t>
-      </w:r>
-    </w:p>
-    <w:p>
-      <w:pPr>
-        <w:rPr>
-          <w:lang w:val="en-US"/>
-        </w:rPr>
-      </w:pPr>
-    </w:p>
-    <w:p>
-      <w:pPr>
-        <w:rPr>
-          <w:lang w:val="en-US"/>
-        </w:rPr>
-      </w:pPr>
-      <w:proofErr w:type="spellStart"/>
-      <w:r>
-        <w:rPr>
-          <w:lang w:val="en-US"/>
-        </w:rPr>
-        <w:t>API.interceptors.response.use</w:t>
-      </w:r>
-      <w:proofErr w:type="spellEnd"/>
-      <w:r>
-        <w:rPr>
-          <w:lang w:val="en-US"/>
-        </w:rPr>
-        <w:t>(</w:t>
-      </w:r>
-    </w:p>
-    <w:p>
-      <w:pPr>
-        <w:rPr>
-          <w:lang w:val="en-US"/>
-        </w:rPr>
-      </w:pPr>
-      <w:r>
-        <w:rPr>
-          <w:lang w:val="en-US"/>
-        </w:rPr>
-        <w:t>    (response) =&gt; {</w:t>
-      </w:r>
-    </w:p>
-    <w:p>
-      <w:pPr>
-        <w:rPr>
-          <w:lang w:val="en-US"/>
-        </w:rPr>
-      </w:pPr>
-      <w:r>
-        <w:rPr>
-          <w:lang w:val="en-US"/>
-        </w:rPr>
-        <w:t xml:space="preserve">        const </w:t>
+        <w:t>localStorage.setItem</w:t>
+      </w:r>
+      <w:proofErr w:type="spellEnd"/>
+      <w:r>
+        <w:rPr>
+          <w:lang w:val="en-US"/>
+        </w:rPr>
+        <w:t xml:space="preserve">('token', </w:t>
       </w:r>
       <w:proofErr w:type="spellStart"/>
       <w:r>
@@ -36389,21 +37005,59 @@
         <w:rPr>
           <w:lang w:val="en-US"/>
         </w:rPr>
-        <w:t xml:space="preserve"> = </w:t>
-      </w:r>
-      <w:proofErr w:type="spellStart"/>
-      <w:r>
-        <w:rPr>
-          <w:lang w:val="en-US"/>
-        </w:rPr>
-        <w:t>response.headers</w:t>
-      </w:r>
-      <w:proofErr w:type="spellEnd"/>
-      <w:r>
-        <w:rPr>
-          <w:lang w:val="en-US"/>
-        </w:rPr>
-        <w:t>['x-new-token'];</w:t>
+        <w:t>);</w:t>
+      </w:r>
+    </w:p>
+    <w:p>
+      <w:pPr>
+        <w:rPr>
+          <w:lang w:val="en-US"/>
+        </w:rPr>
+      </w:pPr>
+      <w:r>
+        <w:rPr>
+          <w:lang w:val="en-US"/>
+        </w:rPr>
+        <w:t>        }</w:t>
+      </w:r>
+    </w:p>
+    <w:p>
+      <w:pPr>
+        <w:rPr>
+          <w:lang w:val="en-US"/>
+        </w:rPr>
+      </w:pPr>
+      <w:r>
+        <w:rPr>
+          <w:lang w:val="en-US"/>
+        </w:rPr>
+        <w:t>        return response;</w:t>
+      </w:r>
+    </w:p>
+    <w:p>
+      <w:pPr>
+        <w:rPr>
+          <w:lang w:val="en-US"/>
+        </w:rPr>
+      </w:pPr>
+      <w:r>
+        <w:rPr>
+          <w:lang w:val="en-US"/>
+        </w:rPr>
+        <w:t>    },</w:t>
+      </w:r>
+    </w:p>
+    <w:p>
+      <w:pPr>
+        <w:rPr>
+          <w:lang w:val="en-US"/>
+        </w:rPr>
+      </w:pPr>
+      <w:r>
+        <w:rPr>
+          <w:lang w:val="en-US"/>
+        </w:rPr>
+        <w:t>    (error) =&gt; {</w:t>
       </w:r>
     </w:p>
     <w:p>
@@ -36419,131 +37073,19 @@
         <w:t>        if (</w:t>
       </w:r>
       <w:proofErr w:type="spellStart"/>
-      <w:r>
-        <w:rPr>
-          <w:lang w:val="en-US"/>
-        </w:rPr>
-        <w:t>newToken</w:t>
-      </w:r>
-      <w:proofErr w:type="spellEnd"/>
-      <w:r>
-        <w:rPr>
-          <w:lang w:val="en-US"/>
-        </w:rPr>
-        <w:t>) {</w:t>
-      </w:r>
-    </w:p>
-    <w:p>
-      <w:pPr>
-        <w:rPr>
-          <w:lang w:val="en-US"/>
-        </w:rPr>
-      </w:pPr>
-      <w:r>
-        <w:rPr>
-          <w:lang w:val="en-US"/>
-        </w:rPr>
-        <w:t xml:space="preserve">            </w:t>
-      </w:r>
-      <w:proofErr w:type="spellStart"/>
-      <w:r>
-        <w:rPr>
-          <w:lang w:val="en-US"/>
-        </w:rPr>
-        <w:t>localStorage.setItem</w:t>
-      </w:r>
-      <w:proofErr w:type="spellEnd"/>
-      <w:r>
-        <w:rPr>
-          <w:lang w:val="en-US"/>
-        </w:rPr>
-        <w:t xml:space="preserve">('token', </w:t>
-      </w:r>
-      <w:proofErr w:type="spellStart"/>
-      <w:r>
-        <w:rPr>
-          <w:lang w:val="en-US"/>
-        </w:rPr>
-        <w:t>newToken</w:t>
-      </w:r>
-      <w:proofErr w:type="spellEnd"/>
-      <w:r>
-        <w:rPr>
-          <w:lang w:val="en-US"/>
-        </w:rPr>
-        <w:t>);</w:t>
-      </w:r>
-    </w:p>
-    <w:p>
-      <w:pPr>
-        <w:rPr>
-          <w:lang w:val="en-US"/>
-        </w:rPr>
-      </w:pPr>
-      <w:r>
-        <w:rPr>
-          <w:lang w:val="en-US"/>
-        </w:rPr>
-        <w:t>        }</w:t>
-      </w:r>
-    </w:p>
-    <w:p>
-      <w:pPr>
-        <w:rPr>
-          <w:lang w:val="en-US"/>
-        </w:rPr>
-      </w:pPr>
-      <w:r>
-        <w:rPr>
-          <w:lang w:val="en-US"/>
-        </w:rPr>
-        <w:t>        return response;</w:t>
-      </w:r>
-    </w:p>
-    <w:p>
-      <w:pPr>
-        <w:rPr>
-          <w:lang w:val="en-US"/>
-        </w:rPr>
-      </w:pPr>
-      <w:r>
-        <w:rPr>
-          <w:lang w:val="en-US"/>
-        </w:rPr>
-        <w:t>    },</w:t>
-      </w:r>
-    </w:p>
-    <w:p>
-      <w:pPr>
-        <w:rPr>
-          <w:lang w:val="en-US"/>
-        </w:rPr>
-      </w:pPr>
-      <w:r>
-        <w:rPr>
-          <w:lang w:val="en-US"/>
-        </w:rPr>
-        <w:t>    (error) =&gt; {</w:t>
-      </w:r>
-    </w:p>
-    <w:p>
-      <w:pPr>
-        <w:rPr>
-          <w:lang w:val="en-US"/>
-        </w:rPr>
-      </w:pPr>
-      <w:r>
-        <w:rPr>
-          <w:lang w:val="en-US"/>
-        </w:rPr>
-        <w:t>        if (</w:t>
-      </w:r>
-      <w:proofErr w:type="spellStart"/>
-      <w:r>
-        <w:rPr>
-          <w:lang w:val="en-US"/>
-        </w:rPr>
-        <w:t>error.response?.status</w:t>
+      <w:proofErr w:type="gramStart"/>
+      <w:r>
+        <w:rPr>
+          <w:lang w:val="en-US"/>
+        </w:rPr>
+        <w:t>error.response</w:t>
+      </w:r>
+      <w:proofErr w:type="gramEnd"/>
+      <w:r>
+        <w:rPr>
+          <w:lang w:val="en-US"/>
+        </w:rPr>
+        <w:t>?.status</w:t>
       </w:r>
       <w:proofErr w:type="spellEnd"/>
       <w:r>
@@ -36594,11 +37136,19 @@
         <w:t xml:space="preserve">            </w:t>
       </w:r>
       <w:proofErr w:type="spellStart"/>
-      <w:r>
-        <w:rPr>
-          <w:lang w:val="en-US"/>
-        </w:rPr>
-        <w:t>window.location.replace</w:t>
+      <w:proofErr w:type="gramStart"/>
+      <w:r>
+        <w:rPr>
+          <w:lang w:val="en-US"/>
+        </w:rPr>
+        <w:t>window.location</w:t>
+      </w:r>
+      <w:proofErr w:type="gramEnd"/>
+      <w:r>
+        <w:rPr>
+          <w:lang w:val="en-US"/>
+        </w:rPr>
+        <w:t>.replace</w:t>
       </w:r>
       <w:proofErr w:type="spellEnd"/>
       <w:r>
@@ -36724,6 +37274,7 @@
         <w:t xml:space="preserve"> = (data) =&gt; </w:t>
       </w:r>
       <w:proofErr w:type="spellStart"/>
+      <w:proofErr w:type="gramStart"/>
       <w:r>
         <w:rPr>
           <w:lang w:val="en-US"/>
@@ -36735,7 +37286,14 @@
         <w:rPr>
           <w:lang w:val="en-US"/>
         </w:rPr>
-        <w:t>('/auth/login', data);</w:t>
+        <w:t>(</w:t>
+      </w:r>
+      <w:proofErr w:type="gramEnd"/>
+      <w:r>
+        <w:rPr>
+          <w:lang w:val="en-US"/>
+        </w:rPr>
+        <w:t>'/auth/login', data);</w:t>
       </w:r>
     </w:p>
     <w:p>
@@ -36765,6 +37323,7 @@
         <w:t xml:space="preserve"> = (data) =&gt; </w:t>
       </w:r>
       <w:proofErr w:type="spellStart"/>
+      <w:proofErr w:type="gramStart"/>
       <w:r>
         <w:rPr>
           <w:lang w:val="en-US"/>
@@ -36776,7 +37335,14 @@
         <w:rPr>
           <w:lang w:val="en-US"/>
         </w:rPr>
-        <w:t>('/auth/register', data);</w:t>
+        <w:t>(</w:t>
+      </w:r>
+      <w:proofErr w:type="gramEnd"/>
+      <w:r>
+        <w:rPr>
+          <w:lang w:val="en-US"/>
+        </w:rPr>
+        <w:t>'/auth/register', data);</w:t>
       </w:r>
     </w:p>
     <w:p>
@@ -36925,6 +37491,7 @@
         <w:t xml:space="preserve">) =&gt; </w:t>
       </w:r>
       <w:proofErr w:type="spellStart"/>
+      <w:proofErr w:type="gramStart"/>
       <w:r>
         <w:rPr>
           <w:lang w:val="en-US"/>
@@ -36936,7 +37503,14 @@
         <w:rPr>
           <w:lang w:val="en-US"/>
         </w:rPr>
-        <w:t xml:space="preserve">('/notifications', </w:t>
+        <w:t>(</w:t>
+      </w:r>
+      <w:proofErr w:type="gramEnd"/>
+      <w:r>
+        <w:rPr>
+          <w:lang w:val="en-US"/>
+        </w:rPr>
+        <w:t xml:space="preserve">'/notifications', </w:t>
       </w:r>
       <w:proofErr w:type="spellStart"/>
       <w:r>
@@ -37113,6 +37687,7 @@
         <w:t xml:space="preserve"> = (filter) =&gt; </w:t>
       </w:r>
       <w:proofErr w:type="spellStart"/>
+      <w:proofErr w:type="gramStart"/>
       <w:r>
         <w:rPr>
           <w:lang w:val="en-US"/>
@@ -37124,7 +37699,14 @@
         <w:rPr>
           <w:lang w:val="en-US"/>
         </w:rPr>
-        <w:t>('/admin/users', filter);</w:t>
+        <w:t>(</w:t>
+      </w:r>
+      <w:proofErr w:type="gramEnd"/>
+      <w:r>
+        <w:rPr>
+          <w:lang w:val="en-US"/>
+        </w:rPr>
+        <w:t>'/admin/users', filter);</w:t>
       </w:r>
     </w:p>
     <w:p>
@@ -37259,6 +37841,7 @@
         <w:t xml:space="preserve"> = (filter) =&gt; </w:t>
       </w:r>
       <w:proofErr w:type="spellStart"/>
+      <w:proofErr w:type="gramStart"/>
       <w:r>
         <w:rPr>
           <w:lang w:val="en-US"/>
@@ -37270,7 +37853,14 @@
         <w:rPr>
           <w:lang w:val="en-US"/>
         </w:rPr>
-        <w:t>('/metals', filter);</w:t>
+        <w:t>(</w:t>
+      </w:r>
+      <w:proofErr w:type="gramEnd"/>
+      <w:r>
+        <w:rPr>
+          <w:lang w:val="en-US"/>
+        </w:rPr>
+        <w:t>'/metals', filter);</w:t>
       </w:r>
     </w:p>
     <w:p>
@@ -37699,7 +38289,14 @@
         <w:rPr>
           <w:lang w:val="en-US"/>
         </w:rPr>
-        <w:t xml:space="preserve">}`, { </w:t>
+        <w:t xml:space="preserve">}`, </w:t>
+      </w:r>
+      <w:proofErr w:type="gramStart"/>
+      <w:r>
+        <w:rPr>
+          <w:lang w:val="en-US"/>
+        </w:rPr>
+        <w:t xml:space="preserve">{ </w:t>
       </w:r>
       <w:proofErr w:type="spellStart"/>
       <w:r>
@@ -37709,6 +38306,7 @@
         <w:t>responseType</w:t>
       </w:r>
       <w:proofErr w:type="spellEnd"/>
+      <w:proofErr w:type="gramEnd"/>
       <w:r>
         <w:rPr>
           <w:lang w:val="en-US"/>
@@ -38157,7 +38755,6 @@
         <w:docPartUnique/>
       </w:docPartObj>
     </w:sdtPr>
-    <w:sdtEndPr/>
     <w:sdtContent>
       <w:p>
         <w:pPr>
@@ -43413,7 +44010,7 @@
 </file>
 
 <file path=customXml/itemProps1.xml><?xml version="1.0" encoding="utf-8"?>
-<ds:datastoreItem xmlns:ds="http://schemas.openxmlformats.org/officeDocument/2006/customXml" ds:itemID="{81325DBC-B827-4ACB-AC49-2F5CCF99DD17}">
+<ds:datastoreItem xmlns:ds="http://schemas.openxmlformats.org/officeDocument/2006/customXml" ds:itemID="{1E69FE81-BCF3-469F-8F65-63A6ECE031EC}">
   <ds:schemaRefs>
     <ds:schemaRef ds:uri="http://schemas.openxmlformats.org/officeDocument/2006/bibliography"/>
   </ds:schemaRefs>
